--- a/本体平台工程规划材料.docx
+++ b/本体平台工程规划材料.docx
@@ -197,7 +197,35 @@
           <w:sz w:val="26"/>
           <w:szCs w:val="26"/>
         </w:rPr>
-        <w:t>4.1 生态广场层</w:t>
+        <w:t>4.1 核心功能模块</w:t>
+      </w:r>
+    </w:p>
+    <w:p>
+      <w:pPr>
+        <w:spacing w:after="160" w:line="360" w:lineRule="auto"/>
+      </w:pPr>
+      <w:r>
+        <w:rPr>
+          <w:rFonts w:ascii="SimSun" w:eastAsia="SimSun" w:hAnsi="SimSun"/>
+          <w:sz w:val="22"/>
+          <w:szCs w:val="22"/>
+        </w:rPr>
+        <w:t>核心功能模块用于描述平台按照总体架构需要建设的主要能力分层，是本体平台工程化落地的主体内容。该部分重点说明各层承担的职责、建设边界和对业务使用、研发复用、集团二开的支撑作用。</w:t>
+      </w:r>
+    </w:p>
+    <w:p>
+      <w:pPr>
+        <w:pStyle w:val="Heading3"/>
+        <w:spacing w:after="100" w:line="360" w:lineRule="auto"/>
+      </w:pPr>
+      <w:r>
+        <w:rPr>
+          <w:rFonts w:ascii="SimSun" w:eastAsia="SimSun" w:hAnsi="SimSun"/>
+          <w:b/>
+          <w:sz w:val="24"/>
+          <w:szCs w:val="24"/>
+        </w:rPr>
+        <w:t>4.1.1 生态广场层</w:t>
       </w:r>
     </w:p>
     <w:p>
@@ -215,17 +243,17 @@
     </w:p>
     <w:p>
       <w:pPr>
-        <w:pStyle w:val="Heading2"/>
-        <w:spacing w:after="120" w:line="360" w:lineRule="auto"/>
+        <w:pStyle w:val="Heading3"/>
+        <w:spacing w:after="100" w:line="360" w:lineRule="auto"/>
       </w:pPr>
       <w:r>
         <w:rPr>
           <w:rFonts w:ascii="SimSun" w:eastAsia="SimSun" w:hAnsi="SimSun"/>
           <w:b/>
-          <w:sz w:val="26"/>
-          <w:szCs w:val="26"/>
+          <w:sz w:val="24"/>
+          <w:szCs w:val="24"/>
         </w:rPr>
-        <w:t>4.2 AIP 层</w:t>
+        <w:t>4.1.2 AIP 层</w:t>
       </w:r>
     </w:p>
     <w:p>
@@ -243,17 +271,17 @@
     </w:p>
     <w:p>
       <w:pPr>
-        <w:pStyle w:val="Heading2"/>
-        <w:spacing w:after="120" w:line="360" w:lineRule="auto"/>
+        <w:pStyle w:val="Heading3"/>
+        <w:spacing w:after="100" w:line="360" w:lineRule="auto"/>
       </w:pPr>
       <w:r>
         <w:rPr>
           <w:rFonts w:ascii="SimSun" w:eastAsia="SimSun" w:hAnsi="SimSun"/>
           <w:b/>
-          <w:sz w:val="26"/>
-          <w:szCs w:val="26"/>
+          <w:sz w:val="24"/>
+          <w:szCs w:val="24"/>
         </w:rPr>
-        <w:t>4.3 动力层</w:t>
+        <w:t>4.1.3 动力层</w:t>
       </w:r>
     </w:p>
     <w:p>
@@ -271,17 +299,17 @@
     </w:p>
     <w:p>
       <w:pPr>
-        <w:pStyle w:val="Heading2"/>
-        <w:spacing w:after="120" w:line="360" w:lineRule="auto"/>
+        <w:pStyle w:val="Heading3"/>
+        <w:spacing w:after="100" w:line="360" w:lineRule="auto"/>
       </w:pPr>
       <w:r>
         <w:rPr>
           <w:rFonts w:ascii="SimSun" w:eastAsia="SimSun" w:hAnsi="SimSun"/>
           <w:b/>
-          <w:sz w:val="26"/>
-          <w:szCs w:val="26"/>
+          <w:sz w:val="24"/>
+          <w:szCs w:val="24"/>
         </w:rPr>
-        <w:t>4.4 语义层</w:t>
+        <w:t>4.1.4 语义层</w:t>
       </w:r>
     </w:p>
     <w:p>
@@ -299,17 +327,17 @@
     </w:p>
     <w:p>
       <w:pPr>
-        <w:pStyle w:val="Heading2"/>
-        <w:spacing w:after="120" w:line="360" w:lineRule="auto"/>
+        <w:pStyle w:val="Heading3"/>
+        <w:spacing w:after="100" w:line="360" w:lineRule="auto"/>
       </w:pPr>
       <w:r>
         <w:rPr>
           <w:rFonts w:ascii="SimSun" w:eastAsia="SimSun" w:hAnsi="SimSun"/>
           <w:b/>
-          <w:sz w:val="26"/>
-          <w:szCs w:val="26"/>
+          <w:sz w:val="24"/>
+          <w:szCs w:val="24"/>
         </w:rPr>
-        <w:t>4.5 数据层</w:t>
+        <w:t>4.1.5 数据层</w:t>
       </w:r>
     </w:p>
     <w:p>
@@ -327,17 +355,17 @@
     </w:p>
     <w:p>
       <w:pPr>
-        <w:pStyle w:val="Heading2"/>
-        <w:spacing w:after="120" w:line="360" w:lineRule="auto"/>
+        <w:pStyle w:val="Heading3"/>
+        <w:spacing w:after="100" w:line="360" w:lineRule="auto"/>
       </w:pPr>
       <w:r>
         <w:rPr>
           <w:rFonts w:ascii="SimSun" w:eastAsia="SimSun" w:hAnsi="SimSun"/>
           <w:b/>
-          <w:sz w:val="26"/>
-          <w:szCs w:val="26"/>
+          <w:sz w:val="24"/>
+          <w:szCs w:val="24"/>
         </w:rPr>
-        <w:t>4.6 基础平台能力</w:t>
+        <w:t>4.1.6 基础平台能力</w:t>
       </w:r>
     </w:p>
     <w:p>
@@ -351,6 +379,5371 @@
           <w:szCs w:val="22"/>
         </w:rPr>
         <w:t>基础平台能力包括登录管理、用户管理、组织管理、角色权限、菜单配置、系统参数、日志审计、接口管理、资源发布、运行监控等通用工程能力。该部分虽不直接体现本体算法能力，但决定平台是否具备可部署、可运维、可扩展和可推广的工程化条件。</w:t>
+      </w:r>
+    </w:p>
+    <w:p>
+      <w:pPr>
+        <w:pStyle w:val="Heading2"/>
+        <w:spacing w:after="120" w:line="360" w:lineRule="auto"/>
+      </w:pPr>
+      <w:r>
+        <w:rPr>
+          <w:rFonts w:ascii="SimSun" w:eastAsia="SimSun" w:hAnsi="SimSun"/>
+          <w:b/>
+          <w:sz w:val="26"/>
+          <w:szCs w:val="26"/>
+        </w:rPr>
+        <w:t>4.2 工具集</w:t>
+      </w:r>
+    </w:p>
+    <w:p>
+      <w:pPr>
+        <w:spacing w:after="160" w:line="360" w:lineRule="auto"/>
+      </w:pPr>
+      <w:r>
+        <w:rPr>
+          <w:rFonts w:ascii="SimSun" w:eastAsia="SimSun" w:hAnsi="SimSun"/>
+          <w:sz w:val="22"/>
+          <w:szCs w:val="22"/>
+        </w:rPr>
+        <w:t>工具集用于明确本体平台面向集团内二开团队、开发人员和业务场景开放的可调用工具，以及各工具对应实现的功能。工具开放遵循“API 和 MVP 基础功能开放、核心能力老版本有限开放、最新核心能力受控闭源”的原则，既支撑集团范围内复用，也保护本体核心技术壁垒。</w:t>
+      </w:r>
+    </w:p>
+    <w:tbl>
+      <w:tblPr>
+        <w:tblStyle w:val="TableGrid"/>
+        <w:tblW w:w="0" w:type="auto"/>
+        <w:tblBorders>
+          <w:top w:val="single" w:sz="4" w:space="0" w:color="auto"/>
+          <w:left w:val="single" w:sz="4" w:space="0" w:color="auto"/>
+          <w:bottom w:val="single" w:sz="4" w:space="0" w:color="auto"/>
+          <w:right w:val="single" w:sz="4" w:space="0" w:color="auto"/>
+          <w:insideH w:val="single" w:sz="4" w:space="0" w:color="auto"/>
+          <w:insideV w:val="single" w:sz="4" w:space="0" w:color="auto"/>
+        </w:tblBorders>
+        <w:tblLayout w:type="fixed"/>
+      </w:tblPr>
+      <w:tblGrid>
+        <w:gridCol w:w="1300"/>
+        <w:gridCol w:w="2300"/>
+        <w:gridCol w:w="2600"/>
+        <w:gridCol w:w="5200"/>
+      </w:tblGrid>
+      <w:tr>
+        <w:tc>
+          <w:tcPr>
+            <w:tcW w:w="1300" w:type="dxa"/>
+            <w:shd w:fill="D9E2F3"/>
+          </w:tcPr>
+          <w:p>
+            <w:pPr>
+              <w:spacing w:after="0" w:line="360" w:lineRule="auto"/>
+            </w:pPr>
+            <w:r>
+              <w:rPr>
+                <w:rFonts w:ascii="SimSun" w:eastAsia="SimSun" w:hAnsi="SimSun"/>
+                <w:b/>
+                <w:sz w:val="16"/>
+                <w:szCs w:val="16"/>
+              </w:rPr>
+              <w:t>工具类别</w:t>
+            </w:r>
+          </w:p>
+        </w:tc>
+        <w:tc>
+          <w:tcPr>
+            <w:tcW w:w="2300" w:type="dxa"/>
+            <w:shd w:fill="D9E2F3"/>
+          </w:tcPr>
+          <w:p>
+            <w:pPr>
+              <w:spacing w:after="0" w:line="360" w:lineRule="auto"/>
+            </w:pPr>
+            <w:r>
+              <w:rPr>
+                <w:rFonts w:ascii="SimSun" w:eastAsia="SimSun" w:hAnsi="SimSun"/>
+                <w:b/>
+                <w:sz w:val="16"/>
+                <w:szCs w:val="16"/>
+              </w:rPr>
+              <w:t>开放工具</w:t>
+            </w:r>
+          </w:p>
+        </w:tc>
+        <w:tc>
+          <w:tcPr>
+            <w:tcW w:w="2600" w:type="dxa"/>
+            <w:shd w:fill="D9E2F3"/>
+          </w:tcPr>
+          <w:p>
+            <w:pPr>
+              <w:spacing w:after="0" w:line="360" w:lineRule="auto"/>
+            </w:pPr>
+            <w:r>
+              <w:rPr>
+                <w:rFonts w:ascii="SimSun" w:eastAsia="SimSun" w:hAnsi="SimSun"/>
+                <w:b/>
+                <w:sz w:val="16"/>
+                <w:szCs w:val="16"/>
+              </w:rPr>
+              <w:t>开放方式</w:t>
+            </w:r>
+          </w:p>
+        </w:tc>
+        <w:tc>
+          <w:tcPr>
+            <w:tcW w:w="5200" w:type="dxa"/>
+            <w:shd w:fill="D9E2F3"/>
+          </w:tcPr>
+          <w:p>
+            <w:pPr>
+              <w:spacing w:after="0" w:line="360" w:lineRule="auto"/>
+            </w:pPr>
+            <w:r>
+              <w:rPr>
+                <w:rFonts w:ascii="SimSun" w:eastAsia="SimSun" w:hAnsi="SimSun"/>
+                <w:b/>
+                <w:sz w:val="16"/>
+                <w:szCs w:val="16"/>
+              </w:rPr>
+              <w:t>实现功能</w:t>
+            </w:r>
+          </w:p>
+        </w:tc>
+      </w:tr>
+      <w:tr>
+        <w:tc>
+          <w:tcPr>
+            <w:tcW w:w="1300" w:type="dxa"/>
+          </w:tcPr>
+          <w:p>
+            <w:pPr>
+              <w:spacing w:after="0" w:line="360" w:lineRule="auto"/>
+            </w:pPr>
+            <w:r>
+              <w:rPr>
+                <w:rFonts w:ascii="SimSun" w:eastAsia="SimSun" w:hAnsi="SimSun"/>
+                <w:sz w:val="16"/>
+                <w:szCs w:val="16"/>
+              </w:rPr>
+              <w:t>AIP 智能工具</w:t>
+            </w:r>
+          </w:p>
+        </w:tc>
+        <w:tc>
+          <w:tcPr>
+            <w:tcW w:w="2300" w:type="dxa"/>
+          </w:tcPr>
+          <w:p>
+            <w:pPr>
+              <w:spacing w:after="0" w:line="360" w:lineRule="auto"/>
+            </w:pPr>
+            <w:r>
+              <w:rPr>
+                <w:rFonts w:ascii="SimSun" w:eastAsia="SimSun" w:hAnsi="SimSun"/>
+                <w:sz w:val="16"/>
+                <w:szCs w:val="16"/>
+              </w:rPr>
+              <w:t>本体建模智能体工具</w:t>
+            </w:r>
+          </w:p>
+        </w:tc>
+        <w:tc>
+          <w:tcPr>
+            <w:tcW w:w="2600" w:type="dxa"/>
+          </w:tcPr>
+          <w:p>
+            <w:pPr>
+              <w:spacing w:after="0" w:line="360" w:lineRule="auto"/>
+            </w:pPr>
+            <w:r>
+              <w:rPr>
+                <w:rFonts w:ascii="SimSun" w:eastAsia="SimSun" w:hAnsi="SimSun"/>
+                <w:sz w:val="16"/>
+                <w:szCs w:val="16"/>
+              </w:rPr>
+              <w:t>MVP 基础功能开放，核心能力老版本有限开放</w:t>
+            </w:r>
+          </w:p>
+        </w:tc>
+        <w:tc>
+          <w:tcPr>
+            <w:tcW w:w="5200" w:type="dxa"/>
+          </w:tcPr>
+          <w:p>
+            <w:pPr>
+              <w:spacing w:after="0" w:line="360" w:lineRule="auto"/>
+            </w:pPr>
+            <w:r>
+              <w:rPr>
+                <w:rFonts w:ascii="SimSun" w:eastAsia="SimSun" w:hAnsi="SimSun"/>
+                <w:sz w:val="16"/>
+                <w:szCs w:val="16"/>
+              </w:rPr>
+              <w:t>辅助业务人员完成本体概念、关系、属性、规则等建模过程，降低本体建模门槛</w:t>
+            </w:r>
+          </w:p>
+        </w:tc>
+      </w:tr>
+      <w:tr>
+        <w:tc>
+          <w:tcPr>
+            <w:tcW w:w="1300" w:type="dxa"/>
+          </w:tcPr>
+          <w:p>
+            <w:pPr>
+              <w:spacing w:after="0" w:line="360" w:lineRule="auto"/>
+            </w:pPr>
+            <w:r>
+              <w:rPr>
+                <w:rFonts w:ascii="SimSun" w:eastAsia="SimSun" w:hAnsi="SimSun"/>
+                <w:sz w:val="16"/>
+                <w:szCs w:val="16"/>
+              </w:rPr>
+              <w:t>AIP 智能工具</w:t>
+            </w:r>
+          </w:p>
+        </w:tc>
+        <w:tc>
+          <w:tcPr>
+            <w:tcW w:w="2300" w:type="dxa"/>
+          </w:tcPr>
+          <w:p>
+            <w:pPr>
+              <w:spacing w:after="0" w:line="360" w:lineRule="auto"/>
+            </w:pPr>
+            <w:r>
+              <w:rPr>
+                <w:rFonts w:ascii="SimSun" w:eastAsia="SimSun" w:hAnsi="SimSun"/>
+                <w:sz w:val="16"/>
+                <w:szCs w:val="16"/>
+              </w:rPr>
+              <w:t>经分问答智能体工具</w:t>
+            </w:r>
+          </w:p>
+        </w:tc>
+        <w:tc>
+          <w:tcPr>
+            <w:tcW w:w="2600" w:type="dxa"/>
+          </w:tcPr>
+          <w:p>
+            <w:pPr>
+              <w:spacing w:after="0" w:line="360" w:lineRule="auto"/>
+            </w:pPr>
+            <w:r>
+              <w:rPr>
+                <w:rFonts w:ascii="SimSun" w:eastAsia="SimSun" w:hAnsi="SimSun"/>
+                <w:sz w:val="16"/>
+                <w:szCs w:val="16"/>
+              </w:rPr>
+              <w:t>API 开放 / 场景能力按需开放</w:t>
+            </w:r>
+          </w:p>
+        </w:tc>
+        <w:tc>
+          <w:tcPr>
+            <w:tcW w:w="5200" w:type="dxa"/>
+          </w:tcPr>
+          <w:p>
+            <w:pPr>
+              <w:spacing w:after="0" w:line="360" w:lineRule="auto"/>
+            </w:pPr>
+            <w:r>
+              <w:rPr>
+                <w:rFonts w:ascii="SimSun" w:eastAsia="SimSun" w:hAnsi="SimSun"/>
+                <w:sz w:val="16"/>
+                <w:szCs w:val="16"/>
+              </w:rPr>
+              <w:t>面向经营分析场景提供自然语言问答、指标查询、口径解释和结果生成能力</w:t>
+            </w:r>
+          </w:p>
+        </w:tc>
+      </w:tr>
+      <w:tr>
+        <w:tc>
+          <w:tcPr>
+            <w:tcW w:w="1300" w:type="dxa"/>
+          </w:tcPr>
+          <w:p>
+            <w:pPr>
+              <w:spacing w:after="0" w:line="360" w:lineRule="auto"/>
+            </w:pPr>
+            <w:r>
+              <w:rPr>
+                <w:rFonts w:ascii="SimSun" w:eastAsia="SimSun" w:hAnsi="SimSun"/>
+                <w:sz w:val="16"/>
+                <w:szCs w:val="16"/>
+              </w:rPr>
+              <w:t>AIP 智能工具</w:t>
+            </w:r>
+          </w:p>
+        </w:tc>
+        <w:tc>
+          <w:tcPr>
+            <w:tcW w:w="2300" w:type="dxa"/>
+          </w:tcPr>
+          <w:p>
+            <w:pPr>
+              <w:spacing w:after="0" w:line="360" w:lineRule="auto"/>
+            </w:pPr>
+            <w:r>
+              <w:rPr>
+                <w:rFonts w:ascii="SimSun" w:eastAsia="SimSun" w:hAnsi="SimSun"/>
+                <w:sz w:val="16"/>
+                <w:szCs w:val="16"/>
+              </w:rPr>
+              <w:t>反诈关停处置溯源智能体工具</w:t>
+            </w:r>
+          </w:p>
+        </w:tc>
+        <w:tc>
+          <w:tcPr>
+            <w:tcW w:w="2600" w:type="dxa"/>
+          </w:tcPr>
+          <w:p>
+            <w:pPr>
+              <w:spacing w:after="0" w:line="360" w:lineRule="auto"/>
+            </w:pPr>
+            <w:r>
+              <w:rPr>
+                <w:rFonts w:ascii="SimSun" w:eastAsia="SimSun" w:hAnsi="SimSun"/>
+                <w:sz w:val="16"/>
+                <w:szCs w:val="16"/>
+              </w:rPr>
+              <w:t>场景能力按需开放</w:t>
+            </w:r>
+          </w:p>
+        </w:tc>
+        <w:tc>
+          <w:tcPr>
+            <w:tcW w:w="5200" w:type="dxa"/>
+          </w:tcPr>
+          <w:p>
+            <w:pPr>
+              <w:spacing w:after="0" w:line="360" w:lineRule="auto"/>
+            </w:pPr>
+            <w:r>
+              <w:rPr>
+                <w:rFonts w:ascii="SimSun" w:eastAsia="SimSun" w:hAnsi="SimSun"/>
+                <w:sz w:val="16"/>
+                <w:szCs w:val="16"/>
+              </w:rPr>
+              <w:t>面向反诈关停处置场景提供线索追踪、关系分析、处置溯源和辅助研判能力</w:t>
+            </w:r>
+          </w:p>
+        </w:tc>
+      </w:tr>
+      <w:tr>
+        <w:tc>
+          <w:tcPr>
+            <w:tcW w:w="1300" w:type="dxa"/>
+          </w:tcPr>
+          <w:p>
+            <w:pPr>
+              <w:spacing w:after="0" w:line="360" w:lineRule="auto"/>
+            </w:pPr>
+            <w:r>
+              <w:rPr>
+                <w:rFonts w:ascii="SimSun" w:eastAsia="SimSun" w:hAnsi="SimSun"/>
+                <w:sz w:val="16"/>
+                <w:szCs w:val="16"/>
+              </w:rPr>
+              <w:t>AIP 智能工具</w:t>
+            </w:r>
+          </w:p>
+        </w:tc>
+        <w:tc>
+          <w:tcPr>
+            <w:tcW w:w="2300" w:type="dxa"/>
+          </w:tcPr>
+          <w:p>
+            <w:pPr>
+              <w:spacing w:after="0" w:line="360" w:lineRule="auto"/>
+            </w:pPr>
+            <w:r>
+              <w:rPr>
+                <w:rFonts w:ascii="SimSun" w:eastAsia="SimSun" w:hAnsi="SimSun"/>
+                <w:sz w:val="16"/>
+                <w:szCs w:val="16"/>
+              </w:rPr>
+              <w:t>涉案号码识别智能体工具</w:t>
+            </w:r>
+          </w:p>
+        </w:tc>
+        <w:tc>
+          <w:tcPr>
+            <w:tcW w:w="2600" w:type="dxa"/>
+          </w:tcPr>
+          <w:p>
+            <w:pPr>
+              <w:spacing w:after="0" w:line="360" w:lineRule="auto"/>
+            </w:pPr>
+            <w:r>
+              <w:rPr>
+                <w:rFonts w:ascii="SimSun" w:eastAsia="SimSun" w:hAnsi="SimSun"/>
+                <w:sz w:val="16"/>
+                <w:szCs w:val="16"/>
+              </w:rPr>
+              <w:t>场景能力按需开放</w:t>
+            </w:r>
+          </w:p>
+        </w:tc>
+        <w:tc>
+          <w:tcPr>
+            <w:tcW w:w="5200" w:type="dxa"/>
+          </w:tcPr>
+          <w:p>
+            <w:pPr>
+              <w:spacing w:after="0" w:line="360" w:lineRule="auto"/>
+            </w:pPr>
+            <w:r>
+              <w:rPr>
+                <w:rFonts w:ascii="SimSun" w:eastAsia="SimSun" w:hAnsi="SimSun"/>
+                <w:sz w:val="16"/>
+                <w:szCs w:val="16"/>
+              </w:rPr>
+              <w:t>识别涉案号码相关特征，支撑号码风险识别、分类和后续处置动作触发</w:t>
+            </w:r>
+          </w:p>
+        </w:tc>
+      </w:tr>
+      <w:tr>
+        <w:tc>
+          <w:tcPr>
+            <w:tcW w:w="1300" w:type="dxa"/>
+          </w:tcPr>
+          <w:p>
+            <w:pPr>
+              <w:spacing w:after="0" w:line="360" w:lineRule="auto"/>
+            </w:pPr>
+            <w:r>
+              <w:rPr>
+                <w:rFonts w:ascii="SimSun" w:eastAsia="SimSun" w:hAnsi="SimSun"/>
+                <w:sz w:val="16"/>
+                <w:szCs w:val="16"/>
+              </w:rPr>
+              <w:t>通用智能组件</w:t>
+            </w:r>
+          </w:p>
+        </w:tc>
+        <w:tc>
+          <w:tcPr>
+            <w:tcW w:w="2300" w:type="dxa"/>
+          </w:tcPr>
+          <w:p>
+            <w:pPr>
+              <w:spacing w:after="0" w:line="360" w:lineRule="auto"/>
+            </w:pPr>
+            <w:r>
+              <w:rPr>
+                <w:rFonts w:ascii="SimSun" w:eastAsia="SimSun" w:hAnsi="SimSun"/>
+                <w:sz w:val="16"/>
+                <w:szCs w:val="16"/>
+              </w:rPr>
+              <w:t>意图识别工具</w:t>
+            </w:r>
+          </w:p>
+        </w:tc>
+        <w:tc>
+          <w:tcPr>
+            <w:tcW w:w="2600" w:type="dxa"/>
+          </w:tcPr>
+          <w:p>
+            <w:pPr>
+              <w:spacing w:after="0" w:line="360" w:lineRule="auto"/>
+            </w:pPr>
+            <w:r>
+              <w:rPr>
+                <w:rFonts w:ascii="SimSun" w:eastAsia="SimSun" w:hAnsi="SimSun"/>
+                <w:sz w:val="16"/>
+                <w:szCs w:val="16"/>
+              </w:rPr>
+              <w:t>API 开放</w:t>
+            </w:r>
+          </w:p>
+        </w:tc>
+        <w:tc>
+          <w:tcPr>
+            <w:tcW w:w="5200" w:type="dxa"/>
+          </w:tcPr>
+          <w:p>
+            <w:pPr>
+              <w:spacing w:after="0" w:line="360" w:lineRule="auto"/>
+            </w:pPr>
+            <w:r>
+              <w:rPr>
+                <w:rFonts w:ascii="SimSun" w:eastAsia="SimSun" w:hAnsi="SimSun"/>
+                <w:sz w:val="16"/>
+                <w:szCs w:val="16"/>
+              </w:rPr>
+              <w:t>识别用户输入意图，将自然语言请求映射到对应工具、模型、任务或业务流程</w:t>
+            </w:r>
+          </w:p>
+        </w:tc>
+      </w:tr>
+      <w:tr>
+        <w:tc>
+          <w:tcPr>
+            <w:tcW w:w="1300" w:type="dxa"/>
+          </w:tcPr>
+          <w:p>
+            <w:pPr>
+              <w:spacing w:after="0" w:line="360" w:lineRule="auto"/>
+            </w:pPr>
+            <w:r>
+              <w:rPr>
+                <w:rFonts w:ascii="SimSun" w:eastAsia="SimSun" w:hAnsi="SimSun"/>
+                <w:sz w:val="16"/>
+                <w:szCs w:val="16"/>
+              </w:rPr>
+              <w:t>通用智能组件</w:t>
+            </w:r>
+          </w:p>
+        </w:tc>
+        <w:tc>
+          <w:tcPr>
+            <w:tcW w:w="2300" w:type="dxa"/>
+          </w:tcPr>
+          <w:p>
+            <w:pPr>
+              <w:spacing w:after="0" w:line="360" w:lineRule="auto"/>
+            </w:pPr>
+            <w:r>
+              <w:rPr>
+                <w:rFonts w:ascii="SimSun" w:eastAsia="SimSun" w:hAnsi="SimSun"/>
+                <w:sz w:val="16"/>
+                <w:szCs w:val="16"/>
+              </w:rPr>
+              <w:t>任务调度工具</w:t>
+            </w:r>
+          </w:p>
+        </w:tc>
+        <w:tc>
+          <w:tcPr>
+            <w:tcW w:w="2600" w:type="dxa"/>
+          </w:tcPr>
+          <w:p>
+            <w:pPr>
+              <w:spacing w:after="0" w:line="360" w:lineRule="auto"/>
+            </w:pPr>
+            <w:r>
+              <w:rPr>
+                <w:rFonts w:ascii="SimSun" w:eastAsia="SimSun" w:hAnsi="SimSun"/>
+                <w:sz w:val="16"/>
+                <w:szCs w:val="16"/>
+              </w:rPr>
+              <w:t>API 开放</w:t>
+            </w:r>
+          </w:p>
+        </w:tc>
+        <w:tc>
+          <w:tcPr>
+            <w:tcW w:w="5200" w:type="dxa"/>
+          </w:tcPr>
+          <w:p>
+            <w:pPr>
+              <w:spacing w:after="0" w:line="360" w:lineRule="auto"/>
+            </w:pPr>
+            <w:r>
+              <w:rPr>
+                <w:rFonts w:ascii="SimSun" w:eastAsia="SimSun" w:hAnsi="SimSun"/>
+                <w:sz w:val="16"/>
+                <w:szCs w:val="16"/>
+              </w:rPr>
+              <w:t>根据任务目标编排工具调用顺序，调度模型、数据、动作和流程执行</w:t>
+            </w:r>
+          </w:p>
+        </w:tc>
+      </w:tr>
+      <w:tr>
+        <w:tc>
+          <w:tcPr>
+            <w:tcW w:w="1300" w:type="dxa"/>
+          </w:tcPr>
+          <w:p>
+            <w:pPr>
+              <w:spacing w:after="0" w:line="360" w:lineRule="auto"/>
+            </w:pPr>
+            <w:r>
+              <w:rPr>
+                <w:rFonts w:ascii="SimSun" w:eastAsia="SimSun" w:hAnsi="SimSun"/>
+                <w:sz w:val="16"/>
+                <w:szCs w:val="16"/>
+              </w:rPr>
+              <w:t>通用智能组件</w:t>
+            </w:r>
+          </w:p>
+        </w:tc>
+        <w:tc>
+          <w:tcPr>
+            <w:tcW w:w="2300" w:type="dxa"/>
+          </w:tcPr>
+          <w:p>
+            <w:pPr>
+              <w:spacing w:after="0" w:line="360" w:lineRule="auto"/>
+            </w:pPr>
+            <w:r>
+              <w:rPr>
+                <w:rFonts w:ascii="SimSun" w:eastAsia="SimSun" w:hAnsi="SimSun"/>
+                <w:sz w:val="16"/>
+                <w:szCs w:val="16"/>
+              </w:rPr>
+              <w:t>记忆模块、状态管理工具</w:t>
+            </w:r>
+          </w:p>
+        </w:tc>
+        <w:tc>
+          <w:tcPr>
+            <w:tcW w:w="2600" w:type="dxa"/>
+          </w:tcPr>
+          <w:p>
+            <w:pPr>
+              <w:spacing w:after="0" w:line="360" w:lineRule="auto"/>
+            </w:pPr>
+            <w:r>
+              <w:rPr>
+                <w:rFonts w:ascii="SimSun" w:eastAsia="SimSun" w:hAnsi="SimSun"/>
+                <w:sz w:val="16"/>
+                <w:szCs w:val="16"/>
+              </w:rPr>
+              <w:t>API 开放</w:t>
+            </w:r>
+          </w:p>
+        </w:tc>
+        <w:tc>
+          <w:tcPr>
+            <w:tcW w:w="5200" w:type="dxa"/>
+          </w:tcPr>
+          <w:p>
+            <w:pPr>
+              <w:spacing w:after="0" w:line="360" w:lineRule="auto"/>
+            </w:pPr>
+            <w:r>
+              <w:rPr>
+                <w:rFonts w:ascii="SimSun" w:eastAsia="SimSun" w:hAnsi="SimSun"/>
+                <w:sz w:val="16"/>
+                <w:szCs w:val="16"/>
+              </w:rPr>
+              <w:t>保存会话上下文、任务状态和执行过程信息，支撑连续任务和多轮交互</w:t>
+            </w:r>
+          </w:p>
+        </w:tc>
+      </w:tr>
+      <w:tr>
+        <w:tc>
+          <w:tcPr>
+            <w:tcW w:w="1300" w:type="dxa"/>
+          </w:tcPr>
+          <w:p>
+            <w:pPr>
+              <w:spacing w:after="0" w:line="360" w:lineRule="auto"/>
+            </w:pPr>
+            <w:r>
+              <w:rPr>
+                <w:rFonts w:ascii="SimSun" w:eastAsia="SimSun" w:hAnsi="SimSun"/>
+                <w:sz w:val="16"/>
+                <w:szCs w:val="16"/>
+              </w:rPr>
+              <w:t>通用智能组件</w:t>
+            </w:r>
+          </w:p>
+        </w:tc>
+        <w:tc>
+          <w:tcPr>
+            <w:tcW w:w="2300" w:type="dxa"/>
+          </w:tcPr>
+          <w:p>
+            <w:pPr>
+              <w:spacing w:after="0" w:line="360" w:lineRule="auto"/>
+            </w:pPr>
+            <w:r>
+              <w:rPr>
+                <w:rFonts w:ascii="SimSun" w:eastAsia="SimSun" w:hAnsi="SimSun"/>
+                <w:sz w:val="16"/>
+                <w:szCs w:val="16"/>
+              </w:rPr>
+              <w:t>推理模块、反思模块</w:t>
+            </w:r>
+          </w:p>
+        </w:tc>
+        <w:tc>
+          <w:tcPr>
+            <w:tcW w:w="2600" w:type="dxa"/>
+          </w:tcPr>
+          <w:p>
+            <w:pPr>
+              <w:spacing w:after="0" w:line="360" w:lineRule="auto"/>
+            </w:pPr>
+            <w:r>
+              <w:rPr>
+                <w:rFonts w:ascii="SimSun" w:eastAsia="SimSun" w:hAnsi="SimSun"/>
+                <w:sz w:val="16"/>
+                <w:szCs w:val="16"/>
+              </w:rPr>
+              <w:t>老版本能力有限开放，最新能力受控闭源</w:t>
+            </w:r>
+          </w:p>
+        </w:tc>
+        <w:tc>
+          <w:tcPr>
+            <w:tcW w:w="5200" w:type="dxa"/>
+          </w:tcPr>
+          <w:p>
+            <w:pPr>
+              <w:spacing w:after="0" w:line="360" w:lineRule="auto"/>
+            </w:pPr>
+            <w:r>
+              <w:rPr>
+                <w:rFonts w:ascii="SimSun" w:eastAsia="SimSun" w:hAnsi="SimSun"/>
+                <w:sz w:val="16"/>
+                <w:szCs w:val="16"/>
+              </w:rPr>
+              <w:t>对语义关系、业务规则和执行结果进行推理、校验与自我修正</w:t>
+            </w:r>
+          </w:p>
+        </w:tc>
+      </w:tr>
+      <w:tr>
+        <w:tc>
+          <w:tcPr>
+            <w:tcW w:w="1300" w:type="dxa"/>
+          </w:tcPr>
+          <w:p>
+            <w:pPr>
+              <w:spacing w:after="0" w:line="360" w:lineRule="auto"/>
+            </w:pPr>
+            <w:r>
+              <w:rPr>
+                <w:rFonts w:ascii="SimSun" w:eastAsia="SimSun" w:hAnsi="SimSun"/>
+                <w:sz w:val="16"/>
+                <w:szCs w:val="16"/>
+              </w:rPr>
+              <w:t>函数工具集</w:t>
+            </w:r>
+          </w:p>
+        </w:tc>
+        <w:tc>
+          <w:tcPr>
+            <w:tcW w:w="2300" w:type="dxa"/>
+          </w:tcPr>
+          <w:p>
+            <w:pPr>
+              <w:spacing w:after="0" w:line="360" w:lineRule="auto"/>
+            </w:pPr>
+            <w:r>
+              <w:rPr>
+                <w:rFonts w:ascii="SimSun" w:eastAsia="SimSun" w:hAnsi="SimSun"/>
+                <w:sz w:val="16"/>
+                <w:szCs w:val="16"/>
+              </w:rPr>
+              <w:t>图表生成技能</w:t>
+            </w:r>
+          </w:p>
+        </w:tc>
+        <w:tc>
+          <w:tcPr>
+            <w:tcW w:w="2600" w:type="dxa"/>
+          </w:tcPr>
+          <w:p>
+            <w:pPr>
+              <w:spacing w:after="0" w:line="360" w:lineRule="auto"/>
+            </w:pPr>
+            <w:r>
+              <w:rPr>
+                <w:rFonts w:ascii="SimSun" w:eastAsia="SimSun" w:hAnsi="SimSun"/>
+                <w:sz w:val="16"/>
+                <w:szCs w:val="16"/>
+              </w:rPr>
+              <w:t>MVP 基础功能开放</w:t>
+            </w:r>
+          </w:p>
+        </w:tc>
+        <w:tc>
+          <w:tcPr>
+            <w:tcW w:w="5200" w:type="dxa"/>
+          </w:tcPr>
+          <w:p>
+            <w:pPr>
+              <w:spacing w:after="0" w:line="360" w:lineRule="auto"/>
+            </w:pPr>
+            <w:r>
+              <w:rPr>
+                <w:rFonts w:ascii="SimSun" w:eastAsia="SimSun" w:hAnsi="SimSun"/>
+                <w:sz w:val="16"/>
+                <w:szCs w:val="16"/>
+              </w:rPr>
+              <w:t>将查询结果、指标数据或分析结论生成可视化图表，支撑演示和业务分析</w:t>
+            </w:r>
+          </w:p>
+        </w:tc>
+      </w:tr>
+      <w:tr>
+        <w:tc>
+          <w:tcPr>
+            <w:tcW w:w="1300" w:type="dxa"/>
+          </w:tcPr>
+          <w:p>
+            <w:pPr>
+              <w:spacing w:after="0" w:line="360" w:lineRule="auto"/>
+            </w:pPr>
+            <w:r>
+              <w:rPr>
+                <w:rFonts w:ascii="SimSun" w:eastAsia="SimSun" w:hAnsi="SimSun"/>
+                <w:sz w:val="16"/>
+                <w:szCs w:val="16"/>
+              </w:rPr>
+              <w:t>函数工具集</w:t>
+            </w:r>
+          </w:p>
+        </w:tc>
+        <w:tc>
+          <w:tcPr>
+            <w:tcW w:w="2300" w:type="dxa"/>
+          </w:tcPr>
+          <w:p>
+            <w:pPr>
+              <w:spacing w:after="0" w:line="360" w:lineRule="auto"/>
+            </w:pPr>
+            <w:r>
+              <w:rPr>
+                <w:rFonts w:ascii="SimSun" w:eastAsia="SimSun" w:hAnsi="SimSun"/>
+                <w:sz w:val="16"/>
+                <w:szCs w:val="16"/>
+              </w:rPr>
+              <w:t>统一数据查询技能</w:t>
+            </w:r>
+          </w:p>
+        </w:tc>
+        <w:tc>
+          <w:tcPr>
+            <w:tcW w:w="2600" w:type="dxa"/>
+          </w:tcPr>
+          <w:p>
+            <w:pPr>
+              <w:spacing w:after="0" w:line="360" w:lineRule="auto"/>
+            </w:pPr>
+            <w:r>
+              <w:rPr>
+                <w:rFonts w:ascii="SimSun" w:eastAsia="SimSun" w:hAnsi="SimSun"/>
+                <w:sz w:val="16"/>
+                <w:szCs w:val="16"/>
+              </w:rPr>
+              <w:t>API 开放</w:t>
+            </w:r>
+          </w:p>
+        </w:tc>
+        <w:tc>
+          <w:tcPr>
+            <w:tcW w:w="5200" w:type="dxa"/>
+          </w:tcPr>
+          <w:p>
+            <w:pPr>
+              <w:spacing w:after="0" w:line="360" w:lineRule="auto"/>
+            </w:pPr>
+            <w:r>
+              <w:rPr>
+                <w:rFonts w:ascii="SimSun" w:eastAsia="SimSun" w:hAnsi="SimSun"/>
+                <w:sz w:val="16"/>
+                <w:szCs w:val="16"/>
+              </w:rPr>
+              <w:t>面向结构化数据提供统一查询入口，屏蔽底层数据源差异</w:t>
+            </w:r>
+          </w:p>
+        </w:tc>
+      </w:tr>
+      <w:tr>
+        <w:tc>
+          <w:tcPr>
+            <w:tcW w:w="1300" w:type="dxa"/>
+          </w:tcPr>
+          <w:p>
+            <w:pPr>
+              <w:spacing w:after="0" w:line="360" w:lineRule="auto"/>
+            </w:pPr>
+            <w:r>
+              <w:rPr>
+                <w:rFonts w:ascii="SimSun" w:eastAsia="SimSun" w:hAnsi="SimSun"/>
+                <w:sz w:val="16"/>
+                <w:szCs w:val="16"/>
+              </w:rPr>
+              <w:t>函数工具集</w:t>
+            </w:r>
+          </w:p>
+        </w:tc>
+        <w:tc>
+          <w:tcPr>
+            <w:tcW w:w="2300" w:type="dxa"/>
+          </w:tcPr>
+          <w:p>
+            <w:pPr>
+              <w:spacing w:after="0" w:line="360" w:lineRule="auto"/>
+            </w:pPr>
+            <w:r>
+              <w:rPr>
+                <w:rFonts w:ascii="SimSun" w:eastAsia="SimSun" w:hAnsi="SimSun"/>
+                <w:sz w:val="16"/>
+                <w:szCs w:val="16"/>
+              </w:rPr>
+              <w:t>统一知识查询技能</w:t>
+            </w:r>
+          </w:p>
+        </w:tc>
+        <w:tc>
+          <w:tcPr>
+            <w:tcW w:w="2600" w:type="dxa"/>
+          </w:tcPr>
+          <w:p>
+            <w:pPr>
+              <w:spacing w:after="0" w:line="360" w:lineRule="auto"/>
+            </w:pPr>
+            <w:r>
+              <w:rPr>
+                <w:rFonts w:ascii="SimSun" w:eastAsia="SimSun" w:hAnsi="SimSun"/>
+                <w:sz w:val="16"/>
+                <w:szCs w:val="16"/>
+              </w:rPr>
+              <w:t>API 开放</w:t>
+            </w:r>
+          </w:p>
+        </w:tc>
+        <w:tc>
+          <w:tcPr>
+            <w:tcW w:w="5200" w:type="dxa"/>
+          </w:tcPr>
+          <w:p>
+            <w:pPr>
+              <w:spacing w:after="0" w:line="360" w:lineRule="auto"/>
+            </w:pPr>
+            <w:r>
+              <w:rPr>
+                <w:rFonts w:ascii="SimSun" w:eastAsia="SimSun" w:hAnsi="SimSun"/>
+                <w:sz w:val="16"/>
+                <w:szCs w:val="16"/>
+              </w:rPr>
+              <w:t>面向知识库和本体模型提供统一知识查询、关系查询和实体查询能力</w:t>
+            </w:r>
+          </w:p>
+        </w:tc>
+      </w:tr>
+      <w:tr>
+        <w:tc>
+          <w:tcPr>
+            <w:tcW w:w="1300" w:type="dxa"/>
+          </w:tcPr>
+          <w:p>
+            <w:pPr>
+              <w:spacing w:after="0" w:line="360" w:lineRule="auto"/>
+            </w:pPr>
+            <w:r>
+              <w:rPr>
+                <w:rFonts w:ascii="SimSun" w:eastAsia="SimSun" w:hAnsi="SimSun"/>
+                <w:sz w:val="16"/>
+                <w:szCs w:val="16"/>
+              </w:rPr>
+              <w:t>函数工具集</w:t>
+            </w:r>
+          </w:p>
+        </w:tc>
+        <w:tc>
+          <w:tcPr>
+            <w:tcW w:w="2300" w:type="dxa"/>
+          </w:tcPr>
+          <w:p>
+            <w:pPr>
+              <w:spacing w:after="0" w:line="360" w:lineRule="auto"/>
+            </w:pPr>
+            <w:r>
+              <w:rPr>
+                <w:rFonts w:ascii="SimSun" w:eastAsia="SimSun" w:hAnsi="SimSun"/>
+                <w:sz w:val="16"/>
+                <w:szCs w:val="16"/>
+              </w:rPr>
+              <w:t>混合检索技能</w:t>
+            </w:r>
+          </w:p>
+        </w:tc>
+        <w:tc>
+          <w:tcPr>
+            <w:tcW w:w="2600" w:type="dxa"/>
+          </w:tcPr>
+          <w:p>
+            <w:pPr>
+              <w:spacing w:after="0" w:line="360" w:lineRule="auto"/>
+            </w:pPr>
+            <w:r>
+              <w:rPr>
+                <w:rFonts w:ascii="SimSun" w:eastAsia="SimSun" w:hAnsi="SimSun"/>
+                <w:sz w:val="16"/>
+                <w:szCs w:val="16"/>
+              </w:rPr>
+              <w:t>API 开放，核心排序能力受控开放</w:t>
+            </w:r>
+          </w:p>
+        </w:tc>
+        <w:tc>
+          <w:tcPr>
+            <w:tcW w:w="5200" w:type="dxa"/>
+          </w:tcPr>
+          <w:p>
+            <w:pPr>
+              <w:spacing w:after="0" w:line="360" w:lineRule="auto"/>
+            </w:pPr>
+            <w:r>
+              <w:rPr>
+                <w:rFonts w:ascii="SimSun" w:eastAsia="SimSun" w:hAnsi="SimSun"/>
+                <w:sz w:val="16"/>
+                <w:szCs w:val="16"/>
+              </w:rPr>
+              <w:t>融合关键词检索、向量检索、图检索和语义检索，提升复杂问题召回效果</w:t>
+            </w:r>
+          </w:p>
+        </w:tc>
+      </w:tr>
+      <w:tr>
+        <w:tc>
+          <w:tcPr>
+            <w:tcW w:w="1300" w:type="dxa"/>
+          </w:tcPr>
+          <w:p>
+            <w:pPr>
+              <w:spacing w:after="0" w:line="360" w:lineRule="auto"/>
+            </w:pPr>
+            <w:r>
+              <w:rPr>
+                <w:rFonts w:ascii="SimSun" w:eastAsia="SimSun" w:hAnsi="SimSun"/>
+                <w:sz w:val="16"/>
+                <w:szCs w:val="16"/>
+              </w:rPr>
+              <w:t>动作工具集</w:t>
+            </w:r>
+          </w:p>
+        </w:tc>
+        <w:tc>
+          <w:tcPr>
+            <w:tcW w:w="2300" w:type="dxa"/>
+          </w:tcPr>
+          <w:p>
+            <w:pPr>
+              <w:spacing w:after="0" w:line="360" w:lineRule="auto"/>
+            </w:pPr>
+            <w:r>
+              <w:rPr>
+                <w:rFonts w:ascii="SimSun" w:eastAsia="SimSun" w:hAnsi="SimSun"/>
+                <w:sz w:val="16"/>
+                <w:szCs w:val="16"/>
+              </w:rPr>
+              <w:t>本体推理工具</w:t>
+            </w:r>
+          </w:p>
+        </w:tc>
+        <w:tc>
+          <w:tcPr>
+            <w:tcW w:w="2600" w:type="dxa"/>
+          </w:tcPr>
+          <w:p>
+            <w:pPr>
+              <w:spacing w:after="0" w:line="360" w:lineRule="auto"/>
+            </w:pPr>
+            <w:r>
+              <w:rPr>
+                <w:rFonts w:ascii="SimSun" w:eastAsia="SimSun" w:hAnsi="SimSun"/>
+                <w:sz w:val="16"/>
+                <w:szCs w:val="16"/>
+              </w:rPr>
+              <w:t>老版本能力有限开放</w:t>
+            </w:r>
+          </w:p>
+        </w:tc>
+        <w:tc>
+          <w:tcPr>
+            <w:tcW w:w="5200" w:type="dxa"/>
+          </w:tcPr>
+          <w:p>
+            <w:pPr>
+              <w:spacing w:after="0" w:line="360" w:lineRule="auto"/>
+            </w:pPr>
+            <w:r>
+              <w:rPr>
+                <w:rFonts w:ascii="SimSun" w:eastAsia="SimSun" w:hAnsi="SimSun"/>
+                <w:sz w:val="16"/>
+                <w:szCs w:val="16"/>
+              </w:rPr>
+              <w:t>基于本体模型和规则进行关系推理、约束校验和结论生成</w:t>
+            </w:r>
+          </w:p>
+        </w:tc>
+      </w:tr>
+      <w:tr>
+        <w:tc>
+          <w:tcPr>
+            <w:tcW w:w="1300" w:type="dxa"/>
+          </w:tcPr>
+          <w:p>
+            <w:pPr>
+              <w:spacing w:after="0" w:line="360" w:lineRule="auto"/>
+            </w:pPr>
+            <w:r>
+              <w:rPr>
+                <w:rFonts w:ascii="SimSun" w:eastAsia="SimSun" w:hAnsi="SimSun"/>
+                <w:sz w:val="16"/>
+                <w:szCs w:val="16"/>
+              </w:rPr>
+              <w:t>动作工具集</w:t>
+            </w:r>
+          </w:p>
+        </w:tc>
+        <w:tc>
+          <w:tcPr>
+            <w:tcW w:w="2300" w:type="dxa"/>
+          </w:tcPr>
+          <w:p>
+            <w:pPr>
+              <w:spacing w:after="0" w:line="360" w:lineRule="auto"/>
+            </w:pPr>
+            <w:r>
+              <w:rPr>
+                <w:rFonts w:ascii="SimSun" w:eastAsia="SimSun" w:hAnsi="SimSun"/>
+                <w:sz w:val="16"/>
+                <w:szCs w:val="16"/>
+              </w:rPr>
+              <w:t>时序属性图推理类工具</w:t>
+            </w:r>
+          </w:p>
+        </w:tc>
+        <w:tc>
+          <w:tcPr>
+            <w:tcW w:w="2600" w:type="dxa"/>
+          </w:tcPr>
+          <w:p>
+            <w:pPr>
+              <w:spacing w:after="0" w:line="360" w:lineRule="auto"/>
+            </w:pPr>
+            <w:r>
+              <w:rPr>
+                <w:rFonts w:ascii="SimSun" w:eastAsia="SimSun" w:hAnsi="SimSun"/>
+                <w:sz w:val="16"/>
+                <w:szCs w:val="16"/>
+              </w:rPr>
+              <w:t>老版本能力有限开放</w:t>
+            </w:r>
+          </w:p>
+        </w:tc>
+        <w:tc>
+          <w:tcPr>
+            <w:tcW w:w="5200" w:type="dxa"/>
+          </w:tcPr>
+          <w:p>
+            <w:pPr>
+              <w:spacing w:after="0" w:line="360" w:lineRule="auto"/>
+            </w:pPr>
+            <w:r>
+              <w:rPr>
+                <w:rFonts w:ascii="SimSun" w:eastAsia="SimSun" w:hAnsi="SimSun"/>
+                <w:sz w:val="16"/>
+                <w:szCs w:val="16"/>
+              </w:rPr>
+              <w:t>面向时序属性图完成事件演进、状态变化和链路推理</w:t>
+            </w:r>
+          </w:p>
+        </w:tc>
+      </w:tr>
+      <w:tr>
+        <w:tc>
+          <w:tcPr>
+            <w:tcW w:w="1300" w:type="dxa"/>
+          </w:tcPr>
+          <w:p>
+            <w:pPr>
+              <w:spacing w:after="0" w:line="360" w:lineRule="auto"/>
+            </w:pPr>
+            <w:r>
+              <w:rPr>
+                <w:rFonts w:ascii="SimSun" w:eastAsia="SimSun" w:hAnsi="SimSun"/>
+                <w:sz w:val="16"/>
+                <w:szCs w:val="16"/>
+              </w:rPr>
+              <w:t>动作工具集</w:t>
+            </w:r>
+          </w:p>
+        </w:tc>
+        <w:tc>
+          <w:tcPr>
+            <w:tcW w:w="2300" w:type="dxa"/>
+          </w:tcPr>
+          <w:p>
+            <w:pPr>
+              <w:spacing w:after="0" w:line="360" w:lineRule="auto"/>
+            </w:pPr>
+            <w:r>
+              <w:rPr>
+                <w:rFonts w:ascii="SimSun" w:eastAsia="SimSun" w:hAnsi="SimSun"/>
+                <w:sz w:val="16"/>
+                <w:szCs w:val="16"/>
+              </w:rPr>
+              <w:t>属性图查询类工具</w:t>
+            </w:r>
+          </w:p>
+        </w:tc>
+        <w:tc>
+          <w:tcPr>
+            <w:tcW w:w="2600" w:type="dxa"/>
+          </w:tcPr>
+          <w:p>
+            <w:pPr>
+              <w:spacing w:after="0" w:line="360" w:lineRule="auto"/>
+            </w:pPr>
+            <w:r>
+              <w:rPr>
+                <w:rFonts w:ascii="SimSun" w:eastAsia="SimSun" w:hAnsi="SimSun"/>
+                <w:sz w:val="16"/>
+                <w:szCs w:val="16"/>
+              </w:rPr>
+              <w:t>API 开放</w:t>
+            </w:r>
+          </w:p>
+        </w:tc>
+        <w:tc>
+          <w:tcPr>
+            <w:tcW w:w="5200" w:type="dxa"/>
+          </w:tcPr>
+          <w:p>
+            <w:pPr>
+              <w:spacing w:after="0" w:line="360" w:lineRule="auto"/>
+            </w:pPr>
+            <w:r>
+              <w:rPr>
+                <w:rFonts w:ascii="SimSun" w:eastAsia="SimSun" w:hAnsi="SimSun"/>
+                <w:sz w:val="16"/>
+                <w:szCs w:val="16"/>
+              </w:rPr>
+              <w:t>面向属性图数据库提供节点、边、路径和关系查询能力</w:t>
+            </w:r>
+          </w:p>
+        </w:tc>
+      </w:tr>
+      <w:tr>
+        <w:tc>
+          <w:tcPr>
+            <w:tcW w:w="1300" w:type="dxa"/>
+          </w:tcPr>
+          <w:p>
+            <w:pPr>
+              <w:spacing w:after="0" w:line="360" w:lineRule="auto"/>
+            </w:pPr>
+            <w:r>
+              <w:rPr>
+                <w:rFonts w:ascii="SimSun" w:eastAsia="SimSun" w:hAnsi="SimSun"/>
+                <w:sz w:val="16"/>
+                <w:szCs w:val="16"/>
+              </w:rPr>
+              <w:t>动作工具集</w:t>
+            </w:r>
+          </w:p>
+        </w:tc>
+        <w:tc>
+          <w:tcPr>
+            <w:tcW w:w="2300" w:type="dxa"/>
+          </w:tcPr>
+          <w:p>
+            <w:pPr>
+              <w:spacing w:after="0" w:line="360" w:lineRule="auto"/>
+            </w:pPr>
+            <w:r>
+              <w:rPr>
+                <w:rFonts w:ascii="SimSun" w:eastAsia="SimSun" w:hAnsi="SimSun"/>
+                <w:sz w:val="16"/>
+                <w:szCs w:val="16"/>
+              </w:rPr>
+              <w:t>语义网图查询类工具</w:t>
+            </w:r>
+          </w:p>
+        </w:tc>
+        <w:tc>
+          <w:tcPr>
+            <w:tcW w:w="2600" w:type="dxa"/>
+          </w:tcPr>
+          <w:p>
+            <w:pPr>
+              <w:spacing w:after="0" w:line="360" w:lineRule="auto"/>
+            </w:pPr>
+            <w:r>
+              <w:rPr>
+                <w:rFonts w:ascii="SimSun" w:eastAsia="SimSun" w:hAnsi="SimSun"/>
+                <w:sz w:val="16"/>
+                <w:szCs w:val="16"/>
+              </w:rPr>
+              <w:t>API 开放</w:t>
+            </w:r>
+          </w:p>
+        </w:tc>
+        <w:tc>
+          <w:tcPr>
+            <w:tcW w:w="5200" w:type="dxa"/>
+          </w:tcPr>
+          <w:p>
+            <w:pPr>
+              <w:spacing w:after="0" w:line="360" w:lineRule="auto"/>
+            </w:pPr>
+            <w:r>
+              <w:rPr>
+                <w:rFonts w:ascii="SimSun" w:eastAsia="SimSun" w:hAnsi="SimSun"/>
+                <w:sz w:val="16"/>
+                <w:szCs w:val="16"/>
+              </w:rPr>
+              <w:t>面向语义网图数据库提供 RDF/OWL 等语义数据查询能力</w:t>
+            </w:r>
+          </w:p>
+        </w:tc>
+      </w:tr>
+      <w:tr>
+        <w:tc>
+          <w:tcPr>
+            <w:tcW w:w="1300" w:type="dxa"/>
+          </w:tcPr>
+          <w:p>
+            <w:pPr>
+              <w:spacing w:after="0" w:line="360" w:lineRule="auto"/>
+            </w:pPr>
+            <w:r>
+              <w:rPr>
+                <w:rFonts w:ascii="SimSun" w:eastAsia="SimSun" w:hAnsi="SimSun"/>
+                <w:sz w:val="16"/>
+                <w:szCs w:val="16"/>
+              </w:rPr>
+              <w:t>动作工具集</w:t>
+            </w:r>
+          </w:p>
+        </w:tc>
+        <w:tc>
+          <w:tcPr>
+            <w:tcW w:w="2300" w:type="dxa"/>
+          </w:tcPr>
+          <w:p>
+            <w:pPr>
+              <w:spacing w:after="0" w:line="360" w:lineRule="auto"/>
+            </w:pPr>
+            <w:r>
+              <w:rPr>
+                <w:rFonts w:ascii="SimSun" w:eastAsia="SimSun" w:hAnsi="SimSun"/>
+                <w:sz w:val="16"/>
+                <w:szCs w:val="16"/>
+              </w:rPr>
+              <w:t>语义检索工具</w:t>
+            </w:r>
+          </w:p>
+        </w:tc>
+        <w:tc>
+          <w:tcPr>
+            <w:tcW w:w="2600" w:type="dxa"/>
+          </w:tcPr>
+          <w:p>
+            <w:pPr>
+              <w:spacing w:after="0" w:line="360" w:lineRule="auto"/>
+            </w:pPr>
+            <w:r>
+              <w:rPr>
+                <w:rFonts w:ascii="SimSun" w:eastAsia="SimSun" w:hAnsi="SimSun"/>
+                <w:sz w:val="16"/>
+                <w:szCs w:val="16"/>
+              </w:rPr>
+              <w:t>API 开放，核心模型受控开放</w:t>
+            </w:r>
+          </w:p>
+        </w:tc>
+        <w:tc>
+          <w:tcPr>
+            <w:tcW w:w="5200" w:type="dxa"/>
+          </w:tcPr>
+          <w:p>
+            <w:pPr>
+              <w:spacing w:after="0" w:line="360" w:lineRule="auto"/>
+            </w:pPr>
+            <w:r>
+              <w:rPr>
+                <w:rFonts w:ascii="SimSun" w:eastAsia="SimSun" w:hAnsi="SimSun"/>
+                <w:sz w:val="16"/>
+                <w:szCs w:val="16"/>
+              </w:rPr>
+              <w:t>基于语义理解进行相似问题、实体、知识片段和模型资源检索</w:t>
+            </w:r>
+          </w:p>
+        </w:tc>
+      </w:tr>
+      <w:tr>
+        <w:tc>
+          <w:tcPr>
+            <w:tcW w:w="1300" w:type="dxa"/>
+          </w:tcPr>
+          <w:p>
+            <w:pPr>
+              <w:spacing w:after="0" w:line="360" w:lineRule="auto"/>
+            </w:pPr>
+            <w:r>
+              <w:rPr>
+                <w:rFonts w:ascii="SimSun" w:eastAsia="SimSun" w:hAnsi="SimSun"/>
+                <w:sz w:val="16"/>
+                <w:szCs w:val="16"/>
+              </w:rPr>
+              <w:t>动作工具集</w:t>
+            </w:r>
+          </w:p>
+        </w:tc>
+        <w:tc>
+          <w:tcPr>
+            <w:tcW w:w="2300" w:type="dxa"/>
+          </w:tcPr>
+          <w:p>
+            <w:pPr>
+              <w:spacing w:after="0" w:line="360" w:lineRule="auto"/>
+            </w:pPr>
+            <w:r>
+              <w:rPr>
+                <w:rFonts w:ascii="SimSun" w:eastAsia="SimSun" w:hAnsi="SimSun"/>
+                <w:sz w:val="16"/>
+                <w:szCs w:val="16"/>
+              </w:rPr>
+              <w:t>语义网图推理类工具</w:t>
+            </w:r>
+          </w:p>
+        </w:tc>
+        <w:tc>
+          <w:tcPr>
+            <w:tcW w:w="2600" w:type="dxa"/>
+          </w:tcPr>
+          <w:p>
+            <w:pPr>
+              <w:spacing w:after="0" w:line="360" w:lineRule="auto"/>
+            </w:pPr>
+            <w:r>
+              <w:rPr>
+                <w:rFonts w:ascii="SimSun" w:eastAsia="SimSun" w:hAnsi="SimSun"/>
+                <w:sz w:val="16"/>
+                <w:szCs w:val="16"/>
+              </w:rPr>
+              <w:t>老版本能力有限开放</w:t>
+            </w:r>
+          </w:p>
+        </w:tc>
+        <w:tc>
+          <w:tcPr>
+            <w:tcW w:w="5200" w:type="dxa"/>
+          </w:tcPr>
+          <w:p>
+            <w:pPr>
+              <w:spacing w:after="0" w:line="360" w:lineRule="auto"/>
+            </w:pPr>
+            <w:r>
+              <w:rPr>
+                <w:rFonts w:ascii="SimSun" w:eastAsia="SimSun" w:hAnsi="SimSun"/>
+                <w:sz w:val="16"/>
+                <w:szCs w:val="16"/>
+              </w:rPr>
+              <w:t>基于语义网图和规则体系进行语义推理、关系补全和知识发现</w:t>
+            </w:r>
+          </w:p>
+        </w:tc>
+      </w:tr>
+      <w:tr>
+        <w:tc>
+          <w:tcPr>
+            <w:tcW w:w="1300" w:type="dxa"/>
+          </w:tcPr>
+          <w:p>
+            <w:pPr>
+              <w:spacing w:after="0" w:line="360" w:lineRule="auto"/>
+            </w:pPr>
+            <w:r>
+              <w:rPr>
+                <w:rFonts w:ascii="SimSun" w:eastAsia="SimSun" w:hAnsi="SimSun"/>
+                <w:sz w:val="16"/>
+                <w:szCs w:val="16"/>
+              </w:rPr>
+              <w:t>动作工具集</w:t>
+            </w:r>
+          </w:p>
+        </w:tc>
+        <w:tc>
+          <w:tcPr>
+            <w:tcW w:w="2300" w:type="dxa"/>
+          </w:tcPr>
+          <w:p>
+            <w:pPr>
+              <w:spacing w:after="0" w:line="360" w:lineRule="auto"/>
+            </w:pPr>
+            <w:r>
+              <w:rPr>
+                <w:rFonts w:ascii="SimSun" w:eastAsia="SimSun" w:hAnsi="SimSun"/>
+                <w:sz w:val="16"/>
+                <w:szCs w:val="16"/>
+              </w:rPr>
+              <w:t>基于本体的检索增强动作</w:t>
+            </w:r>
+          </w:p>
+        </w:tc>
+        <w:tc>
+          <w:tcPr>
+            <w:tcW w:w="2600" w:type="dxa"/>
+          </w:tcPr>
+          <w:p>
+            <w:pPr>
+              <w:spacing w:after="0" w:line="360" w:lineRule="auto"/>
+            </w:pPr>
+            <w:r>
+              <w:rPr>
+                <w:rFonts w:ascii="SimSun" w:eastAsia="SimSun" w:hAnsi="SimSun"/>
+                <w:sz w:val="16"/>
+                <w:szCs w:val="16"/>
+              </w:rPr>
+              <w:t>API 开放，核心能力受控开放</w:t>
+            </w:r>
+          </w:p>
+        </w:tc>
+        <w:tc>
+          <w:tcPr>
+            <w:tcW w:w="5200" w:type="dxa"/>
+          </w:tcPr>
+          <w:p>
+            <w:pPr>
+              <w:spacing w:after="0" w:line="360" w:lineRule="auto"/>
+            </w:pPr>
+            <w:r>
+              <w:rPr>
+                <w:rFonts w:ascii="SimSun" w:eastAsia="SimSun" w:hAnsi="SimSun"/>
+                <w:sz w:val="16"/>
+                <w:szCs w:val="16"/>
+              </w:rPr>
+              <w:t>将本体约束、语义关系和业务规则注入检索增强生成流程，提升答案准确性</w:t>
+            </w:r>
+          </w:p>
+        </w:tc>
+      </w:tr>
+    </w:tbl>
+    <w:p>
+      <w:pPr>
+        <w:spacing w:after="120" w:line="360" w:lineRule="auto"/>
+      </w:pPr>
+      <w:r>
+        <w:rPr>
+          <w:rFonts w:ascii="SimSun" w:eastAsia="SimSun" w:hAnsi="SimSun"/>
+        </w:rPr>
+        <w:t xml:space="preserve"/>
+      </w:r>
+    </w:p>
+    <w:p>
+      <w:pPr>
+        <w:pStyle w:val="Heading2"/>
+        <w:spacing w:after="120" w:line="360" w:lineRule="auto"/>
+      </w:pPr>
+      <w:r>
+        <w:rPr>
+          <w:rFonts w:ascii="SimSun" w:eastAsia="SimSun" w:hAnsi="SimSun"/>
+          <w:b/>
+          <w:sz w:val="26"/>
+          <w:szCs w:val="26"/>
+        </w:rPr>
+        <w:t>4.3 业务流</w:t>
+      </w:r>
+    </w:p>
+    <w:p>
+      <w:pPr>
+        <w:spacing w:after="160" w:line="360" w:lineRule="auto"/>
+      </w:pPr>
+      <w:r>
+        <w:rPr>
+          <w:rFonts w:ascii="SimSun" w:eastAsia="SimSun" w:hAnsi="SimSun"/>
+          <w:sz w:val="22"/>
+          <w:szCs w:val="22"/>
+        </w:rPr>
+        <w:t>业务流用于描述本体平台围绕核心能力建设形成的端到端业务使用路径。该部分重点梳理业务人员、开发人员和二开团队如何通过平台完成本体建模、规则构建、动作封装、应用构建、能力发布与调用等关键流程。以下内容作为模板预留，后续可结合实际页面、接口和角色权限进一步补充。</w:t>
+      </w:r>
+    </w:p>
+    <w:p>
+      <w:pPr>
+        <w:pStyle w:val="Heading3"/>
+        <w:spacing w:after="100" w:line="360" w:lineRule="auto"/>
+      </w:pPr>
+      <w:r>
+        <w:rPr>
+          <w:rFonts w:ascii="SimSun" w:eastAsia="SimSun" w:hAnsi="SimSun"/>
+          <w:b/>
+          <w:sz w:val="24"/>
+          <w:szCs w:val="24"/>
+        </w:rPr>
+        <w:t>4.3.1 本体建模业务流</w:t>
+      </w:r>
+    </w:p>
+    <w:p>
+      <w:pPr>
+        <w:spacing w:after="160" w:line="360" w:lineRule="auto"/>
+      </w:pPr>
+      <w:r>
+        <w:rPr>
+          <w:rFonts w:ascii="SimSun" w:eastAsia="SimSun" w:hAnsi="SimSun"/>
+          <w:sz w:val="22"/>
+          <w:szCs w:val="22"/>
+        </w:rPr>
+        <w:t>本体建模业务流用于描述从业务知识输入、语义模型构建、规则构建、动作封装到模型发布的完整过程。</w:t>
+      </w:r>
+    </w:p>
+    <w:p>
+      <w:pPr>
+        <w:spacing w:after="80" w:line="360" w:lineRule="auto"/>
+      </w:pPr>
+      <w:r>
+        <w:rPr>
+          <w:rFonts w:ascii="SimSun" w:eastAsia="SimSun" w:hAnsi="SimSun"/>
+          <w:b/>
+          <w:sz w:val="20"/>
+          <w:szCs w:val="20"/>
+        </w:rPr>
+        <w:t>【本体建模业务流模板，后续补充】</w:t>
+      </w:r>
+    </w:p>
+    <w:tbl>
+      <w:tblPr>
+        <w:tblStyle w:val="TableGrid"/>
+        <w:tblW w:w="0" w:type="auto"/>
+        <w:tblBorders>
+          <w:top w:val="single" w:sz="4" w:space="0" w:color="auto"/>
+          <w:left w:val="single" w:sz="4" w:space="0" w:color="auto"/>
+          <w:bottom w:val="single" w:sz="4" w:space="0" w:color="auto"/>
+          <w:right w:val="single" w:sz="4" w:space="0" w:color="auto"/>
+          <w:insideH w:val="single" w:sz="4" w:space="0" w:color="auto"/>
+          <w:insideV w:val="single" w:sz="4" w:space="0" w:color="auto"/>
+        </w:tblBorders>
+        <w:tblLayout w:type="fixed"/>
+      </w:tblPr>
+      <w:tblGrid>
+        <w:gridCol w:w="1600"/>
+        <w:gridCol w:w="1600"/>
+        <w:gridCol w:w="1800"/>
+        <w:gridCol w:w="2700"/>
+        <w:gridCol w:w="2100"/>
+        <w:gridCol w:w="1600"/>
+      </w:tblGrid>
+      <w:tr>
+        <w:tc>
+          <w:tcPr>
+            <w:tcW w:w="1600" w:type="dxa"/>
+            <w:shd w:fill="E2F0D9"/>
+          </w:tcPr>
+          <w:p>
+            <w:pPr>
+              <w:spacing w:after="0" w:line="360" w:lineRule="auto"/>
+            </w:pPr>
+            <w:r>
+              <w:rPr>
+                <w:rFonts w:ascii="SimSun" w:eastAsia="SimSun" w:hAnsi="SimSun"/>
+                <w:b/>
+                <w:sz w:val="16"/>
+                <w:szCs w:val="16"/>
+              </w:rPr>
+              <w:t>流程环节</w:t>
+            </w:r>
+          </w:p>
+        </w:tc>
+        <w:tc>
+          <w:tcPr>
+            <w:tcW w:w="1600" w:type="dxa"/>
+            <w:shd w:fill="E2F0D9"/>
+          </w:tcPr>
+          <w:p>
+            <w:pPr>
+              <w:spacing w:after="0" w:line="360" w:lineRule="auto"/>
+            </w:pPr>
+            <w:r>
+              <w:rPr>
+                <w:rFonts w:ascii="SimSun" w:eastAsia="SimSun" w:hAnsi="SimSun"/>
+                <w:b/>
+                <w:sz w:val="16"/>
+                <w:szCs w:val="16"/>
+              </w:rPr>
+              <w:t>角色/对象</w:t>
+            </w:r>
+          </w:p>
+        </w:tc>
+        <w:tc>
+          <w:tcPr>
+            <w:tcW w:w="1800" w:type="dxa"/>
+            <w:shd w:fill="E2F0D9"/>
+          </w:tcPr>
+          <w:p>
+            <w:pPr>
+              <w:spacing w:after="0" w:line="360" w:lineRule="auto"/>
+            </w:pPr>
+            <w:r>
+              <w:rPr>
+                <w:rFonts w:ascii="SimSun" w:eastAsia="SimSun" w:hAnsi="SimSun"/>
+                <w:b/>
+                <w:sz w:val="16"/>
+                <w:szCs w:val="16"/>
+              </w:rPr>
+              <w:t>输入</w:t>
+            </w:r>
+          </w:p>
+        </w:tc>
+        <w:tc>
+          <w:tcPr>
+            <w:tcW w:w="2700" w:type="dxa"/>
+            <w:shd w:fill="E2F0D9"/>
+          </w:tcPr>
+          <w:p>
+            <w:pPr>
+              <w:spacing w:after="0" w:line="360" w:lineRule="auto"/>
+            </w:pPr>
+            <w:r>
+              <w:rPr>
+                <w:rFonts w:ascii="SimSun" w:eastAsia="SimSun" w:hAnsi="SimSun"/>
+                <w:b/>
+                <w:sz w:val="16"/>
+                <w:szCs w:val="16"/>
+              </w:rPr>
+              <w:t>平台动作</w:t>
+            </w:r>
+          </w:p>
+        </w:tc>
+        <w:tc>
+          <w:tcPr>
+            <w:tcW w:w="2100" w:type="dxa"/>
+            <w:shd w:fill="E2F0D9"/>
+          </w:tcPr>
+          <w:p>
+            <w:pPr>
+              <w:spacing w:after="0" w:line="360" w:lineRule="auto"/>
+            </w:pPr>
+            <w:r>
+              <w:rPr>
+                <w:rFonts w:ascii="SimSun" w:eastAsia="SimSun" w:hAnsi="SimSun"/>
+                <w:b/>
+                <w:sz w:val="16"/>
+                <w:szCs w:val="16"/>
+              </w:rPr>
+              <w:t>输出</w:t>
+            </w:r>
+          </w:p>
+        </w:tc>
+        <w:tc>
+          <w:tcPr>
+            <w:tcW w:w="1600" w:type="dxa"/>
+            <w:shd w:fill="E2F0D9"/>
+          </w:tcPr>
+          <w:p>
+            <w:pPr>
+              <w:spacing w:after="0" w:line="360" w:lineRule="auto"/>
+            </w:pPr>
+            <w:r>
+              <w:rPr>
+                <w:rFonts w:ascii="SimSun" w:eastAsia="SimSun" w:hAnsi="SimSun"/>
+                <w:b/>
+                <w:sz w:val="16"/>
+                <w:szCs w:val="16"/>
+              </w:rPr>
+              <w:t>备注</w:t>
+            </w:r>
+          </w:p>
+        </w:tc>
+      </w:tr>
+      <w:tr>
+        <w:tc>
+          <w:tcPr>
+            <w:tcW w:w="1600" w:type="dxa"/>
+          </w:tcPr>
+          <w:p>
+            <w:pPr>
+              <w:spacing w:after="0" w:line="360" w:lineRule="auto"/>
+            </w:pPr>
+            <w:r>
+              <w:rPr>
+                <w:rFonts w:ascii="SimSun" w:eastAsia="SimSun" w:hAnsi="SimSun"/>
+                <w:sz w:val="16"/>
+                <w:szCs w:val="16"/>
+              </w:rPr>
+              <w:t>环节 1</w:t>
+            </w:r>
+          </w:p>
+        </w:tc>
+        <w:tc>
+          <w:tcPr>
+            <w:tcW w:w="1600" w:type="dxa"/>
+          </w:tcPr>
+          <w:p>
+            <w:pPr>
+              <w:spacing w:after="0" w:line="360" w:lineRule="auto"/>
+            </w:pPr>
+            <w:r>
+              <w:rPr>
+                <w:rFonts w:ascii="SimSun" w:eastAsia="SimSun" w:hAnsi="SimSun"/>
+                <w:sz w:val="16"/>
+                <w:szCs w:val="16"/>
+              </w:rPr>
+              <w:t xml:space="preserve"/>
+            </w:r>
+          </w:p>
+        </w:tc>
+        <w:tc>
+          <w:tcPr>
+            <w:tcW w:w="1800" w:type="dxa"/>
+          </w:tcPr>
+          <w:p>
+            <w:pPr>
+              <w:spacing w:after="0" w:line="360" w:lineRule="auto"/>
+            </w:pPr>
+            <w:r>
+              <w:rPr>
+                <w:rFonts w:ascii="SimSun" w:eastAsia="SimSun" w:hAnsi="SimSun"/>
+                <w:sz w:val="16"/>
+                <w:szCs w:val="16"/>
+              </w:rPr>
+              <w:t xml:space="preserve"/>
+            </w:r>
+          </w:p>
+        </w:tc>
+        <w:tc>
+          <w:tcPr>
+            <w:tcW w:w="2700" w:type="dxa"/>
+          </w:tcPr>
+          <w:p>
+            <w:pPr>
+              <w:spacing w:after="0" w:line="360" w:lineRule="auto"/>
+            </w:pPr>
+            <w:r>
+              <w:rPr>
+                <w:rFonts w:ascii="SimSun" w:eastAsia="SimSun" w:hAnsi="SimSun"/>
+                <w:sz w:val="16"/>
+                <w:szCs w:val="16"/>
+              </w:rPr>
+              <w:t xml:space="preserve"/>
+            </w:r>
+          </w:p>
+        </w:tc>
+        <w:tc>
+          <w:tcPr>
+            <w:tcW w:w="2100" w:type="dxa"/>
+          </w:tcPr>
+          <w:p>
+            <w:pPr>
+              <w:spacing w:after="0" w:line="360" w:lineRule="auto"/>
+            </w:pPr>
+            <w:r>
+              <w:rPr>
+                <w:rFonts w:ascii="SimSun" w:eastAsia="SimSun" w:hAnsi="SimSun"/>
+                <w:sz w:val="16"/>
+                <w:szCs w:val="16"/>
+              </w:rPr>
+              <w:t xml:space="preserve"/>
+            </w:r>
+          </w:p>
+        </w:tc>
+        <w:tc>
+          <w:tcPr>
+            <w:tcW w:w="1600" w:type="dxa"/>
+          </w:tcPr>
+          <w:p>
+            <w:pPr>
+              <w:spacing w:after="0" w:line="360" w:lineRule="auto"/>
+            </w:pPr>
+            <w:r>
+              <w:rPr>
+                <w:rFonts w:ascii="SimSun" w:eastAsia="SimSun" w:hAnsi="SimSun"/>
+                <w:sz w:val="16"/>
+                <w:szCs w:val="16"/>
+              </w:rPr>
+              <w:t xml:space="preserve"/>
+            </w:r>
+          </w:p>
+        </w:tc>
+      </w:tr>
+      <w:tr>
+        <w:tc>
+          <w:tcPr>
+            <w:tcW w:w="1600" w:type="dxa"/>
+          </w:tcPr>
+          <w:p>
+            <w:pPr>
+              <w:spacing w:after="0" w:line="360" w:lineRule="auto"/>
+            </w:pPr>
+            <w:r>
+              <w:rPr>
+                <w:rFonts w:ascii="SimSun" w:eastAsia="SimSun" w:hAnsi="SimSun"/>
+                <w:sz w:val="16"/>
+                <w:szCs w:val="16"/>
+              </w:rPr>
+              <w:t>环节 2</w:t>
+            </w:r>
+          </w:p>
+        </w:tc>
+        <w:tc>
+          <w:tcPr>
+            <w:tcW w:w="1600" w:type="dxa"/>
+          </w:tcPr>
+          <w:p>
+            <w:pPr>
+              <w:spacing w:after="0" w:line="360" w:lineRule="auto"/>
+            </w:pPr>
+            <w:r>
+              <w:rPr>
+                <w:rFonts w:ascii="SimSun" w:eastAsia="SimSun" w:hAnsi="SimSun"/>
+                <w:sz w:val="16"/>
+                <w:szCs w:val="16"/>
+              </w:rPr>
+              <w:t xml:space="preserve"/>
+            </w:r>
+          </w:p>
+        </w:tc>
+        <w:tc>
+          <w:tcPr>
+            <w:tcW w:w="1800" w:type="dxa"/>
+          </w:tcPr>
+          <w:p>
+            <w:pPr>
+              <w:spacing w:after="0" w:line="360" w:lineRule="auto"/>
+            </w:pPr>
+            <w:r>
+              <w:rPr>
+                <w:rFonts w:ascii="SimSun" w:eastAsia="SimSun" w:hAnsi="SimSun"/>
+                <w:sz w:val="16"/>
+                <w:szCs w:val="16"/>
+              </w:rPr>
+              <w:t xml:space="preserve"/>
+            </w:r>
+          </w:p>
+        </w:tc>
+        <w:tc>
+          <w:tcPr>
+            <w:tcW w:w="2700" w:type="dxa"/>
+          </w:tcPr>
+          <w:p>
+            <w:pPr>
+              <w:spacing w:after="0" w:line="360" w:lineRule="auto"/>
+            </w:pPr>
+            <w:r>
+              <w:rPr>
+                <w:rFonts w:ascii="SimSun" w:eastAsia="SimSun" w:hAnsi="SimSun"/>
+                <w:sz w:val="16"/>
+                <w:szCs w:val="16"/>
+              </w:rPr>
+              <w:t xml:space="preserve"/>
+            </w:r>
+          </w:p>
+        </w:tc>
+        <w:tc>
+          <w:tcPr>
+            <w:tcW w:w="2100" w:type="dxa"/>
+          </w:tcPr>
+          <w:p>
+            <w:pPr>
+              <w:spacing w:after="0" w:line="360" w:lineRule="auto"/>
+            </w:pPr>
+            <w:r>
+              <w:rPr>
+                <w:rFonts w:ascii="SimSun" w:eastAsia="SimSun" w:hAnsi="SimSun"/>
+                <w:sz w:val="16"/>
+                <w:szCs w:val="16"/>
+              </w:rPr>
+              <w:t xml:space="preserve"/>
+            </w:r>
+          </w:p>
+        </w:tc>
+        <w:tc>
+          <w:tcPr>
+            <w:tcW w:w="1600" w:type="dxa"/>
+          </w:tcPr>
+          <w:p>
+            <w:pPr>
+              <w:spacing w:after="0" w:line="360" w:lineRule="auto"/>
+            </w:pPr>
+            <w:r>
+              <w:rPr>
+                <w:rFonts w:ascii="SimSun" w:eastAsia="SimSun" w:hAnsi="SimSun"/>
+                <w:sz w:val="16"/>
+                <w:szCs w:val="16"/>
+              </w:rPr>
+              <w:t xml:space="preserve"/>
+            </w:r>
+          </w:p>
+        </w:tc>
+      </w:tr>
+      <w:tr>
+        <w:tc>
+          <w:tcPr>
+            <w:tcW w:w="1600" w:type="dxa"/>
+          </w:tcPr>
+          <w:p>
+            <w:pPr>
+              <w:spacing w:after="0" w:line="360" w:lineRule="auto"/>
+            </w:pPr>
+            <w:r>
+              <w:rPr>
+                <w:rFonts w:ascii="SimSun" w:eastAsia="SimSun" w:hAnsi="SimSun"/>
+                <w:sz w:val="16"/>
+                <w:szCs w:val="16"/>
+              </w:rPr>
+              <w:t>环节 3</w:t>
+            </w:r>
+          </w:p>
+        </w:tc>
+        <w:tc>
+          <w:tcPr>
+            <w:tcW w:w="1600" w:type="dxa"/>
+          </w:tcPr>
+          <w:p>
+            <w:pPr>
+              <w:spacing w:after="0" w:line="360" w:lineRule="auto"/>
+            </w:pPr>
+            <w:r>
+              <w:rPr>
+                <w:rFonts w:ascii="SimSun" w:eastAsia="SimSun" w:hAnsi="SimSun"/>
+                <w:sz w:val="16"/>
+                <w:szCs w:val="16"/>
+              </w:rPr>
+              <w:t xml:space="preserve"/>
+            </w:r>
+          </w:p>
+        </w:tc>
+        <w:tc>
+          <w:tcPr>
+            <w:tcW w:w="1800" w:type="dxa"/>
+          </w:tcPr>
+          <w:p>
+            <w:pPr>
+              <w:spacing w:after="0" w:line="360" w:lineRule="auto"/>
+            </w:pPr>
+            <w:r>
+              <w:rPr>
+                <w:rFonts w:ascii="SimSun" w:eastAsia="SimSun" w:hAnsi="SimSun"/>
+                <w:sz w:val="16"/>
+                <w:szCs w:val="16"/>
+              </w:rPr>
+              <w:t xml:space="preserve"/>
+            </w:r>
+          </w:p>
+        </w:tc>
+        <w:tc>
+          <w:tcPr>
+            <w:tcW w:w="2700" w:type="dxa"/>
+          </w:tcPr>
+          <w:p>
+            <w:pPr>
+              <w:spacing w:after="0" w:line="360" w:lineRule="auto"/>
+            </w:pPr>
+            <w:r>
+              <w:rPr>
+                <w:rFonts w:ascii="SimSun" w:eastAsia="SimSun" w:hAnsi="SimSun"/>
+                <w:sz w:val="16"/>
+                <w:szCs w:val="16"/>
+              </w:rPr>
+              <w:t xml:space="preserve"/>
+            </w:r>
+          </w:p>
+        </w:tc>
+        <w:tc>
+          <w:tcPr>
+            <w:tcW w:w="2100" w:type="dxa"/>
+          </w:tcPr>
+          <w:p>
+            <w:pPr>
+              <w:spacing w:after="0" w:line="360" w:lineRule="auto"/>
+            </w:pPr>
+            <w:r>
+              <w:rPr>
+                <w:rFonts w:ascii="SimSun" w:eastAsia="SimSun" w:hAnsi="SimSun"/>
+                <w:sz w:val="16"/>
+                <w:szCs w:val="16"/>
+              </w:rPr>
+              <w:t xml:space="preserve"/>
+            </w:r>
+          </w:p>
+        </w:tc>
+        <w:tc>
+          <w:tcPr>
+            <w:tcW w:w="1600" w:type="dxa"/>
+          </w:tcPr>
+          <w:p>
+            <w:pPr>
+              <w:spacing w:after="0" w:line="360" w:lineRule="auto"/>
+            </w:pPr>
+            <w:r>
+              <w:rPr>
+                <w:rFonts w:ascii="SimSun" w:eastAsia="SimSun" w:hAnsi="SimSun"/>
+                <w:sz w:val="16"/>
+                <w:szCs w:val="16"/>
+              </w:rPr>
+              <w:t xml:space="preserve"/>
+            </w:r>
+          </w:p>
+        </w:tc>
+      </w:tr>
+      <w:tr>
+        <w:tc>
+          <w:tcPr>
+            <w:tcW w:w="1600" w:type="dxa"/>
+          </w:tcPr>
+          <w:p>
+            <w:pPr>
+              <w:spacing w:after="0" w:line="360" w:lineRule="auto"/>
+            </w:pPr>
+            <w:r>
+              <w:rPr>
+                <w:rFonts w:ascii="SimSun" w:eastAsia="SimSun" w:hAnsi="SimSun"/>
+                <w:sz w:val="16"/>
+                <w:szCs w:val="16"/>
+              </w:rPr>
+              <w:t>环节 4</w:t>
+            </w:r>
+          </w:p>
+        </w:tc>
+        <w:tc>
+          <w:tcPr>
+            <w:tcW w:w="1600" w:type="dxa"/>
+          </w:tcPr>
+          <w:p>
+            <w:pPr>
+              <w:spacing w:after="0" w:line="360" w:lineRule="auto"/>
+            </w:pPr>
+            <w:r>
+              <w:rPr>
+                <w:rFonts w:ascii="SimSun" w:eastAsia="SimSun" w:hAnsi="SimSun"/>
+                <w:sz w:val="16"/>
+                <w:szCs w:val="16"/>
+              </w:rPr>
+              <w:t xml:space="preserve"/>
+            </w:r>
+          </w:p>
+        </w:tc>
+        <w:tc>
+          <w:tcPr>
+            <w:tcW w:w="1800" w:type="dxa"/>
+          </w:tcPr>
+          <w:p>
+            <w:pPr>
+              <w:spacing w:after="0" w:line="360" w:lineRule="auto"/>
+            </w:pPr>
+            <w:r>
+              <w:rPr>
+                <w:rFonts w:ascii="SimSun" w:eastAsia="SimSun" w:hAnsi="SimSun"/>
+                <w:sz w:val="16"/>
+                <w:szCs w:val="16"/>
+              </w:rPr>
+              <w:t xml:space="preserve"/>
+            </w:r>
+          </w:p>
+        </w:tc>
+        <w:tc>
+          <w:tcPr>
+            <w:tcW w:w="2700" w:type="dxa"/>
+          </w:tcPr>
+          <w:p>
+            <w:pPr>
+              <w:spacing w:after="0" w:line="360" w:lineRule="auto"/>
+            </w:pPr>
+            <w:r>
+              <w:rPr>
+                <w:rFonts w:ascii="SimSun" w:eastAsia="SimSun" w:hAnsi="SimSun"/>
+                <w:sz w:val="16"/>
+                <w:szCs w:val="16"/>
+              </w:rPr>
+              <w:t xml:space="preserve"/>
+            </w:r>
+          </w:p>
+        </w:tc>
+        <w:tc>
+          <w:tcPr>
+            <w:tcW w:w="2100" w:type="dxa"/>
+          </w:tcPr>
+          <w:p>
+            <w:pPr>
+              <w:spacing w:after="0" w:line="360" w:lineRule="auto"/>
+            </w:pPr>
+            <w:r>
+              <w:rPr>
+                <w:rFonts w:ascii="SimSun" w:eastAsia="SimSun" w:hAnsi="SimSun"/>
+                <w:sz w:val="16"/>
+                <w:szCs w:val="16"/>
+              </w:rPr>
+              <w:t xml:space="preserve"/>
+            </w:r>
+          </w:p>
+        </w:tc>
+        <w:tc>
+          <w:tcPr>
+            <w:tcW w:w="1600" w:type="dxa"/>
+          </w:tcPr>
+          <w:p>
+            <w:pPr>
+              <w:spacing w:after="0" w:line="360" w:lineRule="auto"/>
+            </w:pPr>
+            <w:r>
+              <w:rPr>
+                <w:rFonts w:ascii="SimSun" w:eastAsia="SimSun" w:hAnsi="SimSun"/>
+                <w:sz w:val="16"/>
+                <w:szCs w:val="16"/>
+              </w:rPr>
+              <w:t xml:space="preserve"/>
+            </w:r>
+          </w:p>
+        </w:tc>
+      </w:tr>
+    </w:tbl>
+    <w:p>
+      <w:pPr>
+        <w:spacing w:after="120" w:line="360" w:lineRule="auto"/>
+      </w:pPr>
+      <w:r>
+        <w:rPr>
+          <w:rFonts w:ascii="SimSun" w:eastAsia="SimSun" w:hAnsi="SimSun"/>
+        </w:rPr>
+        <w:t xml:space="preserve"/>
+      </w:r>
+    </w:p>
+    <w:p>
+      <w:pPr>
+        <w:pStyle w:val="Heading3"/>
+        <w:spacing w:after="100" w:line="360" w:lineRule="auto"/>
+      </w:pPr>
+      <w:r>
+        <w:rPr>
+          <w:rFonts w:ascii="SimSun" w:eastAsia="SimSun" w:hAnsi="SimSun"/>
+          <w:b/>
+          <w:sz w:val="24"/>
+          <w:szCs w:val="24"/>
+        </w:rPr>
+        <w:t>4.3.1.1 语义模型建模业务流</w:t>
+      </w:r>
+    </w:p>
+    <w:p>
+      <w:pPr>
+        <w:spacing w:after="80" w:line="360" w:lineRule="auto"/>
+      </w:pPr>
+      <w:r>
+        <w:rPr>
+          <w:rFonts w:ascii="SimSun" w:eastAsia="SimSun" w:hAnsi="SimSun"/>
+          <w:b/>
+          <w:sz w:val="20"/>
+          <w:szCs w:val="20"/>
+        </w:rPr>
+        <w:t>【语义模型建模业务流模板，后续补充】</w:t>
+      </w:r>
+    </w:p>
+    <w:tbl>
+      <w:tblPr>
+        <w:tblStyle w:val="TableGrid"/>
+        <w:tblW w:w="0" w:type="auto"/>
+        <w:tblBorders>
+          <w:top w:val="single" w:sz="4" w:space="0" w:color="auto"/>
+          <w:left w:val="single" w:sz="4" w:space="0" w:color="auto"/>
+          <w:bottom w:val="single" w:sz="4" w:space="0" w:color="auto"/>
+          <w:right w:val="single" w:sz="4" w:space="0" w:color="auto"/>
+          <w:insideH w:val="single" w:sz="4" w:space="0" w:color="auto"/>
+          <w:insideV w:val="single" w:sz="4" w:space="0" w:color="auto"/>
+        </w:tblBorders>
+        <w:tblLayout w:type="fixed"/>
+      </w:tblPr>
+      <w:tblGrid>
+        <w:gridCol w:w="1600"/>
+        <w:gridCol w:w="1600"/>
+        <w:gridCol w:w="1800"/>
+        <w:gridCol w:w="2700"/>
+        <w:gridCol w:w="2100"/>
+        <w:gridCol w:w="1600"/>
+      </w:tblGrid>
+      <w:tr>
+        <w:tc>
+          <w:tcPr>
+            <w:tcW w:w="1600" w:type="dxa"/>
+            <w:shd w:fill="E2F0D9"/>
+          </w:tcPr>
+          <w:p>
+            <w:pPr>
+              <w:spacing w:after="0" w:line="360" w:lineRule="auto"/>
+            </w:pPr>
+            <w:r>
+              <w:rPr>
+                <w:rFonts w:ascii="SimSun" w:eastAsia="SimSun" w:hAnsi="SimSun"/>
+                <w:b/>
+                <w:sz w:val="16"/>
+                <w:szCs w:val="16"/>
+              </w:rPr>
+              <w:t>流程环节</w:t>
+            </w:r>
+          </w:p>
+        </w:tc>
+        <w:tc>
+          <w:tcPr>
+            <w:tcW w:w="1600" w:type="dxa"/>
+            <w:shd w:fill="E2F0D9"/>
+          </w:tcPr>
+          <w:p>
+            <w:pPr>
+              <w:spacing w:after="0" w:line="360" w:lineRule="auto"/>
+            </w:pPr>
+            <w:r>
+              <w:rPr>
+                <w:rFonts w:ascii="SimSun" w:eastAsia="SimSun" w:hAnsi="SimSun"/>
+                <w:b/>
+                <w:sz w:val="16"/>
+                <w:szCs w:val="16"/>
+              </w:rPr>
+              <w:t>角色/对象</w:t>
+            </w:r>
+          </w:p>
+        </w:tc>
+        <w:tc>
+          <w:tcPr>
+            <w:tcW w:w="1800" w:type="dxa"/>
+            <w:shd w:fill="E2F0D9"/>
+          </w:tcPr>
+          <w:p>
+            <w:pPr>
+              <w:spacing w:after="0" w:line="360" w:lineRule="auto"/>
+            </w:pPr>
+            <w:r>
+              <w:rPr>
+                <w:rFonts w:ascii="SimSun" w:eastAsia="SimSun" w:hAnsi="SimSun"/>
+                <w:b/>
+                <w:sz w:val="16"/>
+                <w:szCs w:val="16"/>
+              </w:rPr>
+              <w:t>输入</w:t>
+            </w:r>
+          </w:p>
+        </w:tc>
+        <w:tc>
+          <w:tcPr>
+            <w:tcW w:w="2700" w:type="dxa"/>
+            <w:shd w:fill="E2F0D9"/>
+          </w:tcPr>
+          <w:p>
+            <w:pPr>
+              <w:spacing w:after="0" w:line="360" w:lineRule="auto"/>
+            </w:pPr>
+            <w:r>
+              <w:rPr>
+                <w:rFonts w:ascii="SimSun" w:eastAsia="SimSun" w:hAnsi="SimSun"/>
+                <w:b/>
+                <w:sz w:val="16"/>
+                <w:szCs w:val="16"/>
+              </w:rPr>
+              <w:t>平台动作</w:t>
+            </w:r>
+          </w:p>
+        </w:tc>
+        <w:tc>
+          <w:tcPr>
+            <w:tcW w:w="2100" w:type="dxa"/>
+            <w:shd w:fill="E2F0D9"/>
+          </w:tcPr>
+          <w:p>
+            <w:pPr>
+              <w:spacing w:after="0" w:line="360" w:lineRule="auto"/>
+            </w:pPr>
+            <w:r>
+              <w:rPr>
+                <w:rFonts w:ascii="SimSun" w:eastAsia="SimSun" w:hAnsi="SimSun"/>
+                <w:b/>
+                <w:sz w:val="16"/>
+                <w:szCs w:val="16"/>
+              </w:rPr>
+              <w:t>输出</w:t>
+            </w:r>
+          </w:p>
+        </w:tc>
+        <w:tc>
+          <w:tcPr>
+            <w:tcW w:w="1600" w:type="dxa"/>
+            <w:shd w:fill="E2F0D9"/>
+          </w:tcPr>
+          <w:p>
+            <w:pPr>
+              <w:spacing w:after="0" w:line="360" w:lineRule="auto"/>
+            </w:pPr>
+            <w:r>
+              <w:rPr>
+                <w:rFonts w:ascii="SimSun" w:eastAsia="SimSun" w:hAnsi="SimSun"/>
+                <w:b/>
+                <w:sz w:val="16"/>
+                <w:szCs w:val="16"/>
+              </w:rPr>
+              <w:t>备注</w:t>
+            </w:r>
+          </w:p>
+        </w:tc>
+      </w:tr>
+      <w:tr>
+        <w:tc>
+          <w:tcPr>
+            <w:tcW w:w="1600" w:type="dxa"/>
+          </w:tcPr>
+          <w:p>
+            <w:pPr>
+              <w:spacing w:after="0" w:line="360" w:lineRule="auto"/>
+            </w:pPr>
+            <w:r>
+              <w:rPr>
+                <w:rFonts w:ascii="SimSun" w:eastAsia="SimSun" w:hAnsi="SimSun"/>
+                <w:sz w:val="16"/>
+                <w:szCs w:val="16"/>
+              </w:rPr>
+              <w:t>环节 1</w:t>
+            </w:r>
+          </w:p>
+        </w:tc>
+        <w:tc>
+          <w:tcPr>
+            <w:tcW w:w="1600" w:type="dxa"/>
+          </w:tcPr>
+          <w:p>
+            <w:pPr>
+              <w:spacing w:after="0" w:line="360" w:lineRule="auto"/>
+            </w:pPr>
+            <w:r>
+              <w:rPr>
+                <w:rFonts w:ascii="SimSun" w:eastAsia="SimSun" w:hAnsi="SimSun"/>
+                <w:sz w:val="16"/>
+                <w:szCs w:val="16"/>
+              </w:rPr>
+              <w:t xml:space="preserve"/>
+            </w:r>
+          </w:p>
+        </w:tc>
+        <w:tc>
+          <w:tcPr>
+            <w:tcW w:w="1800" w:type="dxa"/>
+          </w:tcPr>
+          <w:p>
+            <w:pPr>
+              <w:spacing w:after="0" w:line="360" w:lineRule="auto"/>
+            </w:pPr>
+            <w:r>
+              <w:rPr>
+                <w:rFonts w:ascii="SimSun" w:eastAsia="SimSun" w:hAnsi="SimSun"/>
+                <w:sz w:val="16"/>
+                <w:szCs w:val="16"/>
+              </w:rPr>
+              <w:t xml:space="preserve"/>
+            </w:r>
+          </w:p>
+        </w:tc>
+        <w:tc>
+          <w:tcPr>
+            <w:tcW w:w="2700" w:type="dxa"/>
+          </w:tcPr>
+          <w:p>
+            <w:pPr>
+              <w:spacing w:after="0" w:line="360" w:lineRule="auto"/>
+            </w:pPr>
+            <w:r>
+              <w:rPr>
+                <w:rFonts w:ascii="SimSun" w:eastAsia="SimSun" w:hAnsi="SimSun"/>
+                <w:sz w:val="16"/>
+                <w:szCs w:val="16"/>
+              </w:rPr>
+              <w:t xml:space="preserve"/>
+            </w:r>
+          </w:p>
+        </w:tc>
+        <w:tc>
+          <w:tcPr>
+            <w:tcW w:w="2100" w:type="dxa"/>
+          </w:tcPr>
+          <w:p>
+            <w:pPr>
+              <w:spacing w:after="0" w:line="360" w:lineRule="auto"/>
+            </w:pPr>
+            <w:r>
+              <w:rPr>
+                <w:rFonts w:ascii="SimSun" w:eastAsia="SimSun" w:hAnsi="SimSun"/>
+                <w:sz w:val="16"/>
+                <w:szCs w:val="16"/>
+              </w:rPr>
+              <w:t xml:space="preserve"/>
+            </w:r>
+          </w:p>
+        </w:tc>
+        <w:tc>
+          <w:tcPr>
+            <w:tcW w:w="1600" w:type="dxa"/>
+          </w:tcPr>
+          <w:p>
+            <w:pPr>
+              <w:spacing w:after="0" w:line="360" w:lineRule="auto"/>
+            </w:pPr>
+            <w:r>
+              <w:rPr>
+                <w:rFonts w:ascii="SimSun" w:eastAsia="SimSun" w:hAnsi="SimSun"/>
+                <w:sz w:val="16"/>
+                <w:szCs w:val="16"/>
+              </w:rPr>
+              <w:t xml:space="preserve"/>
+            </w:r>
+          </w:p>
+        </w:tc>
+      </w:tr>
+      <w:tr>
+        <w:tc>
+          <w:tcPr>
+            <w:tcW w:w="1600" w:type="dxa"/>
+          </w:tcPr>
+          <w:p>
+            <w:pPr>
+              <w:spacing w:after="0" w:line="360" w:lineRule="auto"/>
+            </w:pPr>
+            <w:r>
+              <w:rPr>
+                <w:rFonts w:ascii="SimSun" w:eastAsia="SimSun" w:hAnsi="SimSun"/>
+                <w:sz w:val="16"/>
+                <w:szCs w:val="16"/>
+              </w:rPr>
+              <w:t>环节 2</w:t>
+            </w:r>
+          </w:p>
+        </w:tc>
+        <w:tc>
+          <w:tcPr>
+            <w:tcW w:w="1600" w:type="dxa"/>
+          </w:tcPr>
+          <w:p>
+            <w:pPr>
+              <w:spacing w:after="0" w:line="360" w:lineRule="auto"/>
+            </w:pPr>
+            <w:r>
+              <w:rPr>
+                <w:rFonts w:ascii="SimSun" w:eastAsia="SimSun" w:hAnsi="SimSun"/>
+                <w:sz w:val="16"/>
+                <w:szCs w:val="16"/>
+              </w:rPr>
+              <w:t xml:space="preserve"/>
+            </w:r>
+          </w:p>
+        </w:tc>
+        <w:tc>
+          <w:tcPr>
+            <w:tcW w:w="1800" w:type="dxa"/>
+          </w:tcPr>
+          <w:p>
+            <w:pPr>
+              <w:spacing w:after="0" w:line="360" w:lineRule="auto"/>
+            </w:pPr>
+            <w:r>
+              <w:rPr>
+                <w:rFonts w:ascii="SimSun" w:eastAsia="SimSun" w:hAnsi="SimSun"/>
+                <w:sz w:val="16"/>
+                <w:szCs w:val="16"/>
+              </w:rPr>
+              <w:t xml:space="preserve"/>
+            </w:r>
+          </w:p>
+        </w:tc>
+        <w:tc>
+          <w:tcPr>
+            <w:tcW w:w="2700" w:type="dxa"/>
+          </w:tcPr>
+          <w:p>
+            <w:pPr>
+              <w:spacing w:after="0" w:line="360" w:lineRule="auto"/>
+            </w:pPr>
+            <w:r>
+              <w:rPr>
+                <w:rFonts w:ascii="SimSun" w:eastAsia="SimSun" w:hAnsi="SimSun"/>
+                <w:sz w:val="16"/>
+                <w:szCs w:val="16"/>
+              </w:rPr>
+              <w:t xml:space="preserve"/>
+            </w:r>
+          </w:p>
+        </w:tc>
+        <w:tc>
+          <w:tcPr>
+            <w:tcW w:w="2100" w:type="dxa"/>
+          </w:tcPr>
+          <w:p>
+            <w:pPr>
+              <w:spacing w:after="0" w:line="360" w:lineRule="auto"/>
+            </w:pPr>
+            <w:r>
+              <w:rPr>
+                <w:rFonts w:ascii="SimSun" w:eastAsia="SimSun" w:hAnsi="SimSun"/>
+                <w:sz w:val="16"/>
+                <w:szCs w:val="16"/>
+              </w:rPr>
+              <w:t xml:space="preserve"/>
+            </w:r>
+          </w:p>
+        </w:tc>
+        <w:tc>
+          <w:tcPr>
+            <w:tcW w:w="1600" w:type="dxa"/>
+          </w:tcPr>
+          <w:p>
+            <w:pPr>
+              <w:spacing w:after="0" w:line="360" w:lineRule="auto"/>
+            </w:pPr>
+            <w:r>
+              <w:rPr>
+                <w:rFonts w:ascii="SimSun" w:eastAsia="SimSun" w:hAnsi="SimSun"/>
+                <w:sz w:val="16"/>
+                <w:szCs w:val="16"/>
+              </w:rPr>
+              <w:t xml:space="preserve"/>
+            </w:r>
+          </w:p>
+        </w:tc>
+      </w:tr>
+      <w:tr>
+        <w:tc>
+          <w:tcPr>
+            <w:tcW w:w="1600" w:type="dxa"/>
+          </w:tcPr>
+          <w:p>
+            <w:pPr>
+              <w:spacing w:after="0" w:line="360" w:lineRule="auto"/>
+            </w:pPr>
+            <w:r>
+              <w:rPr>
+                <w:rFonts w:ascii="SimSun" w:eastAsia="SimSun" w:hAnsi="SimSun"/>
+                <w:sz w:val="16"/>
+                <w:szCs w:val="16"/>
+              </w:rPr>
+              <w:t>环节 3</w:t>
+            </w:r>
+          </w:p>
+        </w:tc>
+        <w:tc>
+          <w:tcPr>
+            <w:tcW w:w="1600" w:type="dxa"/>
+          </w:tcPr>
+          <w:p>
+            <w:pPr>
+              <w:spacing w:after="0" w:line="360" w:lineRule="auto"/>
+            </w:pPr>
+            <w:r>
+              <w:rPr>
+                <w:rFonts w:ascii="SimSun" w:eastAsia="SimSun" w:hAnsi="SimSun"/>
+                <w:sz w:val="16"/>
+                <w:szCs w:val="16"/>
+              </w:rPr>
+              <w:t xml:space="preserve"/>
+            </w:r>
+          </w:p>
+        </w:tc>
+        <w:tc>
+          <w:tcPr>
+            <w:tcW w:w="1800" w:type="dxa"/>
+          </w:tcPr>
+          <w:p>
+            <w:pPr>
+              <w:spacing w:after="0" w:line="360" w:lineRule="auto"/>
+            </w:pPr>
+            <w:r>
+              <w:rPr>
+                <w:rFonts w:ascii="SimSun" w:eastAsia="SimSun" w:hAnsi="SimSun"/>
+                <w:sz w:val="16"/>
+                <w:szCs w:val="16"/>
+              </w:rPr>
+              <w:t xml:space="preserve"/>
+            </w:r>
+          </w:p>
+        </w:tc>
+        <w:tc>
+          <w:tcPr>
+            <w:tcW w:w="2700" w:type="dxa"/>
+          </w:tcPr>
+          <w:p>
+            <w:pPr>
+              <w:spacing w:after="0" w:line="360" w:lineRule="auto"/>
+            </w:pPr>
+            <w:r>
+              <w:rPr>
+                <w:rFonts w:ascii="SimSun" w:eastAsia="SimSun" w:hAnsi="SimSun"/>
+                <w:sz w:val="16"/>
+                <w:szCs w:val="16"/>
+              </w:rPr>
+              <w:t xml:space="preserve"/>
+            </w:r>
+          </w:p>
+        </w:tc>
+        <w:tc>
+          <w:tcPr>
+            <w:tcW w:w="2100" w:type="dxa"/>
+          </w:tcPr>
+          <w:p>
+            <w:pPr>
+              <w:spacing w:after="0" w:line="360" w:lineRule="auto"/>
+            </w:pPr>
+            <w:r>
+              <w:rPr>
+                <w:rFonts w:ascii="SimSun" w:eastAsia="SimSun" w:hAnsi="SimSun"/>
+                <w:sz w:val="16"/>
+                <w:szCs w:val="16"/>
+              </w:rPr>
+              <w:t xml:space="preserve"/>
+            </w:r>
+          </w:p>
+        </w:tc>
+        <w:tc>
+          <w:tcPr>
+            <w:tcW w:w="1600" w:type="dxa"/>
+          </w:tcPr>
+          <w:p>
+            <w:pPr>
+              <w:spacing w:after="0" w:line="360" w:lineRule="auto"/>
+            </w:pPr>
+            <w:r>
+              <w:rPr>
+                <w:rFonts w:ascii="SimSun" w:eastAsia="SimSun" w:hAnsi="SimSun"/>
+                <w:sz w:val="16"/>
+                <w:szCs w:val="16"/>
+              </w:rPr>
+              <w:t xml:space="preserve"/>
+            </w:r>
+          </w:p>
+        </w:tc>
+      </w:tr>
+      <w:tr>
+        <w:tc>
+          <w:tcPr>
+            <w:tcW w:w="1600" w:type="dxa"/>
+          </w:tcPr>
+          <w:p>
+            <w:pPr>
+              <w:spacing w:after="0" w:line="360" w:lineRule="auto"/>
+            </w:pPr>
+            <w:r>
+              <w:rPr>
+                <w:rFonts w:ascii="SimSun" w:eastAsia="SimSun" w:hAnsi="SimSun"/>
+                <w:sz w:val="16"/>
+                <w:szCs w:val="16"/>
+              </w:rPr>
+              <w:t>环节 4</w:t>
+            </w:r>
+          </w:p>
+        </w:tc>
+        <w:tc>
+          <w:tcPr>
+            <w:tcW w:w="1600" w:type="dxa"/>
+          </w:tcPr>
+          <w:p>
+            <w:pPr>
+              <w:spacing w:after="0" w:line="360" w:lineRule="auto"/>
+            </w:pPr>
+            <w:r>
+              <w:rPr>
+                <w:rFonts w:ascii="SimSun" w:eastAsia="SimSun" w:hAnsi="SimSun"/>
+                <w:sz w:val="16"/>
+                <w:szCs w:val="16"/>
+              </w:rPr>
+              <w:t xml:space="preserve"/>
+            </w:r>
+          </w:p>
+        </w:tc>
+        <w:tc>
+          <w:tcPr>
+            <w:tcW w:w="1800" w:type="dxa"/>
+          </w:tcPr>
+          <w:p>
+            <w:pPr>
+              <w:spacing w:after="0" w:line="360" w:lineRule="auto"/>
+            </w:pPr>
+            <w:r>
+              <w:rPr>
+                <w:rFonts w:ascii="SimSun" w:eastAsia="SimSun" w:hAnsi="SimSun"/>
+                <w:sz w:val="16"/>
+                <w:szCs w:val="16"/>
+              </w:rPr>
+              <w:t xml:space="preserve"/>
+            </w:r>
+          </w:p>
+        </w:tc>
+        <w:tc>
+          <w:tcPr>
+            <w:tcW w:w="2700" w:type="dxa"/>
+          </w:tcPr>
+          <w:p>
+            <w:pPr>
+              <w:spacing w:after="0" w:line="360" w:lineRule="auto"/>
+            </w:pPr>
+            <w:r>
+              <w:rPr>
+                <w:rFonts w:ascii="SimSun" w:eastAsia="SimSun" w:hAnsi="SimSun"/>
+                <w:sz w:val="16"/>
+                <w:szCs w:val="16"/>
+              </w:rPr>
+              <w:t xml:space="preserve"/>
+            </w:r>
+          </w:p>
+        </w:tc>
+        <w:tc>
+          <w:tcPr>
+            <w:tcW w:w="2100" w:type="dxa"/>
+          </w:tcPr>
+          <w:p>
+            <w:pPr>
+              <w:spacing w:after="0" w:line="360" w:lineRule="auto"/>
+            </w:pPr>
+            <w:r>
+              <w:rPr>
+                <w:rFonts w:ascii="SimSun" w:eastAsia="SimSun" w:hAnsi="SimSun"/>
+                <w:sz w:val="16"/>
+                <w:szCs w:val="16"/>
+              </w:rPr>
+              <w:t xml:space="preserve"/>
+            </w:r>
+          </w:p>
+        </w:tc>
+        <w:tc>
+          <w:tcPr>
+            <w:tcW w:w="1600" w:type="dxa"/>
+          </w:tcPr>
+          <w:p>
+            <w:pPr>
+              <w:spacing w:after="0" w:line="360" w:lineRule="auto"/>
+            </w:pPr>
+            <w:r>
+              <w:rPr>
+                <w:rFonts w:ascii="SimSun" w:eastAsia="SimSun" w:hAnsi="SimSun"/>
+                <w:sz w:val="16"/>
+                <w:szCs w:val="16"/>
+              </w:rPr>
+              <w:t xml:space="preserve"/>
+            </w:r>
+          </w:p>
+        </w:tc>
+      </w:tr>
+    </w:tbl>
+    <w:p>
+      <w:pPr>
+        <w:spacing w:after="120" w:line="360" w:lineRule="auto"/>
+      </w:pPr>
+      <w:r>
+        <w:rPr>
+          <w:rFonts w:ascii="SimSun" w:eastAsia="SimSun" w:hAnsi="SimSun"/>
+        </w:rPr>
+        <w:t xml:space="preserve"/>
+      </w:r>
+    </w:p>
+    <w:p>
+      <w:pPr>
+        <w:pStyle w:val="Heading3"/>
+        <w:spacing w:after="100" w:line="360" w:lineRule="auto"/>
+      </w:pPr>
+      <w:r>
+        <w:rPr>
+          <w:rFonts w:ascii="SimSun" w:eastAsia="SimSun" w:hAnsi="SimSun"/>
+          <w:b/>
+          <w:sz w:val="24"/>
+          <w:szCs w:val="24"/>
+        </w:rPr>
+        <w:t>4.3.1.2 规则构建流</w:t>
+      </w:r>
+    </w:p>
+    <w:p>
+      <w:pPr>
+        <w:spacing w:after="80" w:line="360" w:lineRule="auto"/>
+      </w:pPr>
+      <w:r>
+        <w:rPr>
+          <w:rFonts w:ascii="SimSun" w:eastAsia="SimSun" w:hAnsi="SimSun"/>
+          <w:b/>
+          <w:sz w:val="20"/>
+          <w:szCs w:val="20"/>
+        </w:rPr>
+        <w:t>【规则构建流模板，后续补充】</w:t>
+      </w:r>
+    </w:p>
+    <w:tbl>
+      <w:tblPr>
+        <w:tblStyle w:val="TableGrid"/>
+        <w:tblW w:w="0" w:type="auto"/>
+        <w:tblBorders>
+          <w:top w:val="single" w:sz="4" w:space="0" w:color="auto"/>
+          <w:left w:val="single" w:sz="4" w:space="0" w:color="auto"/>
+          <w:bottom w:val="single" w:sz="4" w:space="0" w:color="auto"/>
+          <w:right w:val="single" w:sz="4" w:space="0" w:color="auto"/>
+          <w:insideH w:val="single" w:sz="4" w:space="0" w:color="auto"/>
+          <w:insideV w:val="single" w:sz="4" w:space="0" w:color="auto"/>
+        </w:tblBorders>
+        <w:tblLayout w:type="fixed"/>
+      </w:tblPr>
+      <w:tblGrid>
+        <w:gridCol w:w="1600"/>
+        <w:gridCol w:w="1600"/>
+        <w:gridCol w:w="1800"/>
+        <w:gridCol w:w="2700"/>
+        <w:gridCol w:w="2100"/>
+        <w:gridCol w:w="1600"/>
+      </w:tblGrid>
+      <w:tr>
+        <w:tc>
+          <w:tcPr>
+            <w:tcW w:w="1600" w:type="dxa"/>
+            <w:shd w:fill="E2F0D9"/>
+          </w:tcPr>
+          <w:p>
+            <w:pPr>
+              <w:spacing w:after="0" w:line="360" w:lineRule="auto"/>
+            </w:pPr>
+            <w:r>
+              <w:rPr>
+                <w:rFonts w:ascii="SimSun" w:eastAsia="SimSun" w:hAnsi="SimSun"/>
+                <w:b/>
+                <w:sz w:val="16"/>
+                <w:szCs w:val="16"/>
+              </w:rPr>
+              <w:t>流程环节</w:t>
+            </w:r>
+          </w:p>
+        </w:tc>
+        <w:tc>
+          <w:tcPr>
+            <w:tcW w:w="1600" w:type="dxa"/>
+            <w:shd w:fill="E2F0D9"/>
+          </w:tcPr>
+          <w:p>
+            <w:pPr>
+              <w:spacing w:after="0" w:line="360" w:lineRule="auto"/>
+            </w:pPr>
+            <w:r>
+              <w:rPr>
+                <w:rFonts w:ascii="SimSun" w:eastAsia="SimSun" w:hAnsi="SimSun"/>
+                <w:b/>
+                <w:sz w:val="16"/>
+                <w:szCs w:val="16"/>
+              </w:rPr>
+              <w:t>角色/对象</w:t>
+            </w:r>
+          </w:p>
+        </w:tc>
+        <w:tc>
+          <w:tcPr>
+            <w:tcW w:w="1800" w:type="dxa"/>
+            <w:shd w:fill="E2F0D9"/>
+          </w:tcPr>
+          <w:p>
+            <w:pPr>
+              <w:spacing w:after="0" w:line="360" w:lineRule="auto"/>
+            </w:pPr>
+            <w:r>
+              <w:rPr>
+                <w:rFonts w:ascii="SimSun" w:eastAsia="SimSun" w:hAnsi="SimSun"/>
+                <w:b/>
+                <w:sz w:val="16"/>
+                <w:szCs w:val="16"/>
+              </w:rPr>
+              <w:t>输入</w:t>
+            </w:r>
+          </w:p>
+        </w:tc>
+        <w:tc>
+          <w:tcPr>
+            <w:tcW w:w="2700" w:type="dxa"/>
+            <w:shd w:fill="E2F0D9"/>
+          </w:tcPr>
+          <w:p>
+            <w:pPr>
+              <w:spacing w:after="0" w:line="360" w:lineRule="auto"/>
+            </w:pPr>
+            <w:r>
+              <w:rPr>
+                <w:rFonts w:ascii="SimSun" w:eastAsia="SimSun" w:hAnsi="SimSun"/>
+                <w:b/>
+                <w:sz w:val="16"/>
+                <w:szCs w:val="16"/>
+              </w:rPr>
+              <w:t>平台动作</w:t>
+            </w:r>
+          </w:p>
+        </w:tc>
+        <w:tc>
+          <w:tcPr>
+            <w:tcW w:w="2100" w:type="dxa"/>
+            <w:shd w:fill="E2F0D9"/>
+          </w:tcPr>
+          <w:p>
+            <w:pPr>
+              <w:spacing w:after="0" w:line="360" w:lineRule="auto"/>
+            </w:pPr>
+            <w:r>
+              <w:rPr>
+                <w:rFonts w:ascii="SimSun" w:eastAsia="SimSun" w:hAnsi="SimSun"/>
+                <w:b/>
+                <w:sz w:val="16"/>
+                <w:szCs w:val="16"/>
+              </w:rPr>
+              <w:t>输出</w:t>
+            </w:r>
+          </w:p>
+        </w:tc>
+        <w:tc>
+          <w:tcPr>
+            <w:tcW w:w="1600" w:type="dxa"/>
+            <w:shd w:fill="E2F0D9"/>
+          </w:tcPr>
+          <w:p>
+            <w:pPr>
+              <w:spacing w:after="0" w:line="360" w:lineRule="auto"/>
+            </w:pPr>
+            <w:r>
+              <w:rPr>
+                <w:rFonts w:ascii="SimSun" w:eastAsia="SimSun" w:hAnsi="SimSun"/>
+                <w:b/>
+                <w:sz w:val="16"/>
+                <w:szCs w:val="16"/>
+              </w:rPr>
+              <w:t>备注</w:t>
+            </w:r>
+          </w:p>
+        </w:tc>
+      </w:tr>
+      <w:tr>
+        <w:tc>
+          <w:tcPr>
+            <w:tcW w:w="1600" w:type="dxa"/>
+          </w:tcPr>
+          <w:p>
+            <w:pPr>
+              <w:spacing w:after="0" w:line="360" w:lineRule="auto"/>
+            </w:pPr>
+            <w:r>
+              <w:rPr>
+                <w:rFonts w:ascii="SimSun" w:eastAsia="SimSun" w:hAnsi="SimSun"/>
+                <w:sz w:val="16"/>
+                <w:szCs w:val="16"/>
+              </w:rPr>
+              <w:t>环节 1</w:t>
+            </w:r>
+          </w:p>
+        </w:tc>
+        <w:tc>
+          <w:tcPr>
+            <w:tcW w:w="1600" w:type="dxa"/>
+          </w:tcPr>
+          <w:p>
+            <w:pPr>
+              <w:spacing w:after="0" w:line="360" w:lineRule="auto"/>
+            </w:pPr>
+            <w:r>
+              <w:rPr>
+                <w:rFonts w:ascii="SimSun" w:eastAsia="SimSun" w:hAnsi="SimSun"/>
+                <w:sz w:val="16"/>
+                <w:szCs w:val="16"/>
+              </w:rPr>
+              <w:t xml:space="preserve"/>
+            </w:r>
+          </w:p>
+        </w:tc>
+        <w:tc>
+          <w:tcPr>
+            <w:tcW w:w="1800" w:type="dxa"/>
+          </w:tcPr>
+          <w:p>
+            <w:pPr>
+              <w:spacing w:after="0" w:line="360" w:lineRule="auto"/>
+            </w:pPr>
+            <w:r>
+              <w:rPr>
+                <w:rFonts w:ascii="SimSun" w:eastAsia="SimSun" w:hAnsi="SimSun"/>
+                <w:sz w:val="16"/>
+                <w:szCs w:val="16"/>
+              </w:rPr>
+              <w:t xml:space="preserve"/>
+            </w:r>
+          </w:p>
+        </w:tc>
+        <w:tc>
+          <w:tcPr>
+            <w:tcW w:w="2700" w:type="dxa"/>
+          </w:tcPr>
+          <w:p>
+            <w:pPr>
+              <w:spacing w:after="0" w:line="360" w:lineRule="auto"/>
+            </w:pPr>
+            <w:r>
+              <w:rPr>
+                <w:rFonts w:ascii="SimSun" w:eastAsia="SimSun" w:hAnsi="SimSun"/>
+                <w:sz w:val="16"/>
+                <w:szCs w:val="16"/>
+              </w:rPr>
+              <w:t xml:space="preserve"/>
+            </w:r>
+          </w:p>
+        </w:tc>
+        <w:tc>
+          <w:tcPr>
+            <w:tcW w:w="2100" w:type="dxa"/>
+          </w:tcPr>
+          <w:p>
+            <w:pPr>
+              <w:spacing w:after="0" w:line="360" w:lineRule="auto"/>
+            </w:pPr>
+            <w:r>
+              <w:rPr>
+                <w:rFonts w:ascii="SimSun" w:eastAsia="SimSun" w:hAnsi="SimSun"/>
+                <w:sz w:val="16"/>
+                <w:szCs w:val="16"/>
+              </w:rPr>
+              <w:t xml:space="preserve"/>
+            </w:r>
+          </w:p>
+        </w:tc>
+        <w:tc>
+          <w:tcPr>
+            <w:tcW w:w="1600" w:type="dxa"/>
+          </w:tcPr>
+          <w:p>
+            <w:pPr>
+              <w:spacing w:after="0" w:line="360" w:lineRule="auto"/>
+            </w:pPr>
+            <w:r>
+              <w:rPr>
+                <w:rFonts w:ascii="SimSun" w:eastAsia="SimSun" w:hAnsi="SimSun"/>
+                <w:sz w:val="16"/>
+                <w:szCs w:val="16"/>
+              </w:rPr>
+              <w:t xml:space="preserve"/>
+            </w:r>
+          </w:p>
+        </w:tc>
+      </w:tr>
+      <w:tr>
+        <w:tc>
+          <w:tcPr>
+            <w:tcW w:w="1600" w:type="dxa"/>
+          </w:tcPr>
+          <w:p>
+            <w:pPr>
+              <w:spacing w:after="0" w:line="360" w:lineRule="auto"/>
+            </w:pPr>
+            <w:r>
+              <w:rPr>
+                <w:rFonts w:ascii="SimSun" w:eastAsia="SimSun" w:hAnsi="SimSun"/>
+                <w:sz w:val="16"/>
+                <w:szCs w:val="16"/>
+              </w:rPr>
+              <w:t>环节 2</w:t>
+            </w:r>
+          </w:p>
+        </w:tc>
+        <w:tc>
+          <w:tcPr>
+            <w:tcW w:w="1600" w:type="dxa"/>
+          </w:tcPr>
+          <w:p>
+            <w:pPr>
+              <w:spacing w:after="0" w:line="360" w:lineRule="auto"/>
+            </w:pPr>
+            <w:r>
+              <w:rPr>
+                <w:rFonts w:ascii="SimSun" w:eastAsia="SimSun" w:hAnsi="SimSun"/>
+                <w:sz w:val="16"/>
+                <w:szCs w:val="16"/>
+              </w:rPr>
+              <w:t xml:space="preserve"/>
+            </w:r>
+          </w:p>
+        </w:tc>
+        <w:tc>
+          <w:tcPr>
+            <w:tcW w:w="1800" w:type="dxa"/>
+          </w:tcPr>
+          <w:p>
+            <w:pPr>
+              <w:spacing w:after="0" w:line="360" w:lineRule="auto"/>
+            </w:pPr>
+            <w:r>
+              <w:rPr>
+                <w:rFonts w:ascii="SimSun" w:eastAsia="SimSun" w:hAnsi="SimSun"/>
+                <w:sz w:val="16"/>
+                <w:szCs w:val="16"/>
+              </w:rPr>
+              <w:t xml:space="preserve"/>
+            </w:r>
+          </w:p>
+        </w:tc>
+        <w:tc>
+          <w:tcPr>
+            <w:tcW w:w="2700" w:type="dxa"/>
+          </w:tcPr>
+          <w:p>
+            <w:pPr>
+              <w:spacing w:after="0" w:line="360" w:lineRule="auto"/>
+            </w:pPr>
+            <w:r>
+              <w:rPr>
+                <w:rFonts w:ascii="SimSun" w:eastAsia="SimSun" w:hAnsi="SimSun"/>
+                <w:sz w:val="16"/>
+                <w:szCs w:val="16"/>
+              </w:rPr>
+              <w:t xml:space="preserve"/>
+            </w:r>
+          </w:p>
+        </w:tc>
+        <w:tc>
+          <w:tcPr>
+            <w:tcW w:w="2100" w:type="dxa"/>
+          </w:tcPr>
+          <w:p>
+            <w:pPr>
+              <w:spacing w:after="0" w:line="360" w:lineRule="auto"/>
+            </w:pPr>
+            <w:r>
+              <w:rPr>
+                <w:rFonts w:ascii="SimSun" w:eastAsia="SimSun" w:hAnsi="SimSun"/>
+                <w:sz w:val="16"/>
+                <w:szCs w:val="16"/>
+              </w:rPr>
+              <w:t xml:space="preserve"/>
+            </w:r>
+          </w:p>
+        </w:tc>
+        <w:tc>
+          <w:tcPr>
+            <w:tcW w:w="1600" w:type="dxa"/>
+          </w:tcPr>
+          <w:p>
+            <w:pPr>
+              <w:spacing w:after="0" w:line="360" w:lineRule="auto"/>
+            </w:pPr>
+            <w:r>
+              <w:rPr>
+                <w:rFonts w:ascii="SimSun" w:eastAsia="SimSun" w:hAnsi="SimSun"/>
+                <w:sz w:val="16"/>
+                <w:szCs w:val="16"/>
+              </w:rPr>
+              <w:t xml:space="preserve"/>
+            </w:r>
+          </w:p>
+        </w:tc>
+      </w:tr>
+      <w:tr>
+        <w:tc>
+          <w:tcPr>
+            <w:tcW w:w="1600" w:type="dxa"/>
+          </w:tcPr>
+          <w:p>
+            <w:pPr>
+              <w:spacing w:after="0" w:line="360" w:lineRule="auto"/>
+            </w:pPr>
+            <w:r>
+              <w:rPr>
+                <w:rFonts w:ascii="SimSun" w:eastAsia="SimSun" w:hAnsi="SimSun"/>
+                <w:sz w:val="16"/>
+                <w:szCs w:val="16"/>
+              </w:rPr>
+              <w:t>环节 3</w:t>
+            </w:r>
+          </w:p>
+        </w:tc>
+        <w:tc>
+          <w:tcPr>
+            <w:tcW w:w="1600" w:type="dxa"/>
+          </w:tcPr>
+          <w:p>
+            <w:pPr>
+              <w:spacing w:after="0" w:line="360" w:lineRule="auto"/>
+            </w:pPr>
+            <w:r>
+              <w:rPr>
+                <w:rFonts w:ascii="SimSun" w:eastAsia="SimSun" w:hAnsi="SimSun"/>
+                <w:sz w:val="16"/>
+                <w:szCs w:val="16"/>
+              </w:rPr>
+              <w:t xml:space="preserve"/>
+            </w:r>
+          </w:p>
+        </w:tc>
+        <w:tc>
+          <w:tcPr>
+            <w:tcW w:w="1800" w:type="dxa"/>
+          </w:tcPr>
+          <w:p>
+            <w:pPr>
+              <w:spacing w:after="0" w:line="360" w:lineRule="auto"/>
+            </w:pPr>
+            <w:r>
+              <w:rPr>
+                <w:rFonts w:ascii="SimSun" w:eastAsia="SimSun" w:hAnsi="SimSun"/>
+                <w:sz w:val="16"/>
+                <w:szCs w:val="16"/>
+              </w:rPr>
+              <w:t xml:space="preserve"/>
+            </w:r>
+          </w:p>
+        </w:tc>
+        <w:tc>
+          <w:tcPr>
+            <w:tcW w:w="2700" w:type="dxa"/>
+          </w:tcPr>
+          <w:p>
+            <w:pPr>
+              <w:spacing w:after="0" w:line="360" w:lineRule="auto"/>
+            </w:pPr>
+            <w:r>
+              <w:rPr>
+                <w:rFonts w:ascii="SimSun" w:eastAsia="SimSun" w:hAnsi="SimSun"/>
+                <w:sz w:val="16"/>
+                <w:szCs w:val="16"/>
+              </w:rPr>
+              <w:t xml:space="preserve"/>
+            </w:r>
+          </w:p>
+        </w:tc>
+        <w:tc>
+          <w:tcPr>
+            <w:tcW w:w="2100" w:type="dxa"/>
+          </w:tcPr>
+          <w:p>
+            <w:pPr>
+              <w:spacing w:after="0" w:line="360" w:lineRule="auto"/>
+            </w:pPr>
+            <w:r>
+              <w:rPr>
+                <w:rFonts w:ascii="SimSun" w:eastAsia="SimSun" w:hAnsi="SimSun"/>
+                <w:sz w:val="16"/>
+                <w:szCs w:val="16"/>
+              </w:rPr>
+              <w:t xml:space="preserve"/>
+            </w:r>
+          </w:p>
+        </w:tc>
+        <w:tc>
+          <w:tcPr>
+            <w:tcW w:w="1600" w:type="dxa"/>
+          </w:tcPr>
+          <w:p>
+            <w:pPr>
+              <w:spacing w:after="0" w:line="360" w:lineRule="auto"/>
+            </w:pPr>
+            <w:r>
+              <w:rPr>
+                <w:rFonts w:ascii="SimSun" w:eastAsia="SimSun" w:hAnsi="SimSun"/>
+                <w:sz w:val="16"/>
+                <w:szCs w:val="16"/>
+              </w:rPr>
+              <w:t xml:space="preserve"/>
+            </w:r>
+          </w:p>
+        </w:tc>
+      </w:tr>
+      <w:tr>
+        <w:tc>
+          <w:tcPr>
+            <w:tcW w:w="1600" w:type="dxa"/>
+          </w:tcPr>
+          <w:p>
+            <w:pPr>
+              <w:spacing w:after="0" w:line="360" w:lineRule="auto"/>
+            </w:pPr>
+            <w:r>
+              <w:rPr>
+                <w:rFonts w:ascii="SimSun" w:eastAsia="SimSun" w:hAnsi="SimSun"/>
+                <w:sz w:val="16"/>
+                <w:szCs w:val="16"/>
+              </w:rPr>
+              <w:t>环节 4</w:t>
+            </w:r>
+          </w:p>
+        </w:tc>
+        <w:tc>
+          <w:tcPr>
+            <w:tcW w:w="1600" w:type="dxa"/>
+          </w:tcPr>
+          <w:p>
+            <w:pPr>
+              <w:spacing w:after="0" w:line="360" w:lineRule="auto"/>
+            </w:pPr>
+            <w:r>
+              <w:rPr>
+                <w:rFonts w:ascii="SimSun" w:eastAsia="SimSun" w:hAnsi="SimSun"/>
+                <w:sz w:val="16"/>
+                <w:szCs w:val="16"/>
+              </w:rPr>
+              <w:t xml:space="preserve"/>
+            </w:r>
+          </w:p>
+        </w:tc>
+        <w:tc>
+          <w:tcPr>
+            <w:tcW w:w="1800" w:type="dxa"/>
+          </w:tcPr>
+          <w:p>
+            <w:pPr>
+              <w:spacing w:after="0" w:line="360" w:lineRule="auto"/>
+            </w:pPr>
+            <w:r>
+              <w:rPr>
+                <w:rFonts w:ascii="SimSun" w:eastAsia="SimSun" w:hAnsi="SimSun"/>
+                <w:sz w:val="16"/>
+                <w:szCs w:val="16"/>
+              </w:rPr>
+              <w:t xml:space="preserve"/>
+            </w:r>
+          </w:p>
+        </w:tc>
+        <w:tc>
+          <w:tcPr>
+            <w:tcW w:w="2700" w:type="dxa"/>
+          </w:tcPr>
+          <w:p>
+            <w:pPr>
+              <w:spacing w:after="0" w:line="360" w:lineRule="auto"/>
+            </w:pPr>
+            <w:r>
+              <w:rPr>
+                <w:rFonts w:ascii="SimSun" w:eastAsia="SimSun" w:hAnsi="SimSun"/>
+                <w:sz w:val="16"/>
+                <w:szCs w:val="16"/>
+              </w:rPr>
+              <w:t xml:space="preserve"/>
+            </w:r>
+          </w:p>
+        </w:tc>
+        <w:tc>
+          <w:tcPr>
+            <w:tcW w:w="2100" w:type="dxa"/>
+          </w:tcPr>
+          <w:p>
+            <w:pPr>
+              <w:spacing w:after="0" w:line="360" w:lineRule="auto"/>
+            </w:pPr>
+            <w:r>
+              <w:rPr>
+                <w:rFonts w:ascii="SimSun" w:eastAsia="SimSun" w:hAnsi="SimSun"/>
+                <w:sz w:val="16"/>
+                <w:szCs w:val="16"/>
+              </w:rPr>
+              <w:t xml:space="preserve"/>
+            </w:r>
+          </w:p>
+        </w:tc>
+        <w:tc>
+          <w:tcPr>
+            <w:tcW w:w="1600" w:type="dxa"/>
+          </w:tcPr>
+          <w:p>
+            <w:pPr>
+              <w:spacing w:after="0" w:line="360" w:lineRule="auto"/>
+            </w:pPr>
+            <w:r>
+              <w:rPr>
+                <w:rFonts w:ascii="SimSun" w:eastAsia="SimSun" w:hAnsi="SimSun"/>
+                <w:sz w:val="16"/>
+                <w:szCs w:val="16"/>
+              </w:rPr>
+              <w:t xml:space="preserve"/>
+            </w:r>
+          </w:p>
+        </w:tc>
+      </w:tr>
+    </w:tbl>
+    <w:p>
+      <w:pPr>
+        <w:spacing w:after="120" w:line="360" w:lineRule="auto"/>
+      </w:pPr>
+      <w:r>
+        <w:rPr>
+          <w:rFonts w:ascii="SimSun" w:eastAsia="SimSun" w:hAnsi="SimSun"/>
+        </w:rPr>
+        <w:t xml:space="preserve"/>
+      </w:r>
+    </w:p>
+    <w:p>
+      <w:pPr>
+        <w:pStyle w:val="Heading3"/>
+        <w:spacing w:after="100" w:line="360" w:lineRule="auto"/>
+      </w:pPr>
+      <w:r>
+        <w:rPr>
+          <w:rFonts w:ascii="SimSun" w:eastAsia="SimSun" w:hAnsi="SimSun"/>
+          <w:b/>
+          <w:sz w:val="24"/>
+          <w:szCs w:val="24"/>
+        </w:rPr>
+        <w:t>4.3.1.3 动作封装流</w:t>
+      </w:r>
+    </w:p>
+    <w:p>
+      <w:pPr>
+        <w:spacing w:after="80" w:line="360" w:lineRule="auto"/>
+      </w:pPr>
+      <w:r>
+        <w:rPr>
+          <w:rFonts w:ascii="SimSun" w:eastAsia="SimSun" w:hAnsi="SimSun"/>
+          <w:b/>
+          <w:sz w:val="20"/>
+          <w:szCs w:val="20"/>
+        </w:rPr>
+        <w:t>【动作封装流模板，后续补充】</w:t>
+      </w:r>
+    </w:p>
+    <w:tbl>
+      <w:tblPr>
+        <w:tblStyle w:val="TableGrid"/>
+        <w:tblW w:w="0" w:type="auto"/>
+        <w:tblBorders>
+          <w:top w:val="single" w:sz="4" w:space="0" w:color="auto"/>
+          <w:left w:val="single" w:sz="4" w:space="0" w:color="auto"/>
+          <w:bottom w:val="single" w:sz="4" w:space="0" w:color="auto"/>
+          <w:right w:val="single" w:sz="4" w:space="0" w:color="auto"/>
+          <w:insideH w:val="single" w:sz="4" w:space="0" w:color="auto"/>
+          <w:insideV w:val="single" w:sz="4" w:space="0" w:color="auto"/>
+        </w:tblBorders>
+        <w:tblLayout w:type="fixed"/>
+      </w:tblPr>
+      <w:tblGrid>
+        <w:gridCol w:w="1600"/>
+        <w:gridCol w:w="1600"/>
+        <w:gridCol w:w="1800"/>
+        <w:gridCol w:w="2700"/>
+        <w:gridCol w:w="2100"/>
+        <w:gridCol w:w="1600"/>
+      </w:tblGrid>
+      <w:tr>
+        <w:tc>
+          <w:tcPr>
+            <w:tcW w:w="1600" w:type="dxa"/>
+            <w:shd w:fill="E2F0D9"/>
+          </w:tcPr>
+          <w:p>
+            <w:pPr>
+              <w:spacing w:after="0" w:line="360" w:lineRule="auto"/>
+            </w:pPr>
+            <w:r>
+              <w:rPr>
+                <w:rFonts w:ascii="SimSun" w:eastAsia="SimSun" w:hAnsi="SimSun"/>
+                <w:b/>
+                <w:sz w:val="16"/>
+                <w:szCs w:val="16"/>
+              </w:rPr>
+              <w:t>流程环节</w:t>
+            </w:r>
+          </w:p>
+        </w:tc>
+        <w:tc>
+          <w:tcPr>
+            <w:tcW w:w="1600" w:type="dxa"/>
+            <w:shd w:fill="E2F0D9"/>
+          </w:tcPr>
+          <w:p>
+            <w:pPr>
+              <w:spacing w:after="0" w:line="360" w:lineRule="auto"/>
+            </w:pPr>
+            <w:r>
+              <w:rPr>
+                <w:rFonts w:ascii="SimSun" w:eastAsia="SimSun" w:hAnsi="SimSun"/>
+                <w:b/>
+                <w:sz w:val="16"/>
+                <w:szCs w:val="16"/>
+              </w:rPr>
+              <w:t>角色/对象</w:t>
+            </w:r>
+          </w:p>
+        </w:tc>
+        <w:tc>
+          <w:tcPr>
+            <w:tcW w:w="1800" w:type="dxa"/>
+            <w:shd w:fill="E2F0D9"/>
+          </w:tcPr>
+          <w:p>
+            <w:pPr>
+              <w:spacing w:after="0" w:line="360" w:lineRule="auto"/>
+            </w:pPr>
+            <w:r>
+              <w:rPr>
+                <w:rFonts w:ascii="SimSun" w:eastAsia="SimSun" w:hAnsi="SimSun"/>
+                <w:b/>
+                <w:sz w:val="16"/>
+                <w:szCs w:val="16"/>
+              </w:rPr>
+              <w:t>输入</w:t>
+            </w:r>
+          </w:p>
+        </w:tc>
+        <w:tc>
+          <w:tcPr>
+            <w:tcW w:w="2700" w:type="dxa"/>
+            <w:shd w:fill="E2F0D9"/>
+          </w:tcPr>
+          <w:p>
+            <w:pPr>
+              <w:spacing w:after="0" w:line="360" w:lineRule="auto"/>
+            </w:pPr>
+            <w:r>
+              <w:rPr>
+                <w:rFonts w:ascii="SimSun" w:eastAsia="SimSun" w:hAnsi="SimSun"/>
+                <w:b/>
+                <w:sz w:val="16"/>
+                <w:szCs w:val="16"/>
+              </w:rPr>
+              <w:t>平台动作</w:t>
+            </w:r>
+          </w:p>
+        </w:tc>
+        <w:tc>
+          <w:tcPr>
+            <w:tcW w:w="2100" w:type="dxa"/>
+            <w:shd w:fill="E2F0D9"/>
+          </w:tcPr>
+          <w:p>
+            <w:pPr>
+              <w:spacing w:after="0" w:line="360" w:lineRule="auto"/>
+            </w:pPr>
+            <w:r>
+              <w:rPr>
+                <w:rFonts w:ascii="SimSun" w:eastAsia="SimSun" w:hAnsi="SimSun"/>
+                <w:b/>
+                <w:sz w:val="16"/>
+                <w:szCs w:val="16"/>
+              </w:rPr>
+              <w:t>输出</w:t>
+            </w:r>
+          </w:p>
+        </w:tc>
+        <w:tc>
+          <w:tcPr>
+            <w:tcW w:w="1600" w:type="dxa"/>
+            <w:shd w:fill="E2F0D9"/>
+          </w:tcPr>
+          <w:p>
+            <w:pPr>
+              <w:spacing w:after="0" w:line="360" w:lineRule="auto"/>
+            </w:pPr>
+            <w:r>
+              <w:rPr>
+                <w:rFonts w:ascii="SimSun" w:eastAsia="SimSun" w:hAnsi="SimSun"/>
+                <w:b/>
+                <w:sz w:val="16"/>
+                <w:szCs w:val="16"/>
+              </w:rPr>
+              <w:t>备注</w:t>
+            </w:r>
+          </w:p>
+        </w:tc>
+      </w:tr>
+      <w:tr>
+        <w:tc>
+          <w:tcPr>
+            <w:tcW w:w="1600" w:type="dxa"/>
+          </w:tcPr>
+          <w:p>
+            <w:pPr>
+              <w:spacing w:after="0" w:line="360" w:lineRule="auto"/>
+            </w:pPr>
+            <w:r>
+              <w:rPr>
+                <w:rFonts w:ascii="SimSun" w:eastAsia="SimSun" w:hAnsi="SimSun"/>
+                <w:sz w:val="16"/>
+                <w:szCs w:val="16"/>
+              </w:rPr>
+              <w:t>环节 1</w:t>
+            </w:r>
+          </w:p>
+        </w:tc>
+        <w:tc>
+          <w:tcPr>
+            <w:tcW w:w="1600" w:type="dxa"/>
+          </w:tcPr>
+          <w:p>
+            <w:pPr>
+              <w:spacing w:after="0" w:line="360" w:lineRule="auto"/>
+            </w:pPr>
+            <w:r>
+              <w:rPr>
+                <w:rFonts w:ascii="SimSun" w:eastAsia="SimSun" w:hAnsi="SimSun"/>
+                <w:sz w:val="16"/>
+                <w:szCs w:val="16"/>
+              </w:rPr>
+              <w:t xml:space="preserve"/>
+            </w:r>
+          </w:p>
+        </w:tc>
+        <w:tc>
+          <w:tcPr>
+            <w:tcW w:w="1800" w:type="dxa"/>
+          </w:tcPr>
+          <w:p>
+            <w:pPr>
+              <w:spacing w:after="0" w:line="360" w:lineRule="auto"/>
+            </w:pPr>
+            <w:r>
+              <w:rPr>
+                <w:rFonts w:ascii="SimSun" w:eastAsia="SimSun" w:hAnsi="SimSun"/>
+                <w:sz w:val="16"/>
+                <w:szCs w:val="16"/>
+              </w:rPr>
+              <w:t xml:space="preserve"/>
+            </w:r>
+          </w:p>
+        </w:tc>
+        <w:tc>
+          <w:tcPr>
+            <w:tcW w:w="2700" w:type="dxa"/>
+          </w:tcPr>
+          <w:p>
+            <w:pPr>
+              <w:spacing w:after="0" w:line="360" w:lineRule="auto"/>
+            </w:pPr>
+            <w:r>
+              <w:rPr>
+                <w:rFonts w:ascii="SimSun" w:eastAsia="SimSun" w:hAnsi="SimSun"/>
+                <w:sz w:val="16"/>
+                <w:szCs w:val="16"/>
+              </w:rPr>
+              <w:t xml:space="preserve"/>
+            </w:r>
+          </w:p>
+        </w:tc>
+        <w:tc>
+          <w:tcPr>
+            <w:tcW w:w="2100" w:type="dxa"/>
+          </w:tcPr>
+          <w:p>
+            <w:pPr>
+              <w:spacing w:after="0" w:line="360" w:lineRule="auto"/>
+            </w:pPr>
+            <w:r>
+              <w:rPr>
+                <w:rFonts w:ascii="SimSun" w:eastAsia="SimSun" w:hAnsi="SimSun"/>
+                <w:sz w:val="16"/>
+                <w:szCs w:val="16"/>
+              </w:rPr>
+              <w:t xml:space="preserve"/>
+            </w:r>
+          </w:p>
+        </w:tc>
+        <w:tc>
+          <w:tcPr>
+            <w:tcW w:w="1600" w:type="dxa"/>
+          </w:tcPr>
+          <w:p>
+            <w:pPr>
+              <w:spacing w:after="0" w:line="360" w:lineRule="auto"/>
+            </w:pPr>
+            <w:r>
+              <w:rPr>
+                <w:rFonts w:ascii="SimSun" w:eastAsia="SimSun" w:hAnsi="SimSun"/>
+                <w:sz w:val="16"/>
+                <w:szCs w:val="16"/>
+              </w:rPr>
+              <w:t xml:space="preserve"/>
+            </w:r>
+          </w:p>
+        </w:tc>
+      </w:tr>
+      <w:tr>
+        <w:tc>
+          <w:tcPr>
+            <w:tcW w:w="1600" w:type="dxa"/>
+          </w:tcPr>
+          <w:p>
+            <w:pPr>
+              <w:spacing w:after="0" w:line="360" w:lineRule="auto"/>
+            </w:pPr>
+            <w:r>
+              <w:rPr>
+                <w:rFonts w:ascii="SimSun" w:eastAsia="SimSun" w:hAnsi="SimSun"/>
+                <w:sz w:val="16"/>
+                <w:szCs w:val="16"/>
+              </w:rPr>
+              <w:t>环节 2</w:t>
+            </w:r>
+          </w:p>
+        </w:tc>
+        <w:tc>
+          <w:tcPr>
+            <w:tcW w:w="1600" w:type="dxa"/>
+          </w:tcPr>
+          <w:p>
+            <w:pPr>
+              <w:spacing w:after="0" w:line="360" w:lineRule="auto"/>
+            </w:pPr>
+            <w:r>
+              <w:rPr>
+                <w:rFonts w:ascii="SimSun" w:eastAsia="SimSun" w:hAnsi="SimSun"/>
+                <w:sz w:val="16"/>
+                <w:szCs w:val="16"/>
+              </w:rPr>
+              <w:t xml:space="preserve"/>
+            </w:r>
+          </w:p>
+        </w:tc>
+        <w:tc>
+          <w:tcPr>
+            <w:tcW w:w="1800" w:type="dxa"/>
+          </w:tcPr>
+          <w:p>
+            <w:pPr>
+              <w:spacing w:after="0" w:line="360" w:lineRule="auto"/>
+            </w:pPr>
+            <w:r>
+              <w:rPr>
+                <w:rFonts w:ascii="SimSun" w:eastAsia="SimSun" w:hAnsi="SimSun"/>
+                <w:sz w:val="16"/>
+                <w:szCs w:val="16"/>
+              </w:rPr>
+              <w:t xml:space="preserve"/>
+            </w:r>
+          </w:p>
+        </w:tc>
+        <w:tc>
+          <w:tcPr>
+            <w:tcW w:w="2700" w:type="dxa"/>
+          </w:tcPr>
+          <w:p>
+            <w:pPr>
+              <w:spacing w:after="0" w:line="360" w:lineRule="auto"/>
+            </w:pPr>
+            <w:r>
+              <w:rPr>
+                <w:rFonts w:ascii="SimSun" w:eastAsia="SimSun" w:hAnsi="SimSun"/>
+                <w:sz w:val="16"/>
+                <w:szCs w:val="16"/>
+              </w:rPr>
+              <w:t xml:space="preserve"/>
+            </w:r>
+          </w:p>
+        </w:tc>
+        <w:tc>
+          <w:tcPr>
+            <w:tcW w:w="2100" w:type="dxa"/>
+          </w:tcPr>
+          <w:p>
+            <w:pPr>
+              <w:spacing w:after="0" w:line="360" w:lineRule="auto"/>
+            </w:pPr>
+            <w:r>
+              <w:rPr>
+                <w:rFonts w:ascii="SimSun" w:eastAsia="SimSun" w:hAnsi="SimSun"/>
+                <w:sz w:val="16"/>
+                <w:szCs w:val="16"/>
+              </w:rPr>
+              <w:t xml:space="preserve"/>
+            </w:r>
+          </w:p>
+        </w:tc>
+        <w:tc>
+          <w:tcPr>
+            <w:tcW w:w="1600" w:type="dxa"/>
+          </w:tcPr>
+          <w:p>
+            <w:pPr>
+              <w:spacing w:after="0" w:line="360" w:lineRule="auto"/>
+            </w:pPr>
+            <w:r>
+              <w:rPr>
+                <w:rFonts w:ascii="SimSun" w:eastAsia="SimSun" w:hAnsi="SimSun"/>
+                <w:sz w:val="16"/>
+                <w:szCs w:val="16"/>
+              </w:rPr>
+              <w:t xml:space="preserve"/>
+            </w:r>
+          </w:p>
+        </w:tc>
+      </w:tr>
+      <w:tr>
+        <w:tc>
+          <w:tcPr>
+            <w:tcW w:w="1600" w:type="dxa"/>
+          </w:tcPr>
+          <w:p>
+            <w:pPr>
+              <w:spacing w:after="0" w:line="360" w:lineRule="auto"/>
+            </w:pPr>
+            <w:r>
+              <w:rPr>
+                <w:rFonts w:ascii="SimSun" w:eastAsia="SimSun" w:hAnsi="SimSun"/>
+                <w:sz w:val="16"/>
+                <w:szCs w:val="16"/>
+              </w:rPr>
+              <w:t>环节 3</w:t>
+            </w:r>
+          </w:p>
+        </w:tc>
+        <w:tc>
+          <w:tcPr>
+            <w:tcW w:w="1600" w:type="dxa"/>
+          </w:tcPr>
+          <w:p>
+            <w:pPr>
+              <w:spacing w:after="0" w:line="360" w:lineRule="auto"/>
+            </w:pPr>
+            <w:r>
+              <w:rPr>
+                <w:rFonts w:ascii="SimSun" w:eastAsia="SimSun" w:hAnsi="SimSun"/>
+                <w:sz w:val="16"/>
+                <w:szCs w:val="16"/>
+              </w:rPr>
+              <w:t xml:space="preserve"/>
+            </w:r>
+          </w:p>
+        </w:tc>
+        <w:tc>
+          <w:tcPr>
+            <w:tcW w:w="1800" w:type="dxa"/>
+          </w:tcPr>
+          <w:p>
+            <w:pPr>
+              <w:spacing w:after="0" w:line="360" w:lineRule="auto"/>
+            </w:pPr>
+            <w:r>
+              <w:rPr>
+                <w:rFonts w:ascii="SimSun" w:eastAsia="SimSun" w:hAnsi="SimSun"/>
+                <w:sz w:val="16"/>
+                <w:szCs w:val="16"/>
+              </w:rPr>
+              <w:t xml:space="preserve"/>
+            </w:r>
+          </w:p>
+        </w:tc>
+        <w:tc>
+          <w:tcPr>
+            <w:tcW w:w="2700" w:type="dxa"/>
+          </w:tcPr>
+          <w:p>
+            <w:pPr>
+              <w:spacing w:after="0" w:line="360" w:lineRule="auto"/>
+            </w:pPr>
+            <w:r>
+              <w:rPr>
+                <w:rFonts w:ascii="SimSun" w:eastAsia="SimSun" w:hAnsi="SimSun"/>
+                <w:sz w:val="16"/>
+                <w:szCs w:val="16"/>
+              </w:rPr>
+              <w:t xml:space="preserve"/>
+            </w:r>
+          </w:p>
+        </w:tc>
+        <w:tc>
+          <w:tcPr>
+            <w:tcW w:w="2100" w:type="dxa"/>
+          </w:tcPr>
+          <w:p>
+            <w:pPr>
+              <w:spacing w:after="0" w:line="360" w:lineRule="auto"/>
+            </w:pPr>
+            <w:r>
+              <w:rPr>
+                <w:rFonts w:ascii="SimSun" w:eastAsia="SimSun" w:hAnsi="SimSun"/>
+                <w:sz w:val="16"/>
+                <w:szCs w:val="16"/>
+              </w:rPr>
+              <w:t xml:space="preserve"/>
+            </w:r>
+          </w:p>
+        </w:tc>
+        <w:tc>
+          <w:tcPr>
+            <w:tcW w:w="1600" w:type="dxa"/>
+          </w:tcPr>
+          <w:p>
+            <w:pPr>
+              <w:spacing w:after="0" w:line="360" w:lineRule="auto"/>
+            </w:pPr>
+            <w:r>
+              <w:rPr>
+                <w:rFonts w:ascii="SimSun" w:eastAsia="SimSun" w:hAnsi="SimSun"/>
+                <w:sz w:val="16"/>
+                <w:szCs w:val="16"/>
+              </w:rPr>
+              <w:t xml:space="preserve"/>
+            </w:r>
+          </w:p>
+        </w:tc>
+      </w:tr>
+      <w:tr>
+        <w:tc>
+          <w:tcPr>
+            <w:tcW w:w="1600" w:type="dxa"/>
+          </w:tcPr>
+          <w:p>
+            <w:pPr>
+              <w:spacing w:after="0" w:line="360" w:lineRule="auto"/>
+            </w:pPr>
+            <w:r>
+              <w:rPr>
+                <w:rFonts w:ascii="SimSun" w:eastAsia="SimSun" w:hAnsi="SimSun"/>
+                <w:sz w:val="16"/>
+                <w:szCs w:val="16"/>
+              </w:rPr>
+              <w:t>环节 4</w:t>
+            </w:r>
+          </w:p>
+        </w:tc>
+        <w:tc>
+          <w:tcPr>
+            <w:tcW w:w="1600" w:type="dxa"/>
+          </w:tcPr>
+          <w:p>
+            <w:pPr>
+              <w:spacing w:after="0" w:line="360" w:lineRule="auto"/>
+            </w:pPr>
+            <w:r>
+              <w:rPr>
+                <w:rFonts w:ascii="SimSun" w:eastAsia="SimSun" w:hAnsi="SimSun"/>
+                <w:sz w:val="16"/>
+                <w:szCs w:val="16"/>
+              </w:rPr>
+              <w:t xml:space="preserve"/>
+            </w:r>
+          </w:p>
+        </w:tc>
+        <w:tc>
+          <w:tcPr>
+            <w:tcW w:w="1800" w:type="dxa"/>
+          </w:tcPr>
+          <w:p>
+            <w:pPr>
+              <w:spacing w:after="0" w:line="360" w:lineRule="auto"/>
+            </w:pPr>
+            <w:r>
+              <w:rPr>
+                <w:rFonts w:ascii="SimSun" w:eastAsia="SimSun" w:hAnsi="SimSun"/>
+                <w:sz w:val="16"/>
+                <w:szCs w:val="16"/>
+              </w:rPr>
+              <w:t xml:space="preserve"/>
+            </w:r>
+          </w:p>
+        </w:tc>
+        <w:tc>
+          <w:tcPr>
+            <w:tcW w:w="2700" w:type="dxa"/>
+          </w:tcPr>
+          <w:p>
+            <w:pPr>
+              <w:spacing w:after="0" w:line="360" w:lineRule="auto"/>
+            </w:pPr>
+            <w:r>
+              <w:rPr>
+                <w:rFonts w:ascii="SimSun" w:eastAsia="SimSun" w:hAnsi="SimSun"/>
+                <w:sz w:val="16"/>
+                <w:szCs w:val="16"/>
+              </w:rPr>
+              <w:t xml:space="preserve"/>
+            </w:r>
+          </w:p>
+        </w:tc>
+        <w:tc>
+          <w:tcPr>
+            <w:tcW w:w="2100" w:type="dxa"/>
+          </w:tcPr>
+          <w:p>
+            <w:pPr>
+              <w:spacing w:after="0" w:line="360" w:lineRule="auto"/>
+            </w:pPr>
+            <w:r>
+              <w:rPr>
+                <w:rFonts w:ascii="SimSun" w:eastAsia="SimSun" w:hAnsi="SimSun"/>
+                <w:sz w:val="16"/>
+                <w:szCs w:val="16"/>
+              </w:rPr>
+              <w:t xml:space="preserve"/>
+            </w:r>
+          </w:p>
+        </w:tc>
+        <w:tc>
+          <w:tcPr>
+            <w:tcW w:w="1600" w:type="dxa"/>
+          </w:tcPr>
+          <w:p>
+            <w:pPr>
+              <w:spacing w:after="0" w:line="360" w:lineRule="auto"/>
+            </w:pPr>
+            <w:r>
+              <w:rPr>
+                <w:rFonts w:ascii="SimSun" w:eastAsia="SimSun" w:hAnsi="SimSun"/>
+                <w:sz w:val="16"/>
+                <w:szCs w:val="16"/>
+              </w:rPr>
+              <w:t xml:space="preserve"/>
+            </w:r>
+          </w:p>
+        </w:tc>
+      </w:tr>
+    </w:tbl>
+    <w:p>
+      <w:pPr>
+        <w:spacing w:after="120" w:line="360" w:lineRule="auto"/>
+      </w:pPr>
+      <w:r>
+        <w:rPr>
+          <w:rFonts w:ascii="SimSun" w:eastAsia="SimSun" w:hAnsi="SimSun"/>
+        </w:rPr>
+        <w:t xml:space="preserve"/>
+      </w:r>
+    </w:p>
+    <w:p>
+      <w:pPr>
+        <w:pStyle w:val="Heading3"/>
+        <w:spacing w:after="100" w:line="360" w:lineRule="auto"/>
+      </w:pPr>
+      <w:r>
+        <w:rPr>
+          <w:rFonts w:ascii="SimSun" w:eastAsia="SimSun" w:hAnsi="SimSun"/>
+          <w:b/>
+          <w:sz w:val="24"/>
+          <w:szCs w:val="24"/>
+        </w:rPr>
+        <w:t>4.3.2 本体应用构建业务流</w:t>
+      </w:r>
+    </w:p>
+    <w:p>
+      <w:pPr>
+        <w:spacing w:after="160" w:line="360" w:lineRule="auto"/>
+      </w:pPr>
+      <w:r>
+        <w:rPr>
+          <w:rFonts w:ascii="SimSun" w:eastAsia="SimSun" w:hAnsi="SimSun"/>
+          <w:sz w:val="22"/>
+          <w:szCs w:val="22"/>
+        </w:rPr>
+        <w:t>本体应用构建业务流用于描述开发人员或业务人员如何基于已沉淀的本体模型、工具、动作和智能体能力，构建面向具体场景的本体应用。</w:t>
+      </w:r>
+    </w:p>
+    <w:p>
+      <w:pPr>
+        <w:spacing w:after="80" w:line="360" w:lineRule="auto"/>
+      </w:pPr>
+      <w:r>
+        <w:rPr>
+          <w:rFonts w:ascii="SimSun" w:eastAsia="SimSun" w:hAnsi="SimSun"/>
+          <w:b/>
+          <w:sz w:val="20"/>
+          <w:szCs w:val="20"/>
+        </w:rPr>
+        <w:t>【本体应用构建业务流模板，后续补充】</w:t>
+      </w:r>
+    </w:p>
+    <w:tbl>
+      <w:tblPr>
+        <w:tblStyle w:val="TableGrid"/>
+        <w:tblW w:w="0" w:type="auto"/>
+        <w:tblBorders>
+          <w:top w:val="single" w:sz="4" w:space="0" w:color="auto"/>
+          <w:left w:val="single" w:sz="4" w:space="0" w:color="auto"/>
+          <w:bottom w:val="single" w:sz="4" w:space="0" w:color="auto"/>
+          <w:right w:val="single" w:sz="4" w:space="0" w:color="auto"/>
+          <w:insideH w:val="single" w:sz="4" w:space="0" w:color="auto"/>
+          <w:insideV w:val="single" w:sz="4" w:space="0" w:color="auto"/>
+        </w:tblBorders>
+        <w:tblLayout w:type="fixed"/>
+      </w:tblPr>
+      <w:tblGrid>
+        <w:gridCol w:w="1600"/>
+        <w:gridCol w:w="1600"/>
+        <w:gridCol w:w="1800"/>
+        <w:gridCol w:w="2700"/>
+        <w:gridCol w:w="2100"/>
+        <w:gridCol w:w="1600"/>
+      </w:tblGrid>
+      <w:tr>
+        <w:tc>
+          <w:tcPr>
+            <w:tcW w:w="1600" w:type="dxa"/>
+            <w:shd w:fill="E2F0D9"/>
+          </w:tcPr>
+          <w:p>
+            <w:pPr>
+              <w:spacing w:after="0" w:line="360" w:lineRule="auto"/>
+            </w:pPr>
+            <w:r>
+              <w:rPr>
+                <w:rFonts w:ascii="SimSun" w:eastAsia="SimSun" w:hAnsi="SimSun"/>
+                <w:b/>
+                <w:sz w:val="16"/>
+                <w:szCs w:val="16"/>
+              </w:rPr>
+              <w:t>流程环节</w:t>
+            </w:r>
+          </w:p>
+        </w:tc>
+        <w:tc>
+          <w:tcPr>
+            <w:tcW w:w="1600" w:type="dxa"/>
+            <w:shd w:fill="E2F0D9"/>
+          </w:tcPr>
+          <w:p>
+            <w:pPr>
+              <w:spacing w:after="0" w:line="360" w:lineRule="auto"/>
+            </w:pPr>
+            <w:r>
+              <w:rPr>
+                <w:rFonts w:ascii="SimSun" w:eastAsia="SimSun" w:hAnsi="SimSun"/>
+                <w:b/>
+                <w:sz w:val="16"/>
+                <w:szCs w:val="16"/>
+              </w:rPr>
+              <w:t>角色/对象</w:t>
+            </w:r>
+          </w:p>
+        </w:tc>
+        <w:tc>
+          <w:tcPr>
+            <w:tcW w:w="1800" w:type="dxa"/>
+            <w:shd w:fill="E2F0D9"/>
+          </w:tcPr>
+          <w:p>
+            <w:pPr>
+              <w:spacing w:after="0" w:line="360" w:lineRule="auto"/>
+            </w:pPr>
+            <w:r>
+              <w:rPr>
+                <w:rFonts w:ascii="SimSun" w:eastAsia="SimSun" w:hAnsi="SimSun"/>
+                <w:b/>
+                <w:sz w:val="16"/>
+                <w:szCs w:val="16"/>
+              </w:rPr>
+              <w:t>输入</w:t>
+            </w:r>
+          </w:p>
+        </w:tc>
+        <w:tc>
+          <w:tcPr>
+            <w:tcW w:w="2700" w:type="dxa"/>
+            <w:shd w:fill="E2F0D9"/>
+          </w:tcPr>
+          <w:p>
+            <w:pPr>
+              <w:spacing w:after="0" w:line="360" w:lineRule="auto"/>
+            </w:pPr>
+            <w:r>
+              <w:rPr>
+                <w:rFonts w:ascii="SimSun" w:eastAsia="SimSun" w:hAnsi="SimSun"/>
+                <w:b/>
+                <w:sz w:val="16"/>
+                <w:szCs w:val="16"/>
+              </w:rPr>
+              <w:t>平台动作</w:t>
+            </w:r>
+          </w:p>
+        </w:tc>
+        <w:tc>
+          <w:tcPr>
+            <w:tcW w:w="2100" w:type="dxa"/>
+            <w:shd w:fill="E2F0D9"/>
+          </w:tcPr>
+          <w:p>
+            <w:pPr>
+              <w:spacing w:after="0" w:line="360" w:lineRule="auto"/>
+            </w:pPr>
+            <w:r>
+              <w:rPr>
+                <w:rFonts w:ascii="SimSun" w:eastAsia="SimSun" w:hAnsi="SimSun"/>
+                <w:b/>
+                <w:sz w:val="16"/>
+                <w:szCs w:val="16"/>
+              </w:rPr>
+              <w:t>输出</w:t>
+            </w:r>
+          </w:p>
+        </w:tc>
+        <w:tc>
+          <w:tcPr>
+            <w:tcW w:w="1600" w:type="dxa"/>
+            <w:shd w:fill="E2F0D9"/>
+          </w:tcPr>
+          <w:p>
+            <w:pPr>
+              <w:spacing w:after="0" w:line="360" w:lineRule="auto"/>
+            </w:pPr>
+            <w:r>
+              <w:rPr>
+                <w:rFonts w:ascii="SimSun" w:eastAsia="SimSun" w:hAnsi="SimSun"/>
+                <w:b/>
+                <w:sz w:val="16"/>
+                <w:szCs w:val="16"/>
+              </w:rPr>
+              <w:t>备注</w:t>
+            </w:r>
+          </w:p>
+        </w:tc>
+      </w:tr>
+      <w:tr>
+        <w:tc>
+          <w:tcPr>
+            <w:tcW w:w="1600" w:type="dxa"/>
+          </w:tcPr>
+          <w:p>
+            <w:pPr>
+              <w:spacing w:after="0" w:line="360" w:lineRule="auto"/>
+            </w:pPr>
+            <w:r>
+              <w:rPr>
+                <w:rFonts w:ascii="SimSun" w:eastAsia="SimSun" w:hAnsi="SimSun"/>
+                <w:sz w:val="16"/>
+                <w:szCs w:val="16"/>
+              </w:rPr>
+              <w:t>环节 1</w:t>
+            </w:r>
+          </w:p>
+        </w:tc>
+        <w:tc>
+          <w:tcPr>
+            <w:tcW w:w="1600" w:type="dxa"/>
+          </w:tcPr>
+          <w:p>
+            <w:pPr>
+              <w:spacing w:after="0" w:line="360" w:lineRule="auto"/>
+            </w:pPr>
+            <w:r>
+              <w:rPr>
+                <w:rFonts w:ascii="SimSun" w:eastAsia="SimSun" w:hAnsi="SimSun"/>
+                <w:sz w:val="16"/>
+                <w:szCs w:val="16"/>
+              </w:rPr>
+              <w:t xml:space="preserve"/>
+            </w:r>
+          </w:p>
+        </w:tc>
+        <w:tc>
+          <w:tcPr>
+            <w:tcW w:w="1800" w:type="dxa"/>
+          </w:tcPr>
+          <w:p>
+            <w:pPr>
+              <w:spacing w:after="0" w:line="360" w:lineRule="auto"/>
+            </w:pPr>
+            <w:r>
+              <w:rPr>
+                <w:rFonts w:ascii="SimSun" w:eastAsia="SimSun" w:hAnsi="SimSun"/>
+                <w:sz w:val="16"/>
+                <w:szCs w:val="16"/>
+              </w:rPr>
+              <w:t xml:space="preserve"/>
+            </w:r>
+          </w:p>
+        </w:tc>
+        <w:tc>
+          <w:tcPr>
+            <w:tcW w:w="2700" w:type="dxa"/>
+          </w:tcPr>
+          <w:p>
+            <w:pPr>
+              <w:spacing w:after="0" w:line="360" w:lineRule="auto"/>
+            </w:pPr>
+            <w:r>
+              <w:rPr>
+                <w:rFonts w:ascii="SimSun" w:eastAsia="SimSun" w:hAnsi="SimSun"/>
+                <w:sz w:val="16"/>
+                <w:szCs w:val="16"/>
+              </w:rPr>
+              <w:t xml:space="preserve"/>
+            </w:r>
+          </w:p>
+        </w:tc>
+        <w:tc>
+          <w:tcPr>
+            <w:tcW w:w="2100" w:type="dxa"/>
+          </w:tcPr>
+          <w:p>
+            <w:pPr>
+              <w:spacing w:after="0" w:line="360" w:lineRule="auto"/>
+            </w:pPr>
+            <w:r>
+              <w:rPr>
+                <w:rFonts w:ascii="SimSun" w:eastAsia="SimSun" w:hAnsi="SimSun"/>
+                <w:sz w:val="16"/>
+                <w:szCs w:val="16"/>
+              </w:rPr>
+              <w:t xml:space="preserve"/>
+            </w:r>
+          </w:p>
+        </w:tc>
+        <w:tc>
+          <w:tcPr>
+            <w:tcW w:w="1600" w:type="dxa"/>
+          </w:tcPr>
+          <w:p>
+            <w:pPr>
+              <w:spacing w:after="0" w:line="360" w:lineRule="auto"/>
+            </w:pPr>
+            <w:r>
+              <w:rPr>
+                <w:rFonts w:ascii="SimSun" w:eastAsia="SimSun" w:hAnsi="SimSun"/>
+                <w:sz w:val="16"/>
+                <w:szCs w:val="16"/>
+              </w:rPr>
+              <w:t xml:space="preserve"/>
+            </w:r>
+          </w:p>
+        </w:tc>
+      </w:tr>
+      <w:tr>
+        <w:tc>
+          <w:tcPr>
+            <w:tcW w:w="1600" w:type="dxa"/>
+          </w:tcPr>
+          <w:p>
+            <w:pPr>
+              <w:spacing w:after="0" w:line="360" w:lineRule="auto"/>
+            </w:pPr>
+            <w:r>
+              <w:rPr>
+                <w:rFonts w:ascii="SimSun" w:eastAsia="SimSun" w:hAnsi="SimSun"/>
+                <w:sz w:val="16"/>
+                <w:szCs w:val="16"/>
+              </w:rPr>
+              <w:t>环节 2</w:t>
+            </w:r>
+          </w:p>
+        </w:tc>
+        <w:tc>
+          <w:tcPr>
+            <w:tcW w:w="1600" w:type="dxa"/>
+          </w:tcPr>
+          <w:p>
+            <w:pPr>
+              <w:spacing w:after="0" w:line="360" w:lineRule="auto"/>
+            </w:pPr>
+            <w:r>
+              <w:rPr>
+                <w:rFonts w:ascii="SimSun" w:eastAsia="SimSun" w:hAnsi="SimSun"/>
+                <w:sz w:val="16"/>
+                <w:szCs w:val="16"/>
+              </w:rPr>
+              <w:t xml:space="preserve"/>
+            </w:r>
+          </w:p>
+        </w:tc>
+        <w:tc>
+          <w:tcPr>
+            <w:tcW w:w="1800" w:type="dxa"/>
+          </w:tcPr>
+          <w:p>
+            <w:pPr>
+              <w:spacing w:after="0" w:line="360" w:lineRule="auto"/>
+            </w:pPr>
+            <w:r>
+              <w:rPr>
+                <w:rFonts w:ascii="SimSun" w:eastAsia="SimSun" w:hAnsi="SimSun"/>
+                <w:sz w:val="16"/>
+                <w:szCs w:val="16"/>
+              </w:rPr>
+              <w:t xml:space="preserve"/>
+            </w:r>
+          </w:p>
+        </w:tc>
+        <w:tc>
+          <w:tcPr>
+            <w:tcW w:w="2700" w:type="dxa"/>
+          </w:tcPr>
+          <w:p>
+            <w:pPr>
+              <w:spacing w:after="0" w:line="360" w:lineRule="auto"/>
+            </w:pPr>
+            <w:r>
+              <w:rPr>
+                <w:rFonts w:ascii="SimSun" w:eastAsia="SimSun" w:hAnsi="SimSun"/>
+                <w:sz w:val="16"/>
+                <w:szCs w:val="16"/>
+              </w:rPr>
+              <w:t xml:space="preserve"/>
+            </w:r>
+          </w:p>
+        </w:tc>
+        <w:tc>
+          <w:tcPr>
+            <w:tcW w:w="2100" w:type="dxa"/>
+          </w:tcPr>
+          <w:p>
+            <w:pPr>
+              <w:spacing w:after="0" w:line="360" w:lineRule="auto"/>
+            </w:pPr>
+            <w:r>
+              <w:rPr>
+                <w:rFonts w:ascii="SimSun" w:eastAsia="SimSun" w:hAnsi="SimSun"/>
+                <w:sz w:val="16"/>
+                <w:szCs w:val="16"/>
+              </w:rPr>
+              <w:t xml:space="preserve"/>
+            </w:r>
+          </w:p>
+        </w:tc>
+        <w:tc>
+          <w:tcPr>
+            <w:tcW w:w="1600" w:type="dxa"/>
+          </w:tcPr>
+          <w:p>
+            <w:pPr>
+              <w:spacing w:after="0" w:line="360" w:lineRule="auto"/>
+            </w:pPr>
+            <w:r>
+              <w:rPr>
+                <w:rFonts w:ascii="SimSun" w:eastAsia="SimSun" w:hAnsi="SimSun"/>
+                <w:sz w:val="16"/>
+                <w:szCs w:val="16"/>
+              </w:rPr>
+              <w:t xml:space="preserve"/>
+            </w:r>
+          </w:p>
+        </w:tc>
+      </w:tr>
+      <w:tr>
+        <w:tc>
+          <w:tcPr>
+            <w:tcW w:w="1600" w:type="dxa"/>
+          </w:tcPr>
+          <w:p>
+            <w:pPr>
+              <w:spacing w:after="0" w:line="360" w:lineRule="auto"/>
+            </w:pPr>
+            <w:r>
+              <w:rPr>
+                <w:rFonts w:ascii="SimSun" w:eastAsia="SimSun" w:hAnsi="SimSun"/>
+                <w:sz w:val="16"/>
+                <w:szCs w:val="16"/>
+              </w:rPr>
+              <w:t>环节 3</w:t>
+            </w:r>
+          </w:p>
+        </w:tc>
+        <w:tc>
+          <w:tcPr>
+            <w:tcW w:w="1600" w:type="dxa"/>
+          </w:tcPr>
+          <w:p>
+            <w:pPr>
+              <w:spacing w:after="0" w:line="360" w:lineRule="auto"/>
+            </w:pPr>
+            <w:r>
+              <w:rPr>
+                <w:rFonts w:ascii="SimSun" w:eastAsia="SimSun" w:hAnsi="SimSun"/>
+                <w:sz w:val="16"/>
+                <w:szCs w:val="16"/>
+              </w:rPr>
+              <w:t xml:space="preserve"/>
+            </w:r>
+          </w:p>
+        </w:tc>
+        <w:tc>
+          <w:tcPr>
+            <w:tcW w:w="1800" w:type="dxa"/>
+          </w:tcPr>
+          <w:p>
+            <w:pPr>
+              <w:spacing w:after="0" w:line="360" w:lineRule="auto"/>
+            </w:pPr>
+            <w:r>
+              <w:rPr>
+                <w:rFonts w:ascii="SimSun" w:eastAsia="SimSun" w:hAnsi="SimSun"/>
+                <w:sz w:val="16"/>
+                <w:szCs w:val="16"/>
+              </w:rPr>
+              <w:t xml:space="preserve"/>
+            </w:r>
+          </w:p>
+        </w:tc>
+        <w:tc>
+          <w:tcPr>
+            <w:tcW w:w="2700" w:type="dxa"/>
+          </w:tcPr>
+          <w:p>
+            <w:pPr>
+              <w:spacing w:after="0" w:line="360" w:lineRule="auto"/>
+            </w:pPr>
+            <w:r>
+              <w:rPr>
+                <w:rFonts w:ascii="SimSun" w:eastAsia="SimSun" w:hAnsi="SimSun"/>
+                <w:sz w:val="16"/>
+                <w:szCs w:val="16"/>
+              </w:rPr>
+              <w:t xml:space="preserve"/>
+            </w:r>
+          </w:p>
+        </w:tc>
+        <w:tc>
+          <w:tcPr>
+            <w:tcW w:w="2100" w:type="dxa"/>
+          </w:tcPr>
+          <w:p>
+            <w:pPr>
+              <w:spacing w:after="0" w:line="360" w:lineRule="auto"/>
+            </w:pPr>
+            <w:r>
+              <w:rPr>
+                <w:rFonts w:ascii="SimSun" w:eastAsia="SimSun" w:hAnsi="SimSun"/>
+                <w:sz w:val="16"/>
+                <w:szCs w:val="16"/>
+              </w:rPr>
+              <w:t xml:space="preserve"/>
+            </w:r>
+          </w:p>
+        </w:tc>
+        <w:tc>
+          <w:tcPr>
+            <w:tcW w:w="1600" w:type="dxa"/>
+          </w:tcPr>
+          <w:p>
+            <w:pPr>
+              <w:spacing w:after="0" w:line="360" w:lineRule="auto"/>
+            </w:pPr>
+            <w:r>
+              <w:rPr>
+                <w:rFonts w:ascii="SimSun" w:eastAsia="SimSun" w:hAnsi="SimSun"/>
+                <w:sz w:val="16"/>
+                <w:szCs w:val="16"/>
+              </w:rPr>
+              <w:t xml:space="preserve"/>
+            </w:r>
+          </w:p>
+        </w:tc>
+      </w:tr>
+      <w:tr>
+        <w:tc>
+          <w:tcPr>
+            <w:tcW w:w="1600" w:type="dxa"/>
+          </w:tcPr>
+          <w:p>
+            <w:pPr>
+              <w:spacing w:after="0" w:line="360" w:lineRule="auto"/>
+            </w:pPr>
+            <w:r>
+              <w:rPr>
+                <w:rFonts w:ascii="SimSun" w:eastAsia="SimSun" w:hAnsi="SimSun"/>
+                <w:sz w:val="16"/>
+                <w:szCs w:val="16"/>
+              </w:rPr>
+              <w:t>环节 4</w:t>
+            </w:r>
+          </w:p>
+        </w:tc>
+        <w:tc>
+          <w:tcPr>
+            <w:tcW w:w="1600" w:type="dxa"/>
+          </w:tcPr>
+          <w:p>
+            <w:pPr>
+              <w:spacing w:after="0" w:line="360" w:lineRule="auto"/>
+            </w:pPr>
+            <w:r>
+              <w:rPr>
+                <w:rFonts w:ascii="SimSun" w:eastAsia="SimSun" w:hAnsi="SimSun"/>
+                <w:sz w:val="16"/>
+                <w:szCs w:val="16"/>
+              </w:rPr>
+              <w:t xml:space="preserve"/>
+            </w:r>
+          </w:p>
+        </w:tc>
+        <w:tc>
+          <w:tcPr>
+            <w:tcW w:w="1800" w:type="dxa"/>
+          </w:tcPr>
+          <w:p>
+            <w:pPr>
+              <w:spacing w:after="0" w:line="360" w:lineRule="auto"/>
+            </w:pPr>
+            <w:r>
+              <w:rPr>
+                <w:rFonts w:ascii="SimSun" w:eastAsia="SimSun" w:hAnsi="SimSun"/>
+                <w:sz w:val="16"/>
+                <w:szCs w:val="16"/>
+              </w:rPr>
+              <w:t xml:space="preserve"/>
+            </w:r>
+          </w:p>
+        </w:tc>
+        <w:tc>
+          <w:tcPr>
+            <w:tcW w:w="2700" w:type="dxa"/>
+          </w:tcPr>
+          <w:p>
+            <w:pPr>
+              <w:spacing w:after="0" w:line="360" w:lineRule="auto"/>
+            </w:pPr>
+            <w:r>
+              <w:rPr>
+                <w:rFonts w:ascii="SimSun" w:eastAsia="SimSun" w:hAnsi="SimSun"/>
+                <w:sz w:val="16"/>
+                <w:szCs w:val="16"/>
+              </w:rPr>
+              <w:t xml:space="preserve"/>
+            </w:r>
+          </w:p>
+        </w:tc>
+        <w:tc>
+          <w:tcPr>
+            <w:tcW w:w="2100" w:type="dxa"/>
+          </w:tcPr>
+          <w:p>
+            <w:pPr>
+              <w:spacing w:after="0" w:line="360" w:lineRule="auto"/>
+            </w:pPr>
+            <w:r>
+              <w:rPr>
+                <w:rFonts w:ascii="SimSun" w:eastAsia="SimSun" w:hAnsi="SimSun"/>
+                <w:sz w:val="16"/>
+                <w:szCs w:val="16"/>
+              </w:rPr>
+              <w:t xml:space="preserve"/>
+            </w:r>
+          </w:p>
+        </w:tc>
+        <w:tc>
+          <w:tcPr>
+            <w:tcW w:w="1600" w:type="dxa"/>
+          </w:tcPr>
+          <w:p>
+            <w:pPr>
+              <w:spacing w:after="0" w:line="360" w:lineRule="auto"/>
+            </w:pPr>
+            <w:r>
+              <w:rPr>
+                <w:rFonts w:ascii="SimSun" w:eastAsia="SimSun" w:hAnsi="SimSun"/>
+                <w:sz w:val="16"/>
+                <w:szCs w:val="16"/>
+              </w:rPr>
+              <w:t xml:space="preserve"/>
+            </w:r>
+          </w:p>
+        </w:tc>
+      </w:tr>
+    </w:tbl>
+    <w:p>
+      <w:pPr>
+        <w:spacing w:after="120" w:line="360" w:lineRule="auto"/>
+      </w:pPr>
+      <w:r>
+        <w:rPr>
+          <w:rFonts w:ascii="SimSun" w:eastAsia="SimSun" w:hAnsi="SimSun"/>
+        </w:rPr>
+        <w:t xml:space="preserve"/>
+      </w:r>
+    </w:p>
+    <w:p>
+      <w:pPr>
+        <w:pStyle w:val="Heading3"/>
+        <w:spacing w:after="100" w:line="360" w:lineRule="auto"/>
+      </w:pPr>
+      <w:r>
+        <w:rPr>
+          <w:rFonts w:ascii="SimSun" w:eastAsia="SimSun" w:hAnsi="SimSun"/>
+          <w:b/>
+          <w:sz w:val="24"/>
+          <w:szCs w:val="24"/>
+        </w:rPr>
+        <w:t>4.3.3 能力发布与调用业务流</w:t>
+      </w:r>
+    </w:p>
+    <w:p>
+      <w:pPr>
+        <w:spacing w:after="160" w:line="360" w:lineRule="auto"/>
+      </w:pPr>
+      <w:r>
+        <w:rPr>
+          <w:rFonts w:ascii="SimSun" w:eastAsia="SimSun" w:hAnsi="SimSun"/>
+          <w:sz w:val="22"/>
+          <w:szCs w:val="22"/>
+        </w:rPr>
+        <w:t>能力发布与调用业务流用于描述工具、模型、API、MCP、Agent 和 Skills 等资源如何进入资源广场，并被集团内各单位按权限申请、审批、调用和复用。</w:t>
+      </w:r>
+    </w:p>
+    <w:p>
+      <w:pPr>
+        <w:spacing w:after="80" w:line="360" w:lineRule="auto"/>
+      </w:pPr>
+      <w:r>
+        <w:rPr>
+          <w:rFonts w:ascii="SimSun" w:eastAsia="SimSun" w:hAnsi="SimSun"/>
+          <w:b/>
+          <w:sz w:val="20"/>
+          <w:szCs w:val="20"/>
+        </w:rPr>
+        <w:t>【能力发布与调用业务流模板，后续补充】</w:t>
+      </w:r>
+    </w:p>
+    <w:tbl>
+      <w:tblPr>
+        <w:tblStyle w:val="TableGrid"/>
+        <w:tblW w:w="0" w:type="auto"/>
+        <w:tblBorders>
+          <w:top w:val="single" w:sz="4" w:space="0" w:color="auto"/>
+          <w:left w:val="single" w:sz="4" w:space="0" w:color="auto"/>
+          <w:bottom w:val="single" w:sz="4" w:space="0" w:color="auto"/>
+          <w:right w:val="single" w:sz="4" w:space="0" w:color="auto"/>
+          <w:insideH w:val="single" w:sz="4" w:space="0" w:color="auto"/>
+          <w:insideV w:val="single" w:sz="4" w:space="0" w:color="auto"/>
+        </w:tblBorders>
+        <w:tblLayout w:type="fixed"/>
+      </w:tblPr>
+      <w:tblGrid>
+        <w:gridCol w:w="1600"/>
+        <w:gridCol w:w="1600"/>
+        <w:gridCol w:w="1800"/>
+        <w:gridCol w:w="2700"/>
+        <w:gridCol w:w="2100"/>
+        <w:gridCol w:w="1600"/>
+      </w:tblGrid>
+      <w:tr>
+        <w:tc>
+          <w:tcPr>
+            <w:tcW w:w="1600" w:type="dxa"/>
+            <w:shd w:fill="E2F0D9"/>
+          </w:tcPr>
+          <w:p>
+            <w:pPr>
+              <w:spacing w:after="0" w:line="360" w:lineRule="auto"/>
+            </w:pPr>
+            <w:r>
+              <w:rPr>
+                <w:rFonts w:ascii="SimSun" w:eastAsia="SimSun" w:hAnsi="SimSun"/>
+                <w:b/>
+                <w:sz w:val="16"/>
+                <w:szCs w:val="16"/>
+              </w:rPr>
+              <w:t>流程环节</w:t>
+            </w:r>
+          </w:p>
+        </w:tc>
+        <w:tc>
+          <w:tcPr>
+            <w:tcW w:w="1600" w:type="dxa"/>
+            <w:shd w:fill="E2F0D9"/>
+          </w:tcPr>
+          <w:p>
+            <w:pPr>
+              <w:spacing w:after="0" w:line="360" w:lineRule="auto"/>
+            </w:pPr>
+            <w:r>
+              <w:rPr>
+                <w:rFonts w:ascii="SimSun" w:eastAsia="SimSun" w:hAnsi="SimSun"/>
+                <w:b/>
+                <w:sz w:val="16"/>
+                <w:szCs w:val="16"/>
+              </w:rPr>
+              <w:t>角色/对象</w:t>
+            </w:r>
+          </w:p>
+        </w:tc>
+        <w:tc>
+          <w:tcPr>
+            <w:tcW w:w="1800" w:type="dxa"/>
+            <w:shd w:fill="E2F0D9"/>
+          </w:tcPr>
+          <w:p>
+            <w:pPr>
+              <w:spacing w:after="0" w:line="360" w:lineRule="auto"/>
+            </w:pPr>
+            <w:r>
+              <w:rPr>
+                <w:rFonts w:ascii="SimSun" w:eastAsia="SimSun" w:hAnsi="SimSun"/>
+                <w:b/>
+                <w:sz w:val="16"/>
+                <w:szCs w:val="16"/>
+              </w:rPr>
+              <w:t>输入</w:t>
+            </w:r>
+          </w:p>
+        </w:tc>
+        <w:tc>
+          <w:tcPr>
+            <w:tcW w:w="2700" w:type="dxa"/>
+            <w:shd w:fill="E2F0D9"/>
+          </w:tcPr>
+          <w:p>
+            <w:pPr>
+              <w:spacing w:after="0" w:line="360" w:lineRule="auto"/>
+            </w:pPr>
+            <w:r>
+              <w:rPr>
+                <w:rFonts w:ascii="SimSun" w:eastAsia="SimSun" w:hAnsi="SimSun"/>
+                <w:b/>
+                <w:sz w:val="16"/>
+                <w:szCs w:val="16"/>
+              </w:rPr>
+              <w:t>平台动作</w:t>
+            </w:r>
+          </w:p>
+        </w:tc>
+        <w:tc>
+          <w:tcPr>
+            <w:tcW w:w="2100" w:type="dxa"/>
+            <w:shd w:fill="E2F0D9"/>
+          </w:tcPr>
+          <w:p>
+            <w:pPr>
+              <w:spacing w:after="0" w:line="360" w:lineRule="auto"/>
+            </w:pPr>
+            <w:r>
+              <w:rPr>
+                <w:rFonts w:ascii="SimSun" w:eastAsia="SimSun" w:hAnsi="SimSun"/>
+                <w:b/>
+                <w:sz w:val="16"/>
+                <w:szCs w:val="16"/>
+              </w:rPr>
+              <w:t>输出</w:t>
+            </w:r>
+          </w:p>
+        </w:tc>
+        <w:tc>
+          <w:tcPr>
+            <w:tcW w:w="1600" w:type="dxa"/>
+            <w:shd w:fill="E2F0D9"/>
+          </w:tcPr>
+          <w:p>
+            <w:pPr>
+              <w:spacing w:after="0" w:line="360" w:lineRule="auto"/>
+            </w:pPr>
+            <w:r>
+              <w:rPr>
+                <w:rFonts w:ascii="SimSun" w:eastAsia="SimSun" w:hAnsi="SimSun"/>
+                <w:b/>
+                <w:sz w:val="16"/>
+                <w:szCs w:val="16"/>
+              </w:rPr>
+              <w:t>备注</w:t>
+            </w:r>
+          </w:p>
+        </w:tc>
+      </w:tr>
+      <w:tr>
+        <w:tc>
+          <w:tcPr>
+            <w:tcW w:w="1600" w:type="dxa"/>
+          </w:tcPr>
+          <w:p>
+            <w:pPr>
+              <w:spacing w:after="0" w:line="360" w:lineRule="auto"/>
+            </w:pPr>
+            <w:r>
+              <w:rPr>
+                <w:rFonts w:ascii="SimSun" w:eastAsia="SimSun" w:hAnsi="SimSun"/>
+                <w:sz w:val="16"/>
+                <w:szCs w:val="16"/>
+              </w:rPr>
+              <w:t>环节 1</w:t>
+            </w:r>
+          </w:p>
+        </w:tc>
+        <w:tc>
+          <w:tcPr>
+            <w:tcW w:w="1600" w:type="dxa"/>
+          </w:tcPr>
+          <w:p>
+            <w:pPr>
+              <w:spacing w:after="0" w:line="360" w:lineRule="auto"/>
+            </w:pPr>
+            <w:r>
+              <w:rPr>
+                <w:rFonts w:ascii="SimSun" w:eastAsia="SimSun" w:hAnsi="SimSun"/>
+                <w:sz w:val="16"/>
+                <w:szCs w:val="16"/>
+              </w:rPr>
+              <w:t xml:space="preserve"/>
+            </w:r>
+          </w:p>
+        </w:tc>
+        <w:tc>
+          <w:tcPr>
+            <w:tcW w:w="1800" w:type="dxa"/>
+          </w:tcPr>
+          <w:p>
+            <w:pPr>
+              <w:spacing w:after="0" w:line="360" w:lineRule="auto"/>
+            </w:pPr>
+            <w:r>
+              <w:rPr>
+                <w:rFonts w:ascii="SimSun" w:eastAsia="SimSun" w:hAnsi="SimSun"/>
+                <w:sz w:val="16"/>
+                <w:szCs w:val="16"/>
+              </w:rPr>
+              <w:t xml:space="preserve"/>
+            </w:r>
+          </w:p>
+        </w:tc>
+        <w:tc>
+          <w:tcPr>
+            <w:tcW w:w="2700" w:type="dxa"/>
+          </w:tcPr>
+          <w:p>
+            <w:pPr>
+              <w:spacing w:after="0" w:line="360" w:lineRule="auto"/>
+            </w:pPr>
+            <w:r>
+              <w:rPr>
+                <w:rFonts w:ascii="SimSun" w:eastAsia="SimSun" w:hAnsi="SimSun"/>
+                <w:sz w:val="16"/>
+                <w:szCs w:val="16"/>
+              </w:rPr>
+              <w:t xml:space="preserve"/>
+            </w:r>
+          </w:p>
+        </w:tc>
+        <w:tc>
+          <w:tcPr>
+            <w:tcW w:w="2100" w:type="dxa"/>
+          </w:tcPr>
+          <w:p>
+            <w:pPr>
+              <w:spacing w:after="0" w:line="360" w:lineRule="auto"/>
+            </w:pPr>
+            <w:r>
+              <w:rPr>
+                <w:rFonts w:ascii="SimSun" w:eastAsia="SimSun" w:hAnsi="SimSun"/>
+                <w:sz w:val="16"/>
+                <w:szCs w:val="16"/>
+              </w:rPr>
+              <w:t xml:space="preserve"/>
+            </w:r>
+          </w:p>
+        </w:tc>
+        <w:tc>
+          <w:tcPr>
+            <w:tcW w:w="1600" w:type="dxa"/>
+          </w:tcPr>
+          <w:p>
+            <w:pPr>
+              <w:spacing w:after="0" w:line="360" w:lineRule="auto"/>
+            </w:pPr>
+            <w:r>
+              <w:rPr>
+                <w:rFonts w:ascii="SimSun" w:eastAsia="SimSun" w:hAnsi="SimSun"/>
+                <w:sz w:val="16"/>
+                <w:szCs w:val="16"/>
+              </w:rPr>
+              <w:t xml:space="preserve"/>
+            </w:r>
+          </w:p>
+        </w:tc>
+      </w:tr>
+      <w:tr>
+        <w:tc>
+          <w:tcPr>
+            <w:tcW w:w="1600" w:type="dxa"/>
+          </w:tcPr>
+          <w:p>
+            <w:pPr>
+              <w:spacing w:after="0" w:line="360" w:lineRule="auto"/>
+            </w:pPr>
+            <w:r>
+              <w:rPr>
+                <w:rFonts w:ascii="SimSun" w:eastAsia="SimSun" w:hAnsi="SimSun"/>
+                <w:sz w:val="16"/>
+                <w:szCs w:val="16"/>
+              </w:rPr>
+              <w:t>环节 2</w:t>
+            </w:r>
+          </w:p>
+        </w:tc>
+        <w:tc>
+          <w:tcPr>
+            <w:tcW w:w="1600" w:type="dxa"/>
+          </w:tcPr>
+          <w:p>
+            <w:pPr>
+              <w:spacing w:after="0" w:line="360" w:lineRule="auto"/>
+            </w:pPr>
+            <w:r>
+              <w:rPr>
+                <w:rFonts w:ascii="SimSun" w:eastAsia="SimSun" w:hAnsi="SimSun"/>
+                <w:sz w:val="16"/>
+                <w:szCs w:val="16"/>
+              </w:rPr>
+              <w:t xml:space="preserve"/>
+            </w:r>
+          </w:p>
+        </w:tc>
+        <w:tc>
+          <w:tcPr>
+            <w:tcW w:w="1800" w:type="dxa"/>
+          </w:tcPr>
+          <w:p>
+            <w:pPr>
+              <w:spacing w:after="0" w:line="360" w:lineRule="auto"/>
+            </w:pPr>
+            <w:r>
+              <w:rPr>
+                <w:rFonts w:ascii="SimSun" w:eastAsia="SimSun" w:hAnsi="SimSun"/>
+                <w:sz w:val="16"/>
+                <w:szCs w:val="16"/>
+              </w:rPr>
+              <w:t xml:space="preserve"/>
+            </w:r>
+          </w:p>
+        </w:tc>
+        <w:tc>
+          <w:tcPr>
+            <w:tcW w:w="2700" w:type="dxa"/>
+          </w:tcPr>
+          <w:p>
+            <w:pPr>
+              <w:spacing w:after="0" w:line="360" w:lineRule="auto"/>
+            </w:pPr>
+            <w:r>
+              <w:rPr>
+                <w:rFonts w:ascii="SimSun" w:eastAsia="SimSun" w:hAnsi="SimSun"/>
+                <w:sz w:val="16"/>
+                <w:szCs w:val="16"/>
+              </w:rPr>
+              <w:t xml:space="preserve"/>
+            </w:r>
+          </w:p>
+        </w:tc>
+        <w:tc>
+          <w:tcPr>
+            <w:tcW w:w="2100" w:type="dxa"/>
+          </w:tcPr>
+          <w:p>
+            <w:pPr>
+              <w:spacing w:after="0" w:line="360" w:lineRule="auto"/>
+            </w:pPr>
+            <w:r>
+              <w:rPr>
+                <w:rFonts w:ascii="SimSun" w:eastAsia="SimSun" w:hAnsi="SimSun"/>
+                <w:sz w:val="16"/>
+                <w:szCs w:val="16"/>
+              </w:rPr>
+              <w:t xml:space="preserve"/>
+            </w:r>
+          </w:p>
+        </w:tc>
+        <w:tc>
+          <w:tcPr>
+            <w:tcW w:w="1600" w:type="dxa"/>
+          </w:tcPr>
+          <w:p>
+            <w:pPr>
+              <w:spacing w:after="0" w:line="360" w:lineRule="auto"/>
+            </w:pPr>
+            <w:r>
+              <w:rPr>
+                <w:rFonts w:ascii="SimSun" w:eastAsia="SimSun" w:hAnsi="SimSun"/>
+                <w:sz w:val="16"/>
+                <w:szCs w:val="16"/>
+              </w:rPr>
+              <w:t xml:space="preserve"/>
+            </w:r>
+          </w:p>
+        </w:tc>
+      </w:tr>
+      <w:tr>
+        <w:tc>
+          <w:tcPr>
+            <w:tcW w:w="1600" w:type="dxa"/>
+          </w:tcPr>
+          <w:p>
+            <w:pPr>
+              <w:spacing w:after="0" w:line="360" w:lineRule="auto"/>
+            </w:pPr>
+            <w:r>
+              <w:rPr>
+                <w:rFonts w:ascii="SimSun" w:eastAsia="SimSun" w:hAnsi="SimSun"/>
+                <w:sz w:val="16"/>
+                <w:szCs w:val="16"/>
+              </w:rPr>
+              <w:t>环节 3</w:t>
+            </w:r>
+          </w:p>
+        </w:tc>
+        <w:tc>
+          <w:tcPr>
+            <w:tcW w:w="1600" w:type="dxa"/>
+          </w:tcPr>
+          <w:p>
+            <w:pPr>
+              <w:spacing w:after="0" w:line="360" w:lineRule="auto"/>
+            </w:pPr>
+            <w:r>
+              <w:rPr>
+                <w:rFonts w:ascii="SimSun" w:eastAsia="SimSun" w:hAnsi="SimSun"/>
+                <w:sz w:val="16"/>
+                <w:szCs w:val="16"/>
+              </w:rPr>
+              <w:t xml:space="preserve"/>
+            </w:r>
+          </w:p>
+        </w:tc>
+        <w:tc>
+          <w:tcPr>
+            <w:tcW w:w="1800" w:type="dxa"/>
+          </w:tcPr>
+          <w:p>
+            <w:pPr>
+              <w:spacing w:after="0" w:line="360" w:lineRule="auto"/>
+            </w:pPr>
+            <w:r>
+              <w:rPr>
+                <w:rFonts w:ascii="SimSun" w:eastAsia="SimSun" w:hAnsi="SimSun"/>
+                <w:sz w:val="16"/>
+                <w:szCs w:val="16"/>
+              </w:rPr>
+              <w:t xml:space="preserve"/>
+            </w:r>
+          </w:p>
+        </w:tc>
+        <w:tc>
+          <w:tcPr>
+            <w:tcW w:w="2700" w:type="dxa"/>
+          </w:tcPr>
+          <w:p>
+            <w:pPr>
+              <w:spacing w:after="0" w:line="360" w:lineRule="auto"/>
+            </w:pPr>
+            <w:r>
+              <w:rPr>
+                <w:rFonts w:ascii="SimSun" w:eastAsia="SimSun" w:hAnsi="SimSun"/>
+                <w:sz w:val="16"/>
+                <w:szCs w:val="16"/>
+              </w:rPr>
+              <w:t xml:space="preserve"/>
+            </w:r>
+          </w:p>
+        </w:tc>
+        <w:tc>
+          <w:tcPr>
+            <w:tcW w:w="2100" w:type="dxa"/>
+          </w:tcPr>
+          <w:p>
+            <w:pPr>
+              <w:spacing w:after="0" w:line="360" w:lineRule="auto"/>
+            </w:pPr>
+            <w:r>
+              <w:rPr>
+                <w:rFonts w:ascii="SimSun" w:eastAsia="SimSun" w:hAnsi="SimSun"/>
+                <w:sz w:val="16"/>
+                <w:szCs w:val="16"/>
+              </w:rPr>
+              <w:t xml:space="preserve"/>
+            </w:r>
+          </w:p>
+        </w:tc>
+        <w:tc>
+          <w:tcPr>
+            <w:tcW w:w="1600" w:type="dxa"/>
+          </w:tcPr>
+          <w:p>
+            <w:pPr>
+              <w:spacing w:after="0" w:line="360" w:lineRule="auto"/>
+            </w:pPr>
+            <w:r>
+              <w:rPr>
+                <w:rFonts w:ascii="SimSun" w:eastAsia="SimSun" w:hAnsi="SimSun"/>
+                <w:sz w:val="16"/>
+                <w:szCs w:val="16"/>
+              </w:rPr>
+              <w:t xml:space="preserve"/>
+            </w:r>
+          </w:p>
+        </w:tc>
+      </w:tr>
+      <w:tr>
+        <w:tc>
+          <w:tcPr>
+            <w:tcW w:w="1600" w:type="dxa"/>
+          </w:tcPr>
+          <w:p>
+            <w:pPr>
+              <w:spacing w:after="0" w:line="360" w:lineRule="auto"/>
+            </w:pPr>
+            <w:r>
+              <w:rPr>
+                <w:rFonts w:ascii="SimSun" w:eastAsia="SimSun" w:hAnsi="SimSun"/>
+                <w:sz w:val="16"/>
+                <w:szCs w:val="16"/>
+              </w:rPr>
+              <w:t>环节 4</w:t>
+            </w:r>
+          </w:p>
+        </w:tc>
+        <w:tc>
+          <w:tcPr>
+            <w:tcW w:w="1600" w:type="dxa"/>
+          </w:tcPr>
+          <w:p>
+            <w:pPr>
+              <w:spacing w:after="0" w:line="360" w:lineRule="auto"/>
+            </w:pPr>
+            <w:r>
+              <w:rPr>
+                <w:rFonts w:ascii="SimSun" w:eastAsia="SimSun" w:hAnsi="SimSun"/>
+                <w:sz w:val="16"/>
+                <w:szCs w:val="16"/>
+              </w:rPr>
+              <w:t xml:space="preserve"/>
+            </w:r>
+          </w:p>
+        </w:tc>
+        <w:tc>
+          <w:tcPr>
+            <w:tcW w:w="1800" w:type="dxa"/>
+          </w:tcPr>
+          <w:p>
+            <w:pPr>
+              <w:spacing w:after="0" w:line="360" w:lineRule="auto"/>
+            </w:pPr>
+            <w:r>
+              <w:rPr>
+                <w:rFonts w:ascii="SimSun" w:eastAsia="SimSun" w:hAnsi="SimSun"/>
+                <w:sz w:val="16"/>
+                <w:szCs w:val="16"/>
+              </w:rPr>
+              <w:t xml:space="preserve"/>
+            </w:r>
+          </w:p>
+        </w:tc>
+        <w:tc>
+          <w:tcPr>
+            <w:tcW w:w="2700" w:type="dxa"/>
+          </w:tcPr>
+          <w:p>
+            <w:pPr>
+              <w:spacing w:after="0" w:line="360" w:lineRule="auto"/>
+            </w:pPr>
+            <w:r>
+              <w:rPr>
+                <w:rFonts w:ascii="SimSun" w:eastAsia="SimSun" w:hAnsi="SimSun"/>
+                <w:sz w:val="16"/>
+                <w:szCs w:val="16"/>
+              </w:rPr>
+              <w:t xml:space="preserve"/>
+            </w:r>
+          </w:p>
+        </w:tc>
+        <w:tc>
+          <w:tcPr>
+            <w:tcW w:w="2100" w:type="dxa"/>
+          </w:tcPr>
+          <w:p>
+            <w:pPr>
+              <w:spacing w:after="0" w:line="360" w:lineRule="auto"/>
+            </w:pPr>
+            <w:r>
+              <w:rPr>
+                <w:rFonts w:ascii="SimSun" w:eastAsia="SimSun" w:hAnsi="SimSun"/>
+                <w:sz w:val="16"/>
+                <w:szCs w:val="16"/>
+              </w:rPr>
+              <w:t xml:space="preserve"/>
+            </w:r>
+          </w:p>
+        </w:tc>
+        <w:tc>
+          <w:tcPr>
+            <w:tcW w:w="1600" w:type="dxa"/>
+          </w:tcPr>
+          <w:p>
+            <w:pPr>
+              <w:spacing w:after="0" w:line="360" w:lineRule="auto"/>
+            </w:pPr>
+            <w:r>
+              <w:rPr>
+                <w:rFonts w:ascii="SimSun" w:eastAsia="SimSun" w:hAnsi="SimSun"/>
+                <w:sz w:val="16"/>
+                <w:szCs w:val="16"/>
+              </w:rPr>
+              <w:t xml:space="preserve"/>
+            </w:r>
+          </w:p>
+        </w:tc>
+      </w:tr>
+    </w:tbl>
+    <w:p>
+      <w:pPr>
+        <w:spacing w:after="120" w:line="360" w:lineRule="auto"/>
+      </w:pPr>
+      <w:r>
+        <w:rPr>
+          <w:rFonts w:ascii="SimSun" w:eastAsia="SimSun" w:hAnsi="SimSun"/>
+        </w:rPr>
+        <w:t xml:space="preserve"/>
       </w:r>
     </w:p>
     <w:p>
@@ -486,6 +5879,1220 @@
           <w:sz w:val="22"/>
           <w:szCs w:val="22"/>
         </w:rPr>
+        <w:t>围绕 8 月底 MVP 版本，需要进一步将功能模块拆分到周粒度推进，明确每周目标、建设模块、责任团队、关键交付物和风险事项。以下为周计划模板，具体内容可根据项目启动时间和实际排期后续补充。</w:t>
+      </w:r>
+    </w:p>
+    <w:tbl>
+      <w:tblPr>
+        <w:tblStyle w:val="TableGrid"/>
+        <w:tblW w:w="0" w:type="auto"/>
+        <w:tblBorders>
+          <w:top w:val="single" w:sz="4" w:space="0" w:color="auto"/>
+          <w:left w:val="single" w:sz="4" w:space="0" w:color="auto"/>
+          <w:bottom w:val="single" w:sz="4" w:space="0" w:color="auto"/>
+          <w:right w:val="single" w:sz="4" w:space="0" w:color="auto"/>
+          <w:insideH w:val="single" w:sz="4" w:space="0" w:color="auto"/>
+          <w:insideV w:val="single" w:sz="4" w:space="0" w:color="auto"/>
+        </w:tblBorders>
+        <w:tblLayout w:type="fixed"/>
+      </w:tblPr>
+      <w:tblGrid>
+        <w:gridCol w:w="1100"/>
+        <w:gridCol w:w="1500"/>
+        <w:gridCol w:w="1600"/>
+        <w:gridCol w:w="2300"/>
+        <w:gridCol w:w="1500"/>
+        <w:gridCol w:w="2300"/>
+        <w:gridCol w:w="2100"/>
+      </w:tblGrid>
+      <w:tr>
+        <w:tc>
+          <w:tcPr>
+            <w:tcW w:w="1100" w:type="dxa"/>
+            <w:shd w:fill="D9E2F3"/>
+          </w:tcPr>
+          <w:p>
+            <w:pPr>
+              <w:spacing w:after="0" w:line="360" w:lineRule="auto"/>
+            </w:pPr>
+            <w:r>
+              <w:rPr>
+                <w:rFonts w:ascii="SimSun" w:eastAsia="SimSun" w:hAnsi="SimSun"/>
+                <w:b/>
+                <w:sz w:val="16"/>
+                <w:szCs w:val="16"/>
+              </w:rPr>
+              <w:t>周次</w:t>
+            </w:r>
+          </w:p>
+        </w:tc>
+        <w:tc>
+          <w:tcPr>
+            <w:tcW w:w="1500" w:type="dxa"/>
+            <w:shd w:fill="D9E2F3"/>
+          </w:tcPr>
+          <w:p>
+            <w:pPr>
+              <w:spacing w:after="0" w:line="360" w:lineRule="auto"/>
+            </w:pPr>
+            <w:r>
+              <w:rPr>
+                <w:rFonts w:ascii="SimSun" w:eastAsia="SimSun" w:hAnsi="SimSun"/>
+                <w:b/>
+                <w:sz w:val="16"/>
+                <w:szCs w:val="16"/>
+              </w:rPr>
+              <w:t>时间范围</w:t>
+            </w:r>
+          </w:p>
+        </w:tc>
+        <w:tc>
+          <w:tcPr>
+            <w:tcW w:w="1600" w:type="dxa"/>
+            <w:shd w:fill="D9E2F3"/>
+          </w:tcPr>
+          <w:p>
+            <w:pPr>
+              <w:spacing w:after="0" w:line="360" w:lineRule="auto"/>
+            </w:pPr>
+            <w:r>
+              <w:rPr>
+                <w:rFonts w:ascii="SimSun" w:eastAsia="SimSun" w:hAnsi="SimSun"/>
+                <w:b/>
+                <w:sz w:val="16"/>
+                <w:szCs w:val="16"/>
+              </w:rPr>
+              <w:t>功能模块</w:t>
+            </w:r>
+          </w:p>
+        </w:tc>
+        <w:tc>
+          <w:tcPr>
+            <w:tcW w:w="2300" w:type="dxa"/>
+            <w:shd w:fill="D9E2F3"/>
+          </w:tcPr>
+          <w:p>
+            <w:pPr>
+              <w:spacing w:after="0" w:line="360" w:lineRule="auto"/>
+            </w:pPr>
+            <w:r>
+              <w:rPr>
+                <w:rFonts w:ascii="SimSun" w:eastAsia="SimSun" w:hAnsi="SimSun"/>
+                <w:b/>
+                <w:sz w:val="16"/>
+                <w:szCs w:val="16"/>
+              </w:rPr>
+              <w:t>本周目标</w:t>
+            </w:r>
+          </w:p>
+        </w:tc>
+        <w:tc>
+          <w:tcPr>
+            <w:tcW w:w="1500" w:type="dxa"/>
+            <w:shd w:fill="D9E2F3"/>
+          </w:tcPr>
+          <w:p>
+            <w:pPr>
+              <w:spacing w:after="0" w:line="360" w:lineRule="auto"/>
+            </w:pPr>
+            <w:r>
+              <w:rPr>
+                <w:rFonts w:ascii="SimSun" w:eastAsia="SimSun" w:hAnsi="SimSun"/>
+                <w:b/>
+                <w:sz w:val="16"/>
+                <w:szCs w:val="16"/>
+              </w:rPr>
+              <w:t>责任团队</w:t>
+            </w:r>
+          </w:p>
+        </w:tc>
+        <w:tc>
+          <w:tcPr>
+            <w:tcW w:w="2300" w:type="dxa"/>
+            <w:shd w:fill="D9E2F3"/>
+          </w:tcPr>
+          <w:p>
+            <w:pPr>
+              <w:spacing w:after="0" w:line="360" w:lineRule="auto"/>
+            </w:pPr>
+            <w:r>
+              <w:rPr>
+                <w:rFonts w:ascii="SimSun" w:eastAsia="SimSun" w:hAnsi="SimSun"/>
+                <w:b/>
+                <w:sz w:val="16"/>
+                <w:szCs w:val="16"/>
+              </w:rPr>
+              <w:t>关键交付物</w:t>
+            </w:r>
+          </w:p>
+        </w:tc>
+        <w:tc>
+          <w:tcPr>
+            <w:tcW w:w="2100" w:type="dxa"/>
+            <w:shd w:fill="D9E2F3"/>
+          </w:tcPr>
+          <w:p>
+            <w:pPr>
+              <w:spacing w:after="0" w:line="360" w:lineRule="auto"/>
+            </w:pPr>
+            <w:r>
+              <w:rPr>
+                <w:rFonts w:ascii="SimSun" w:eastAsia="SimSun" w:hAnsi="SimSun"/>
+                <w:b/>
+                <w:sz w:val="16"/>
+                <w:szCs w:val="16"/>
+              </w:rPr>
+              <w:t>风险与依赖</w:t>
+            </w:r>
+          </w:p>
+        </w:tc>
+      </w:tr>
+      <w:tr>
+        <w:tc>
+          <w:tcPr>
+            <w:tcW w:w="1100" w:type="dxa"/>
+          </w:tcPr>
+          <w:p>
+            <w:pPr>
+              <w:spacing w:after="0" w:line="360" w:lineRule="auto"/>
+            </w:pPr>
+            <w:r>
+              <w:rPr>
+                <w:rFonts w:ascii="SimSun" w:eastAsia="SimSun" w:hAnsi="SimSun"/>
+                <w:sz w:val="16"/>
+                <w:szCs w:val="16"/>
+              </w:rPr>
+              <w:t>第 1 周</w:t>
+            </w:r>
+          </w:p>
+        </w:tc>
+        <w:tc>
+          <w:tcPr>
+            <w:tcW w:w="1500" w:type="dxa"/>
+          </w:tcPr>
+          <w:p>
+            <w:pPr>
+              <w:spacing w:after="0" w:line="360" w:lineRule="auto"/>
+            </w:pPr>
+            <w:r>
+              <w:rPr>
+                <w:rFonts w:ascii="SimSun" w:eastAsia="SimSun" w:hAnsi="SimSun"/>
+                <w:sz w:val="16"/>
+                <w:szCs w:val="16"/>
+              </w:rPr>
+              <w:t xml:space="preserve"/>
+            </w:r>
+          </w:p>
+        </w:tc>
+        <w:tc>
+          <w:tcPr>
+            <w:tcW w:w="1600" w:type="dxa"/>
+          </w:tcPr>
+          <w:p>
+            <w:pPr>
+              <w:spacing w:after="0" w:line="360" w:lineRule="auto"/>
+            </w:pPr>
+            <w:r>
+              <w:rPr>
+                <w:rFonts w:ascii="SimSun" w:eastAsia="SimSun" w:hAnsi="SimSun"/>
+                <w:sz w:val="16"/>
+                <w:szCs w:val="16"/>
+              </w:rPr>
+              <w:t xml:space="preserve"/>
+            </w:r>
+          </w:p>
+        </w:tc>
+        <w:tc>
+          <w:tcPr>
+            <w:tcW w:w="2300" w:type="dxa"/>
+          </w:tcPr>
+          <w:p>
+            <w:pPr>
+              <w:spacing w:after="0" w:line="360" w:lineRule="auto"/>
+            </w:pPr>
+            <w:r>
+              <w:rPr>
+                <w:rFonts w:ascii="SimSun" w:eastAsia="SimSun" w:hAnsi="SimSun"/>
+                <w:sz w:val="16"/>
+                <w:szCs w:val="16"/>
+              </w:rPr>
+              <w:t xml:space="preserve"/>
+            </w:r>
+          </w:p>
+        </w:tc>
+        <w:tc>
+          <w:tcPr>
+            <w:tcW w:w="1500" w:type="dxa"/>
+          </w:tcPr>
+          <w:p>
+            <w:pPr>
+              <w:spacing w:after="0" w:line="360" w:lineRule="auto"/>
+            </w:pPr>
+            <w:r>
+              <w:rPr>
+                <w:rFonts w:ascii="SimSun" w:eastAsia="SimSun" w:hAnsi="SimSun"/>
+                <w:sz w:val="16"/>
+                <w:szCs w:val="16"/>
+              </w:rPr>
+              <w:t xml:space="preserve"/>
+            </w:r>
+          </w:p>
+        </w:tc>
+        <w:tc>
+          <w:tcPr>
+            <w:tcW w:w="2300" w:type="dxa"/>
+          </w:tcPr>
+          <w:p>
+            <w:pPr>
+              <w:spacing w:after="0" w:line="360" w:lineRule="auto"/>
+            </w:pPr>
+            <w:r>
+              <w:rPr>
+                <w:rFonts w:ascii="SimSun" w:eastAsia="SimSun" w:hAnsi="SimSun"/>
+                <w:sz w:val="16"/>
+                <w:szCs w:val="16"/>
+              </w:rPr>
+              <w:t xml:space="preserve"/>
+            </w:r>
+          </w:p>
+        </w:tc>
+        <w:tc>
+          <w:tcPr>
+            <w:tcW w:w="2100" w:type="dxa"/>
+          </w:tcPr>
+          <w:p>
+            <w:pPr>
+              <w:spacing w:after="0" w:line="360" w:lineRule="auto"/>
+            </w:pPr>
+            <w:r>
+              <w:rPr>
+                <w:rFonts w:ascii="SimSun" w:eastAsia="SimSun" w:hAnsi="SimSun"/>
+                <w:sz w:val="16"/>
+                <w:szCs w:val="16"/>
+              </w:rPr>
+              <w:t xml:space="preserve"/>
+            </w:r>
+          </w:p>
+        </w:tc>
+      </w:tr>
+      <w:tr>
+        <w:tc>
+          <w:tcPr>
+            <w:tcW w:w="1100" w:type="dxa"/>
+          </w:tcPr>
+          <w:p>
+            <w:pPr>
+              <w:spacing w:after="0" w:line="360" w:lineRule="auto"/>
+            </w:pPr>
+            <w:r>
+              <w:rPr>
+                <w:rFonts w:ascii="SimSun" w:eastAsia="SimSun" w:hAnsi="SimSun"/>
+                <w:sz w:val="16"/>
+                <w:szCs w:val="16"/>
+              </w:rPr>
+              <w:t>第 2 周</w:t>
+            </w:r>
+          </w:p>
+        </w:tc>
+        <w:tc>
+          <w:tcPr>
+            <w:tcW w:w="1500" w:type="dxa"/>
+          </w:tcPr>
+          <w:p>
+            <w:pPr>
+              <w:spacing w:after="0" w:line="360" w:lineRule="auto"/>
+            </w:pPr>
+            <w:r>
+              <w:rPr>
+                <w:rFonts w:ascii="SimSun" w:eastAsia="SimSun" w:hAnsi="SimSun"/>
+                <w:sz w:val="16"/>
+                <w:szCs w:val="16"/>
+              </w:rPr>
+              <w:t xml:space="preserve"/>
+            </w:r>
+          </w:p>
+        </w:tc>
+        <w:tc>
+          <w:tcPr>
+            <w:tcW w:w="1600" w:type="dxa"/>
+          </w:tcPr>
+          <w:p>
+            <w:pPr>
+              <w:spacing w:after="0" w:line="360" w:lineRule="auto"/>
+            </w:pPr>
+            <w:r>
+              <w:rPr>
+                <w:rFonts w:ascii="SimSun" w:eastAsia="SimSun" w:hAnsi="SimSun"/>
+                <w:sz w:val="16"/>
+                <w:szCs w:val="16"/>
+              </w:rPr>
+              <w:t xml:space="preserve"/>
+            </w:r>
+          </w:p>
+        </w:tc>
+        <w:tc>
+          <w:tcPr>
+            <w:tcW w:w="2300" w:type="dxa"/>
+          </w:tcPr>
+          <w:p>
+            <w:pPr>
+              <w:spacing w:after="0" w:line="360" w:lineRule="auto"/>
+            </w:pPr>
+            <w:r>
+              <w:rPr>
+                <w:rFonts w:ascii="SimSun" w:eastAsia="SimSun" w:hAnsi="SimSun"/>
+                <w:sz w:val="16"/>
+                <w:szCs w:val="16"/>
+              </w:rPr>
+              <w:t xml:space="preserve"/>
+            </w:r>
+          </w:p>
+        </w:tc>
+        <w:tc>
+          <w:tcPr>
+            <w:tcW w:w="1500" w:type="dxa"/>
+          </w:tcPr>
+          <w:p>
+            <w:pPr>
+              <w:spacing w:after="0" w:line="360" w:lineRule="auto"/>
+            </w:pPr>
+            <w:r>
+              <w:rPr>
+                <w:rFonts w:ascii="SimSun" w:eastAsia="SimSun" w:hAnsi="SimSun"/>
+                <w:sz w:val="16"/>
+                <w:szCs w:val="16"/>
+              </w:rPr>
+              <w:t xml:space="preserve"/>
+            </w:r>
+          </w:p>
+        </w:tc>
+        <w:tc>
+          <w:tcPr>
+            <w:tcW w:w="2300" w:type="dxa"/>
+          </w:tcPr>
+          <w:p>
+            <w:pPr>
+              <w:spacing w:after="0" w:line="360" w:lineRule="auto"/>
+            </w:pPr>
+            <w:r>
+              <w:rPr>
+                <w:rFonts w:ascii="SimSun" w:eastAsia="SimSun" w:hAnsi="SimSun"/>
+                <w:sz w:val="16"/>
+                <w:szCs w:val="16"/>
+              </w:rPr>
+              <w:t xml:space="preserve"/>
+            </w:r>
+          </w:p>
+        </w:tc>
+        <w:tc>
+          <w:tcPr>
+            <w:tcW w:w="2100" w:type="dxa"/>
+          </w:tcPr>
+          <w:p>
+            <w:pPr>
+              <w:spacing w:after="0" w:line="360" w:lineRule="auto"/>
+            </w:pPr>
+            <w:r>
+              <w:rPr>
+                <w:rFonts w:ascii="SimSun" w:eastAsia="SimSun" w:hAnsi="SimSun"/>
+                <w:sz w:val="16"/>
+                <w:szCs w:val="16"/>
+              </w:rPr>
+              <w:t xml:space="preserve"/>
+            </w:r>
+          </w:p>
+        </w:tc>
+      </w:tr>
+      <w:tr>
+        <w:tc>
+          <w:tcPr>
+            <w:tcW w:w="1100" w:type="dxa"/>
+          </w:tcPr>
+          <w:p>
+            <w:pPr>
+              <w:spacing w:after="0" w:line="360" w:lineRule="auto"/>
+            </w:pPr>
+            <w:r>
+              <w:rPr>
+                <w:rFonts w:ascii="SimSun" w:eastAsia="SimSun" w:hAnsi="SimSun"/>
+                <w:sz w:val="16"/>
+                <w:szCs w:val="16"/>
+              </w:rPr>
+              <w:t>第 3 周</w:t>
+            </w:r>
+          </w:p>
+        </w:tc>
+        <w:tc>
+          <w:tcPr>
+            <w:tcW w:w="1500" w:type="dxa"/>
+          </w:tcPr>
+          <w:p>
+            <w:pPr>
+              <w:spacing w:after="0" w:line="360" w:lineRule="auto"/>
+            </w:pPr>
+            <w:r>
+              <w:rPr>
+                <w:rFonts w:ascii="SimSun" w:eastAsia="SimSun" w:hAnsi="SimSun"/>
+                <w:sz w:val="16"/>
+                <w:szCs w:val="16"/>
+              </w:rPr>
+              <w:t xml:space="preserve"/>
+            </w:r>
+          </w:p>
+        </w:tc>
+        <w:tc>
+          <w:tcPr>
+            <w:tcW w:w="1600" w:type="dxa"/>
+          </w:tcPr>
+          <w:p>
+            <w:pPr>
+              <w:spacing w:after="0" w:line="360" w:lineRule="auto"/>
+            </w:pPr>
+            <w:r>
+              <w:rPr>
+                <w:rFonts w:ascii="SimSun" w:eastAsia="SimSun" w:hAnsi="SimSun"/>
+                <w:sz w:val="16"/>
+                <w:szCs w:val="16"/>
+              </w:rPr>
+              <w:t xml:space="preserve"/>
+            </w:r>
+          </w:p>
+        </w:tc>
+        <w:tc>
+          <w:tcPr>
+            <w:tcW w:w="2300" w:type="dxa"/>
+          </w:tcPr>
+          <w:p>
+            <w:pPr>
+              <w:spacing w:after="0" w:line="360" w:lineRule="auto"/>
+            </w:pPr>
+            <w:r>
+              <w:rPr>
+                <w:rFonts w:ascii="SimSun" w:eastAsia="SimSun" w:hAnsi="SimSun"/>
+                <w:sz w:val="16"/>
+                <w:szCs w:val="16"/>
+              </w:rPr>
+              <w:t xml:space="preserve"/>
+            </w:r>
+          </w:p>
+        </w:tc>
+        <w:tc>
+          <w:tcPr>
+            <w:tcW w:w="1500" w:type="dxa"/>
+          </w:tcPr>
+          <w:p>
+            <w:pPr>
+              <w:spacing w:after="0" w:line="360" w:lineRule="auto"/>
+            </w:pPr>
+            <w:r>
+              <w:rPr>
+                <w:rFonts w:ascii="SimSun" w:eastAsia="SimSun" w:hAnsi="SimSun"/>
+                <w:sz w:val="16"/>
+                <w:szCs w:val="16"/>
+              </w:rPr>
+              <w:t xml:space="preserve"/>
+            </w:r>
+          </w:p>
+        </w:tc>
+        <w:tc>
+          <w:tcPr>
+            <w:tcW w:w="2300" w:type="dxa"/>
+          </w:tcPr>
+          <w:p>
+            <w:pPr>
+              <w:spacing w:after="0" w:line="360" w:lineRule="auto"/>
+            </w:pPr>
+            <w:r>
+              <w:rPr>
+                <w:rFonts w:ascii="SimSun" w:eastAsia="SimSun" w:hAnsi="SimSun"/>
+                <w:sz w:val="16"/>
+                <w:szCs w:val="16"/>
+              </w:rPr>
+              <w:t xml:space="preserve"/>
+            </w:r>
+          </w:p>
+        </w:tc>
+        <w:tc>
+          <w:tcPr>
+            <w:tcW w:w="2100" w:type="dxa"/>
+          </w:tcPr>
+          <w:p>
+            <w:pPr>
+              <w:spacing w:after="0" w:line="360" w:lineRule="auto"/>
+            </w:pPr>
+            <w:r>
+              <w:rPr>
+                <w:rFonts w:ascii="SimSun" w:eastAsia="SimSun" w:hAnsi="SimSun"/>
+                <w:sz w:val="16"/>
+                <w:szCs w:val="16"/>
+              </w:rPr>
+              <w:t xml:space="preserve"/>
+            </w:r>
+          </w:p>
+        </w:tc>
+      </w:tr>
+      <w:tr>
+        <w:tc>
+          <w:tcPr>
+            <w:tcW w:w="1100" w:type="dxa"/>
+          </w:tcPr>
+          <w:p>
+            <w:pPr>
+              <w:spacing w:after="0" w:line="360" w:lineRule="auto"/>
+            </w:pPr>
+            <w:r>
+              <w:rPr>
+                <w:rFonts w:ascii="SimSun" w:eastAsia="SimSun" w:hAnsi="SimSun"/>
+                <w:sz w:val="16"/>
+                <w:szCs w:val="16"/>
+              </w:rPr>
+              <w:t>第 4 周</w:t>
+            </w:r>
+          </w:p>
+        </w:tc>
+        <w:tc>
+          <w:tcPr>
+            <w:tcW w:w="1500" w:type="dxa"/>
+          </w:tcPr>
+          <w:p>
+            <w:pPr>
+              <w:spacing w:after="0" w:line="360" w:lineRule="auto"/>
+            </w:pPr>
+            <w:r>
+              <w:rPr>
+                <w:rFonts w:ascii="SimSun" w:eastAsia="SimSun" w:hAnsi="SimSun"/>
+                <w:sz w:val="16"/>
+                <w:szCs w:val="16"/>
+              </w:rPr>
+              <w:t xml:space="preserve"/>
+            </w:r>
+          </w:p>
+        </w:tc>
+        <w:tc>
+          <w:tcPr>
+            <w:tcW w:w="1600" w:type="dxa"/>
+          </w:tcPr>
+          <w:p>
+            <w:pPr>
+              <w:spacing w:after="0" w:line="360" w:lineRule="auto"/>
+            </w:pPr>
+            <w:r>
+              <w:rPr>
+                <w:rFonts w:ascii="SimSun" w:eastAsia="SimSun" w:hAnsi="SimSun"/>
+                <w:sz w:val="16"/>
+                <w:szCs w:val="16"/>
+              </w:rPr>
+              <w:t xml:space="preserve"/>
+            </w:r>
+          </w:p>
+        </w:tc>
+        <w:tc>
+          <w:tcPr>
+            <w:tcW w:w="2300" w:type="dxa"/>
+          </w:tcPr>
+          <w:p>
+            <w:pPr>
+              <w:spacing w:after="0" w:line="360" w:lineRule="auto"/>
+            </w:pPr>
+            <w:r>
+              <w:rPr>
+                <w:rFonts w:ascii="SimSun" w:eastAsia="SimSun" w:hAnsi="SimSun"/>
+                <w:sz w:val="16"/>
+                <w:szCs w:val="16"/>
+              </w:rPr>
+              <w:t xml:space="preserve"/>
+            </w:r>
+          </w:p>
+        </w:tc>
+        <w:tc>
+          <w:tcPr>
+            <w:tcW w:w="1500" w:type="dxa"/>
+          </w:tcPr>
+          <w:p>
+            <w:pPr>
+              <w:spacing w:after="0" w:line="360" w:lineRule="auto"/>
+            </w:pPr>
+            <w:r>
+              <w:rPr>
+                <w:rFonts w:ascii="SimSun" w:eastAsia="SimSun" w:hAnsi="SimSun"/>
+                <w:sz w:val="16"/>
+                <w:szCs w:val="16"/>
+              </w:rPr>
+              <w:t xml:space="preserve"/>
+            </w:r>
+          </w:p>
+        </w:tc>
+        <w:tc>
+          <w:tcPr>
+            <w:tcW w:w="2300" w:type="dxa"/>
+          </w:tcPr>
+          <w:p>
+            <w:pPr>
+              <w:spacing w:after="0" w:line="360" w:lineRule="auto"/>
+            </w:pPr>
+            <w:r>
+              <w:rPr>
+                <w:rFonts w:ascii="SimSun" w:eastAsia="SimSun" w:hAnsi="SimSun"/>
+                <w:sz w:val="16"/>
+                <w:szCs w:val="16"/>
+              </w:rPr>
+              <w:t xml:space="preserve"/>
+            </w:r>
+          </w:p>
+        </w:tc>
+        <w:tc>
+          <w:tcPr>
+            <w:tcW w:w="2100" w:type="dxa"/>
+          </w:tcPr>
+          <w:p>
+            <w:pPr>
+              <w:spacing w:after="0" w:line="360" w:lineRule="auto"/>
+            </w:pPr>
+            <w:r>
+              <w:rPr>
+                <w:rFonts w:ascii="SimSun" w:eastAsia="SimSun" w:hAnsi="SimSun"/>
+                <w:sz w:val="16"/>
+                <w:szCs w:val="16"/>
+              </w:rPr>
+              <w:t xml:space="preserve"/>
+            </w:r>
+          </w:p>
+        </w:tc>
+      </w:tr>
+      <w:tr>
+        <w:tc>
+          <w:tcPr>
+            <w:tcW w:w="1100" w:type="dxa"/>
+          </w:tcPr>
+          <w:p>
+            <w:pPr>
+              <w:spacing w:after="0" w:line="360" w:lineRule="auto"/>
+            </w:pPr>
+            <w:r>
+              <w:rPr>
+                <w:rFonts w:ascii="SimSun" w:eastAsia="SimSun" w:hAnsi="SimSun"/>
+                <w:sz w:val="16"/>
+                <w:szCs w:val="16"/>
+              </w:rPr>
+              <w:t>第 5 周</w:t>
+            </w:r>
+          </w:p>
+        </w:tc>
+        <w:tc>
+          <w:tcPr>
+            <w:tcW w:w="1500" w:type="dxa"/>
+          </w:tcPr>
+          <w:p>
+            <w:pPr>
+              <w:spacing w:after="0" w:line="360" w:lineRule="auto"/>
+            </w:pPr>
+            <w:r>
+              <w:rPr>
+                <w:rFonts w:ascii="SimSun" w:eastAsia="SimSun" w:hAnsi="SimSun"/>
+                <w:sz w:val="16"/>
+                <w:szCs w:val="16"/>
+              </w:rPr>
+              <w:t xml:space="preserve"/>
+            </w:r>
+          </w:p>
+        </w:tc>
+        <w:tc>
+          <w:tcPr>
+            <w:tcW w:w="1600" w:type="dxa"/>
+          </w:tcPr>
+          <w:p>
+            <w:pPr>
+              <w:spacing w:after="0" w:line="360" w:lineRule="auto"/>
+            </w:pPr>
+            <w:r>
+              <w:rPr>
+                <w:rFonts w:ascii="SimSun" w:eastAsia="SimSun" w:hAnsi="SimSun"/>
+                <w:sz w:val="16"/>
+                <w:szCs w:val="16"/>
+              </w:rPr>
+              <w:t xml:space="preserve"/>
+            </w:r>
+          </w:p>
+        </w:tc>
+        <w:tc>
+          <w:tcPr>
+            <w:tcW w:w="2300" w:type="dxa"/>
+          </w:tcPr>
+          <w:p>
+            <w:pPr>
+              <w:spacing w:after="0" w:line="360" w:lineRule="auto"/>
+            </w:pPr>
+            <w:r>
+              <w:rPr>
+                <w:rFonts w:ascii="SimSun" w:eastAsia="SimSun" w:hAnsi="SimSun"/>
+                <w:sz w:val="16"/>
+                <w:szCs w:val="16"/>
+              </w:rPr>
+              <w:t xml:space="preserve"/>
+            </w:r>
+          </w:p>
+        </w:tc>
+        <w:tc>
+          <w:tcPr>
+            <w:tcW w:w="1500" w:type="dxa"/>
+          </w:tcPr>
+          <w:p>
+            <w:pPr>
+              <w:spacing w:after="0" w:line="360" w:lineRule="auto"/>
+            </w:pPr>
+            <w:r>
+              <w:rPr>
+                <w:rFonts w:ascii="SimSun" w:eastAsia="SimSun" w:hAnsi="SimSun"/>
+                <w:sz w:val="16"/>
+                <w:szCs w:val="16"/>
+              </w:rPr>
+              <w:t xml:space="preserve"/>
+            </w:r>
+          </w:p>
+        </w:tc>
+        <w:tc>
+          <w:tcPr>
+            <w:tcW w:w="2300" w:type="dxa"/>
+          </w:tcPr>
+          <w:p>
+            <w:pPr>
+              <w:spacing w:after="0" w:line="360" w:lineRule="auto"/>
+            </w:pPr>
+            <w:r>
+              <w:rPr>
+                <w:rFonts w:ascii="SimSun" w:eastAsia="SimSun" w:hAnsi="SimSun"/>
+                <w:sz w:val="16"/>
+                <w:szCs w:val="16"/>
+              </w:rPr>
+              <w:t xml:space="preserve"/>
+            </w:r>
+          </w:p>
+        </w:tc>
+        <w:tc>
+          <w:tcPr>
+            <w:tcW w:w="2100" w:type="dxa"/>
+          </w:tcPr>
+          <w:p>
+            <w:pPr>
+              <w:spacing w:after="0" w:line="360" w:lineRule="auto"/>
+            </w:pPr>
+            <w:r>
+              <w:rPr>
+                <w:rFonts w:ascii="SimSun" w:eastAsia="SimSun" w:hAnsi="SimSun"/>
+                <w:sz w:val="16"/>
+                <w:szCs w:val="16"/>
+              </w:rPr>
+              <w:t xml:space="preserve"/>
+            </w:r>
+          </w:p>
+        </w:tc>
+      </w:tr>
+      <w:tr>
+        <w:tc>
+          <w:tcPr>
+            <w:tcW w:w="1100" w:type="dxa"/>
+          </w:tcPr>
+          <w:p>
+            <w:pPr>
+              <w:spacing w:after="0" w:line="360" w:lineRule="auto"/>
+            </w:pPr>
+            <w:r>
+              <w:rPr>
+                <w:rFonts w:ascii="SimSun" w:eastAsia="SimSun" w:hAnsi="SimSun"/>
+                <w:sz w:val="16"/>
+                <w:szCs w:val="16"/>
+              </w:rPr>
+              <w:t>第 6 周</w:t>
+            </w:r>
+          </w:p>
+        </w:tc>
+        <w:tc>
+          <w:tcPr>
+            <w:tcW w:w="1500" w:type="dxa"/>
+          </w:tcPr>
+          <w:p>
+            <w:pPr>
+              <w:spacing w:after="0" w:line="360" w:lineRule="auto"/>
+            </w:pPr>
+            <w:r>
+              <w:rPr>
+                <w:rFonts w:ascii="SimSun" w:eastAsia="SimSun" w:hAnsi="SimSun"/>
+                <w:sz w:val="16"/>
+                <w:szCs w:val="16"/>
+              </w:rPr>
+              <w:t xml:space="preserve"/>
+            </w:r>
+          </w:p>
+        </w:tc>
+        <w:tc>
+          <w:tcPr>
+            <w:tcW w:w="1600" w:type="dxa"/>
+          </w:tcPr>
+          <w:p>
+            <w:pPr>
+              <w:spacing w:after="0" w:line="360" w:lineRule="auto"/>
+            </w:pPr>
+            <w:r>
+              <w:rPr>
+                <w:rFonts w:ascii="SimSun" w:eastAsia="SimSun" w:hAnsi="SimSun"/>
+                <w:sz w:val="16"/>
+                <w:szCs w:val="16"/>
+              </w:rPr>
+              <w:t xml:space="preserve"/>
+            </w:r>
+          </w:p>
+        </w:tc>
+        <w:tc>
+          <w:tcPr>
+            <w:tcW w:w="2300" w:type="dxa"/>
+          </w:tcPr>
+          <w:p>
+            <w:pPr>
+              <w:spacing w:after="0" w:line="360" w:lineRule="auto"/>
+            </w:pPr>
+            <w:r>
+              <w:rPr>
+                <w:rFonts w:ascii="SimSun" w:eastAsia="SimSun" w:hAnsi="SimSun"/>
+                <w:sz w:val="16"/>
+                <w:szCs w:val="16"/>
+              </w:rPr>
+              <w:t xml:space="preserve"/>
+            </w:r>
+          </w:p>
+        </w:tc>
+        <w:tc>
+          <w:tcPr>
+            <w:tcW w:w="1500" w:type="dxa"/>
+          </w:tcPr>
+          <w:p>
+            <w:pPr>
+              <w:spacing w:after="0" w:line="360" w:lineRule="auto"/>
+            </w:pPr>
+            <w:r>
+              <w:rPr>
+                <w:rFonts w:ascii="SimSun" w:eastAsia="SimSun" w:hAnsi="SimSun"/>
+                <w:sz w:val="16"/>
+                <w:szCs w:val="16"/>
+              </w:rPr>
+              <w:t xml:space="preserve"/>
+            </w:r>
+          </w:p>
+        </w:tc>
+        <w:tc>
+          <w:tcPr>
+            <w:tcW w:w="2300" w:type="dxa"/>
+          </w:tcPr>
+          <w:p>
+            <w:pPr>
+              <w:spacing w:after="0" w:line="360" w:lineRule="auto"/>
+            </w:pPr>
+            <w:r>
+              <w:rPr>
+                <w:rFonts w:ascii="SimSun" w:eastAsia="SimSun" w:hAnsi="SimSun"/>
+                <w:sz w:val="16"/>
+                <w:szCs w:val="16"/>
+              </w:rPr>
+              <w:t xml:space="preserve"/>
+            </w:r>
+          </w:p>
+        </w:tc>
+        <w:tc>
+          <w:tcPr>
+            <w:tcW w:w="2100" w:type="dxa"/>
+          </w:tcPr>
+          <w:p>
+            <w:pPr>
+              <w:spacing w:after="0" w:line="360" w:lineRule="auto"/>
+            </w:pPr>
+            <w:r>
+              <w:rPr>
+                <w:rFonts w:ascii="SimSun" w:eastAsia="SimSun" w:hAnsi="SimSun"/>
+                <w:sz w:val="16"/>
+                <w:szCs w:val="16"/>
+              </w:rPr>
+              <w:t xml:space="preserve"/>
+            </w:r>
+          </w:p>
+        </w:tc>
+      </w:tr>
+      <w:tr>
+        <w:tc>
+          <w:tcPr>
+            <w:tcW w:w="1100" w:type="dxa"/>
+          </w:tcPr>
+          <w:p>
+            <w:pPr>
+              <w:spacing w:after="0" w:line="360" w:lineRule="auto"/>
+            </w:pPr>
+            <w:r>
+              <w:rPr>
+                <w:rFonts w:ascii="SimSun" w:eastAsia="SimSun" w:hAnsi="SimSun"/>
+                <w:sz w:val="16"/>
+                <w:szCs w:val="16"/>
+              </w:rPr>
+              <w:t>第 7 周</w:t>
+            </w:r>
+          </w:p>
+        </w:tc>
+        <w:tc>
+          <w:tcPr>
+            <w:tcW w:w="1500" w:type="dxa"/>
+          </w:tcPr>
+          <w:p>
+            <w:pPr>
+              <w:spacing w:after="0" w:line="360" w:lineRule="auto"/>
+            </w:pPr>
+            <w:r>
+              <w:rPr>
+                <w:rFonts w:ascii="SimSun" w:eastAsia="SimSun" w:hAnsi="SimSun"/>
+                <w:sz w:val="16"/>
+                <w:szCs w:val="16"/>
+              </w:rPr>
+              <w:t xml:space="preserve"/>
+            </w:r>
+          </w:p>
+        </w:tc>
+        <w:tc>
+          <w:tcPr>
+            <w:tcW w:w="1600" w:type="dxa"/>
+          </w:tcPr>
+          <w:p>
+            <w:pPr>
+              <w:spacing w:after="0" w:line="360" w:lineRule="auto"/>
+            </w:pPr>
+            <w:r>
+              <w:rPr>
+                <w:rFonts w:ascii="SimSun" w:eastAsia="SimSun" w:hAnsi="SimSun"/>
+                <w:sz w:val="16"/>
+                <w:szCs w:val="16"/>
+              </w:rPr>
+              <w:t xml:space="preserve"/>
+            </w:r>
+          </w:p>
+        </w:tc>
+        <w:tc>
+          <w:tcPr>
+            <w:tcW w:w="2300" w:type="dxa"/>
+          </w:tcPr>
+          <w:p>
+            <w:pPr>
+              <w:spacing w:after="0" w:line="360" w:lineRule="auto"/>
+            </w:pPr>
+            <w:r>
+              <w:rPr>
+                <w:rFonts w:ascii="SimSun" w:eastAsia="SimSun" w:hAnsi="SimSun"/>
+                <w:sz w:val="16"/>
+                <w:szCs w:val="16"/>
+              </w:rPr>
+              <w:t xml:space="preserve"/>
+            </w:r>
+          </w:p>
+        </w:tc>
+        <w:tc>
+          <w:tcPr>
+            <w:tcW w:w="1500" w:type="dxa"/>
+          </w:tcPr>
+          <w:p>
+            <w:pPr>
+              <w:spacing w:after="0" w:line="360" w:lineRule="auto"/>
+            </w:pPr>
+            <w:r>
+              <w:rPr>
+                <w:rFonts w:ascii="SimSun" w:eastAsia="SimSun" w:hAnsi="SimSun"/>
+                <w:sz w:val="16"/>
+                <w:szCs w:val="16"/>
+              </w:rPr>
+              <w:t xml:space="preserve"/>
+            </w:r>
+          </w:p>
+        </w:tc>
+        <w:tc>
+          <w:tcPr>
+            <w:tcW w:w="2300" w:type="dxa"/>
+          </w:tcPr>
+          <w:p>
+            <w:pPr>
+              <w:spacing w:after="0" w:line="360" w:lineRule="auto"/>
+            </w:pPr>
+            <w:r>
+              <w:rPr>
+                <w:rFonts w:ascii="SimSun" w:eastAsia="SimSun" w:hAnsi="SimSun"/>
+                <w:sz w:val="16"/>
+                <w:szCs w:val="16"/>
+              </w:rPr>
+              <w:t xml:space="preserve"/>
+            </w:r>
+          </w:p>
+        </w:tc>
+        <w:tc>
+          <w:tcPr>
+            <w:tcW w:w="2100" w:type="dxa"/>
+          </w:tcPr>
+          <w:p>
+            <w:pPr>
+              <w:spacing w:after="0" w:line="360" w:lineRule="auto"/>
+            </w:pPr>
+            <w:r>
+              <w:rPr>
+                <w:rFonts w:ascii="SimSun" w:eastAsia="SimSun" w:hAnsi="SimSun"/>
+                <w:sz w:val="16"/>
+                <w:szCs w:val="16"/>
+              </w:rPr>
+              <w:t xml:space="preserve"/>
+            </w:r>
+          </w:p>
+        </w:tc>
+      </w:tr>
+      <w:tr>
+        <w:tc>
+          <w:tcPr>
+            <w:tcW w:w="1100" w:type="dxa"/>
+          </w:tcPr>
+          <w:p>
+            <w:pPr>
+              <w:spacing w:after="0" w:line="360" w:lineRule="auto"/>
+            </w:pPr>
+            <w:r>
+              <w:rPr>
+                <w:rFonts w:ascii="SimSun" w:eastAsia="SimSun" w:hAnsi="SimSun"/>
+                <w:sz w:val="16"/>
+                <w:szCs w:val="16"/>
+              </w:rPr>
+              <w:t>第 8 周</w:t>
+            </w:r>
+          </w:p>
+        </w:tc>
+        <w:tc>
+          <w:tcPr>
+            <w:tcW w:w="1500" w:type="dxa"/>
+          </w:tcPr>
+          <w:p>
+            <w:pPr>
+              <w:spacing w:after="0" w:line="360" w:lineRule="auto"/>
+            </w:pPr>
+            <w:r>
+              <w:rPr>
+                <w:rFonts w:ascii="SimSun" w:eastAsia="SimSun" w:hAnsi="SimSun"/>
+                <w:sz w:val="16"/>
+                <w:szCs w:val="16"/>
+              </w:rPr>
+              <w:t xml:space="preserve"/>
+            </w:r>
+          </w:p>
+        </w:tc>
+        <w:tc>
+          <w:tcPr>
+            <w:tcW w:w="1600" w:type="dxa"/>
+          </w:tcPr>
+          <w:p>
+            <w:pPr>
+              <w:spacing w:after="0" w:line="360" w:lineRule="auto"/>
+            </w:pPr>
+            <w:r>
+              <w:rPr>
+                <w:rFonts w:ascii="SimSun" w:eastAsia="SimSun" w:hAnsi="SimSun"/>
+                <w:sz w:val="16"/>
+                <w:szCs w:val="16"/>
+              </w:rPr>
+              <w:t xml:space="preserve"/>
+            </w:r>
+          </w:p>
+        </w:tc>
+        <w:tc>
+          <w:tcPr>
+            <w:tcW w:w="2300" w:type="dxa"/>
+          </w:tcPr>
+          <w:p>
+            <w:pPr>
+              <w:spacing w:after="0" w:line="360" w:lineRule="auto"/>
+            </w:pPr>
+            <w:r>
+              <w:rPr>
+                <w:rFonts w:ascii="SimSun" w:eastAsia="SimSun" w:hAnsi="SimSun"/>
+                <w:sz w:val="16"/>
+                <w:szCs w:val="16"/>
+              </w:rPr>
+              <w:t xml:space="preserve"/>
+            </w:r>
+          </w:p>
+        </w:tc>
+        <w:tc>
+          <w:tcPr>
+            <w:tcW w:w="1500" w:type="dxa"/>
+          </w:tcPr>
+          <w:p>
+            <w:pPr>
+              <w:spacing w:after="0" w:line="360" w:lineRule="auto"/>
+            </w:pPr>
+            <w:r>
+              <w:rPr>
+                <w:rFonts w:ascii="SimSun" w:eastAsia="SimSun" w:hAnsi="SimSun"/>
+                <w:sz w:val="16"/>
+                <w:szCs w:val="16"/>
+              </w:rPr>
+              <w:t xml:space="preserve"/>
+            </w:r>
+          </w:p>
+        </w:tc>
+        <w:tc>
+          <w:tcPr>
+            <w:tcW w:w="2300" w:type="dxa"/>
+          </w:tcPr>
+          <w:p>
+            <w:pPr>
+              <w:spacing w:after="0" w:line="360" w:lineRule="auto"/>
+            </w:pPr>
+            <w:r>
+              <w:rPr>
+                <w:rFonts w:ascii="SimSun" w:eastAsia="SimSun" w:hAnsi="SimSun"/>
+                <w:sz w:val="16"/>
+                <w:szCs w:val="16"/>
+              </w:rPr>
+              <w:t xml:space="preserve"/>
+            </w:r>
+          </w:p>
+        </w:tc>
+        <w:tc>
+          <w:tcPr>
+            <w:tcW w:w="2100" w:type="dxa"/>
+          </w:tcPr>
+          <w:p>
+            <w:pPr>
+              <w:spacing w:after="0" w:line="360" w:lineRule="auto"/>
+            </w:pPr>
+            <w:r>
+              <w:rPr>
+                <w:rFonts w:ascii="SimSun" w:eastAsia="SimSun" w:hAnsi="SimSun"/>
+                <w:sz w:val="16"/>
+                <w:szCs w:val="16"/>
+              </w:rPr>
+              <w:t xml:space="preserve"/>
+            </w:r>
+          </w:p>
+        </w:tc>
+      </w:tr>
+    </w:tbl>
+    <w:p>
+      <w:pPr>
+        <w:spacing w:after="120" w:line="360" w:lineRule="auto"/>
+      </w:pPr>
+      <w:r>
+        <w:rPr>
+          <w:rFonts w:ascii="SimSun" w:eastAsia="SimSun" w:hAnsi="SimSun"/>
+        </w:rPr>
+        <w:t xml:space="preserve"/>
+      </w:r>
+    </w:p>
+    <w:p>
+      <w:pPr>
+        <w:spacing w:after="160" w:line="360" w:lineRule="auto"/>
+      </w:pPr>
+      <w:r>
+        <w:rPr>
+          <w:rFonts w:ascii="SimSun" w:eastAsia="SimSun" w:hAnsi="SimSun"/>
+          <w:sz w:val="22"/>
+          <w:szCs w:val="22"/>
+        </w:rPr>
         <w:t>11 月底版本将在 MVP 基础上进一步完善平台工程能力和集团级调用能力，形成具备细粒度权限、复杂审批流程、能够支撑全国 31 省调用的平台版本。该版本重点提升平台的权限管控、流程治理、资源管理、接口开放、系统管理和规模化服务能力，为集团内各省公司和专业公司开展二次开发提供统一支撑。</w:t>
       </w:r>
     </w:p>
@@ -501,6 +7108,7 @@
           <w:insideH w:val="single" w:sz="4" w:space="0" w:color="auto"/>
           <w:insideV w:val="single" w:sz="4" w:space="0" w:color="auto"/>
         </w:tblBorders>
+        <w:tblLayout w:type="fixed"/>
       </w:tblPr>
       <w:tblGrid>
         <w:gridCol w:w="1800"/>
@@ -522,8 +7130,8 @@
               <w:rPr>
                 <w:rFonts w:ascii="SimSun" w:eastAsia="SimSun" w:hAnsi="SimSun"/>
                 <w:b/>
-                <w:sz w:val="20"/>
-                <w:szCs w:val="20"/>
+                <w:sz w:val="18"/>
+                <w:szCs w:val="18"/>
               </w:rPr>
               <w:t>阶段</w:t>
             </w:r>
@@ -542,8 +7150,8 @@
               <w:rPr>
                 <w:rFonts w:ascii="SimSun" w:eastAsia="SimSun" w:hAnsi="SimSun"/>
                 <w:b/>
-                <w:sz w:val="20"/>
-                <w:szCs w:val="20"/>
+                <w:sz w:val="18"/>
+                <w:szCs w:val="18"/>
               </w:rPr>
               <w:t>时间节点</w:t>
             </w:r>
@@ -562,8 +7170,8 @@
               <w:rPr>
                 <w:rFonts w:ascii="SimSun" w:eastAsia="SimSun" w:hAnsi="SimSun"/>
                 <w:b/>
-                <w:sz w:val="20"/>
-                <w:szCs w:val="20"/>
+                <w:sz w:val="18"/>
+                <w:szCs w:val="18"/>
               </w:rPr>
               <w:t>主要目标</w:t>
             </w:r>
@@ -582,8 +7190,8 @@
               <w:rPr>
                 <w:rFonts w:ascii="SimSun" w:eastAsia="SimSun" w:hAnsi="SimSun"/>
                 <w:b/>
-                <w:sz w:val="20"/>
-                <w:szCs w:val="20"/>
+                <w:sz w:val="18"/>
+                <w:szCs w:val="18"/>
               </w:rPr>
               <w:t>关键交付物</w:t>
             </w:r>
@@ -602,8 +7210,8 @@
             <w:r>
               <w:rPr>
                 <w:rFonts w:ascii="SimSun" w:eastAsia="SimSun" w:hAnsi="SimSun"/>
-                <w:sz w:val="20"/>
-                <w:szCs w:val="20"/>
+                <w:sz w:val="18"/>
+                <w:szCs w:val="18"/>
               </w:rPr>
               <w:t>MVP 版本</w:t>
             </w:r>
@@ -620,8 +7228,8 @@
             <w:r>
               <w:rPr>
                 <w:rFonts w:ascii="SimSun" w:eastAsia="SimSun" w:hAnsi="SimSun"/>
-                <w:sz w:val="20"/>
-                <w:szCs w:val="20"/>
+                <w:sz w:val="18"/>
+                <w:szCs w:val="18"/>
               </w:rPr>
               <w:t>8 月底</w:t>
             </w:r>
@@ -638,8 +7246,8 @@
             <w:r>
               <w:rPr>
                 <w:rFonts w:ascii="SimSun" w:eastAsia="SimSun" w:hAnsi="SimSun"/>
-                <w:sz w:val="20"/>
-                <w:szCs w:val="20"/>
+                <w:sz w:val="18"/>
+                <w:szCs w:val="18"/>
               </w:rPr>
               <w:t>完成基础平台和核心能力演示，支撑试点体验和初步开放</w:t>
             </w:r>
@@ -656,8 +7264,8 @@
             <w:r>
               <w:rPr>
                 <w:rFonts w:ascii="SimSun" w:eastAsia="SimSun" w:hAnsi="SimSun"/>
-                <w:sz w:val="20"/>
-                <w:szCs w:val="20"/>
+                <w:sz w:val="18"/>
+                <w:szCs w:val="18"/>
               </w:rPr>
               <w:t>平台首页、登录管理、本体建模、资源广场、智能问答</w:t>
             </w:r>
@@ -676,8 +7284,8 @@
             <w:r>
               <w:rPr>
                 <w:rFonts w:ascii="SimSun" w:eastAsia="SimSun" w:hAnsi="SimSun"/>
-                <w:sz w:val="20"/>
-                <w:szCs w:val="20"/>
+                <w:sz w:val="18"/>
+                <w:szCs w:val="18"/>
               </w:rPr>
               <w:t>全国推广支撑版本</w:t>
             </w:r>
@@ -694,8 +7302,8 @@
             <w:r>
               <w:rPr>
                 <w:rFonts w:ascii="SimSun" w:eastAsia="SimSun" w:hAnsi="SimSun"/>
-                <w:sz w:val="20"/>
-                <w:szCs w:val="20"/>
+                <w:sz w:val="18"/>
+                <w:szCs w:val="18"/>
               </w:rPr>
               <w:t>11 月底</w:t>
             </w:r>
@@ -712,8 +7320,8 @@
             <w:r>
               <w:rPr>
                 <w:rFonts w:ascii="SimSun" w:eastAsia="SimSun" w:hAnsi="SimSun"/>
-                <w:sz w:val="20"/>
-                <w:szCs w:val="20"/>
+                <w:sz w:val="18"/>
+                <w:szCs w:val="18"/>
               </w:rPr>
               <w:t>完善工程化能力和集团级调用能力，支撑全国 31 省使用</w:t>
             </w:r>
@@ -730,8 +7338,8 @@
             <w:r>
               <w:rPr>
                 <w:rFonts w:ascii="SimSun" w:eastAsia="SimSun" w:hAnsi="SimSun"/>
-                <w:sz w:val="20"/>
-                <w:szCs w:val="20"/>
+                <w:sz w:val="18"/>
+                <w:szCs w:val="18"/>
               </w:rPr>
               <w:t>细粒度权限、复杂审批流程、全国 31 省调用支撑、系统管理、接口管理、资源管理</w:t>
             </w:r>
@@ -750,8 +7358,8 @@
             <w:r>
               <w:rPr>
                 <w:rFonts w:ascii="SimSun" w:eastAsia="SimSun" w:hAnsi="SimSun"/>
-                <w:sz w:val="20"/>
-                <w:szCs w:val="20"/>
+                <w:sz w:val="18"/>
+                <w:szCs w:val="18"/>
               </w:rPr>
               <w:t>后续演进</w:t>
             </w:r>
@@ -768,8 +7376,8 @@
             <w:r>
               <w:rPr>
                 <w:rFonts w:ascii="SimSun" w:eastAsia="SimSun" w:hAnsi="SimSun"/>
-                <w:sz w:val="20"/>
-                <w:szCs w:val="20"/>
+                <w:sz w:val="18"/>
+                <w:szCs w:val="18"/>
               </w:rPr>
               <w:t>后续持续推进</w:t>
             </w:r>
@@ -786,8 +7394,8 @@
             <w:r>
               <w:rPr>
                 <w:rFonts w:ascii="SimSun" w:eastAsia="SimSun" w:hAnsi="SimSun"/>
-                <w:sz w:val="20"/>
-                <w:szCs w:val="20"/>
+                <w:sz w:val="18"/>
+                <w:szCs w:val="18"/>
               </w:rPr>
               <w:t>扩充业务场景，通过场景沉淀本体核心技术和可复用能力</w:t>
             </w:r>
@@ -804,8 +7412,8 @@
             <w:r>
               <w:rPr>
                 <w:rFonts w:ascii="SimSun" w:eastAsia="SimSun" w:hAnsi="SimSun"/>
-                <w:sz w:val="20"/>
-                <w:szCs w:val="20"/>
+                <w:sz w:val="18"/>
+                <w:szCs w:val="18"/>
               </w:rPr>
               <w:t>场景技能、场景智能体、场景本体模型、行业示范应用</w:t>
             </w:r>
@@ -821,7 +7429,7 @@
         <w:rPr>
           <w:rFonts w:ascii="SimSun" w:eastAsia="SimSun" w:hAnsi="SimSun"/>
         </w:rPr>
-        <w:t/>
+        <w:t xml:space="preserve"/>
       </w:r>
     </w:p>
     <w:p>
@@ -929,6 +7537,16 @@
       <w:rFonts w:ascii="SimSun" w:eastAsia="SimSun" w:hAnsi="SimSun"/>
     </w:rPr>
   </w:style>
+  <w:style w:type="paragraph" w:styleId="Heading3">
+    <w:name w:val="heading 3"/>
+    <w:basedOn w:val="Normal"/>
+    <w:next w:val="Normal"/>
+    <w:rPr>
+      <w:b/>
+      <w:sz w:val="24"/>
+      <w:rFonts w:ascii="SimSun" w:eastAsia="SimSun" w:hAnsi="SimSun"/>
+    </w:rPr>
+  </w:style>
   <w:style w:type="table" w:styleId="TableGrid">
     <w:name w:val="Table Grid"/>
     <w:tblPr>
